--- a/docs/PetMed_Sprint2DataDictionary.docx
+++ b/docs/PetMed_Sprint2DataDictionary.docx
@@ -7520,15 +7520,15 @@
         <w:spacing w:after="20"/>
       </w:pPr>
     </w:p>
-    <w:p xmlns:wp14="http://schemas.microsoft.com/office/word/2010/wordml" wp14:textId="77777777">
+    <w:p>
       <w:pPr>
         <w:pStyle w:val="Heading1"/>
       </w:pPr>
       <w:r>
-        <w:t>10. MEDICATION_RECORD</w:t>
+        <w:t>10. PET_MEDICATION</w:t>
       </w:r>
     </w:p>
-    <w:p xmlns:wp14="http://schemas.microsoft.com/office/word/2010/wordml" wp14:textId="77777777">
+    <w:p>
       <w:pPr>
         <w:spacing w:after="80"/>
       </w:pPr>
@@ -7539,7 +7539,7 @@
         <w:t xml:space="preserve">Description: </w:t>
       </w:r>
       <w:r>
-        <w:t>Stores medication details associated with a pet and optionally a treatment.</w:t>
+        <w:t>Stores medications a pet is taking, with dosage and schedule; optionally linked to a medication reference entry.</w:t>
       </w:r>
     </w:p>
     <w:tbl>
@@ -7549,31 +7549,30 @@
         <w:tblLook w:val="04A0" w:firstRow="1" w:lastRow="0" w:firstColumn="1" w:lastColumn="0" w:noHBand="0" w:noVBand="1"/>
       </w:tblPr>
       <w:tblGrid>
-        <w:gridCol w:w="2376"/>
-        <w:gridCol w:w="2376"/>
-        <w:gridCol w:w="2376"/>
-        <w:gridCol w:w="2376"/>
-        <w:gridCol w:w="2376"/>
-        <w:gridCol w:w="2376"/>
+        <w:gridCol w:w="1800"/>
+        <w:gridCol w:w="3816"/>
+        <w:gridCol w:w="1512"/>
+        <w:gridCol w:w="2232"/>
+        <w:gridCol w:w="936"/>
+        <w:gridCol w:w="3600"/>
       </w:tblGrid>
-      <w:tr xmlns:wp14="http://schemas.microsoft.com/office/word/2010/wordml" wp14:textId="77777777">
+      <w:tr>
         <w:tc>
           <w:tcPr>
             <w:tcW w:w="1800" w:type="dxa"/>
             <w:shd w:fill="D9E2F3"/>
           </w:tcPr>
-          <w:p wp14:textId="77777777">
-            <w:pPr>
-              <w:spacing w:before="0" w:after="0"/>
-            </w:pPr>
-            <w:r/>
+          <w:p>
+            <w:pPr>
+              <w:spacing w:before="0" w:after="0"/>
+            </w:pPr>
             <w:r>
               <w:rPr>
                 <w:rFonts w:ascii="Arial" w:hAnsi="Arial"/>
                 <w:b/>
                 <w:sz w:val="14"/>
               </w:rPr>
-              <w:t>Field Name</w:t>
+              <w:t xml:space="preserve">Field Name</w:t>
             </w:r>
           </w:p>
         </w:tc>
@@ -7582,18 +7581,17 @@
             <w:tcW w:w="3816" w:type="dxa"/>
             <w:shd w:fill="D9E2F3"/>
           </w:tcPr>
-          <w:p wp14:textId="77777777">
-            <w:pPr>
-              <w:spacing w:before="0" w:after="0"/>
-            </w:pPr>
-            <w:r/>
+          <w:p>
+            <w:pPr>
+              <w:spacing w:before="0" w:after="0"/>
+            </w:pPr>
             <w:r>
               <w:rPr>
                 <w:rFonts w:ascii="Arial" w:hAnsi="Arial"/>
                 <w:b/>
                 <w:sz w:val="14"/>
               </w:rPr>
-              <w:t>Description</w:t>
+              <w:t xml:space="preserve">Description</w:t>
             </w:r>
           </w:p>
         </w:tc>
@@ -7602,18 +7600,17 @@
             <w:tcW w:w="1512" w:type="dxa"/>
             <w:shd w:fill="D9E2F3"/>
           </w:tcPr>
-          <w:p wp14:textId="77777777">
-            <w:pPr>
-              <w:spacing w:before="0" w:after="0"/>
-            </w:pPr>
-            <w:r/>
+          <w:p>
+            <w:pPr>
+              <w:spacing w:before="0" w:after="0"/>
+            </w:pPr>
             <w:r>
               <w:rPr>
                 <w:rFonts w:ascii="Arial" w:hAnsi="Arial"/>
                 <w:b/>
                 <w:sz w:val="14"/>
               </w:rPr>
-              <w:t>Data Type</w:t>
+              <w:t xml:space="preserve">Data Type</w:t>
             </w:r>
           </w:p>
         </w:tc>
@@ -7622,18 +7619,17 @@
             <w:tcW w:w="2232" w:type="dxa"/>
             <w:shd w:fill="D9E2F3"/>
           </w:tcPr>
-          <w:p wp14:textId="77777777">
-            <w:pPr>
-              <w:spacing w:before="0" w:after="0"/>
-            </w:pPr>
-            <w:r/>
+          <w:p>
+            <w:pPr>
+              <w:spacing w:before="0" w:after="0"/>
+            </w:pPr>
             <w:r>
               <w:rPr>
                 <w:rFonts w:ascii="Arial" w:hAnsi="Arial"/>
                 <w:b/>
                 <w:sz w:val="14"/>
               </w:rPr>
-              <w:t>Key</w:t>
+              <w:t xml:space="preserve">Key</w:t>
             </w:r>
           </w:p>
         </w:tc>
@@ -7642,18 +7638,17 @@
             <w:tcW w:w="936" w:type="dxa"/>
             <w:shd w:fill="D9E2F3"/>
           </w:tcPr>
-          <w:p wp14:textId="77777777">
-            <w:pPr>
-              <w:spacing w:before="0" w:after="0"/>
-            </w:pPr>
-            <w:r/>
+          <w:p>
+            <w:pPr>
+              <w:spacing w:before="0" w:after="0"/>
+            </w:pPr>
             <w:r>
               <w:rPr>
                 <w:rFonts w:ascii="Arial" w:hAnsi="Arial"/>
                 <w:b/>
                 <w:sz w:val="14"/>
               </w:rPr>
-              <w:t>Required</w:t>
+              <w:t xml:space="preserve">Required</w:t>
             </w:r>
           </w:p>
         </w:tc>
@@ -7662,39 +7657,37 @@
             <w:tcW w:w="3600" w:type="dxa"/>
             <w:shd w:fill="D9E2F3"/>
           </w:tcPr>
-          <w:p wp14:textId="77777777">
-            <w:pPr>
-              <w:spacing w:before="0" w:after="0"/>
-            </w:pPr>
-            <w:r/>
+          <w:p>
+            <w:pPr>
+              <w:spacing w:before="0" w:after="0"/>
+            </w:pPr>
             <w:r>
               <w:rPr>
                 <w:rFonts w:ascii="Arial" w:hAnsi="Arial"/>
                 <w:b/>
                 <w:sz w:val="14"/>
               </w:rPr>
-              <w:t>Allowed Values / Constraints</w:t>
+              <w:t xml:space="preserve">Allowed Values / Constraints</w:t>
             </w:r>
           </w:p>
         </w:tc>
       </w:tr>
-      <w:tr xmlns:wp14="http://schemas.microsoft.com/office/word/2010/wordml" wp14:textId="77777777">
+      <w:tr>
         <w:tc>
           <w:tcPr>
             <w:tcW w:w="1800" w:type="dxa"/>
           </w:tcPr>
-          <w:p wp14:textId="77777777">
-            <w:pPr>
-              <w:spacing w:before="0" w:after="0"/>
-            </w:pPr>
-            <w:r/>
-            <w:r>
-              <w:rPr>
-                <w:rFonts w:ascii="Arial" w:hAnsi="Arial"/>
-                <w:b w:val="0"/>
-                <w:sz w:val="14"/>
-              </w:rPr>
-              <w:t>medication_id</w:t>
+          <w:p>
+            <w:pPr>
+              <w:spacing w:before="0" w:after="0"/>
+            </w:pPr>
+            <w:r>
+              <w:rPr>
+                <w:rFonts w:ascii="Arial" w:hAnsi="Arial"/>
+                <w:b w:val="0"/>
+                <w:sz w:val="14"/>
+              </w:rPr>
+              <w:t xml:space="preserve">pet_medication_id</w:t>
             </w:r>
           </w:p>
         </w:tc>
@@ -7702,18 +7695,17 @@
           <w:tcPr>
             <w:tcW w:w="3816" w:type="dxa"/>
           </w:tcPr>
-          <w:p wp14:textId="77777777">
-            <w:pPr>
-              <w:spacing w:before="0" w:after="0"/>
-            </w:pPr>
-            <w:r/>
-            <w:r>
-              <w:rPr>
-                <w:rFonts w:ascii="Arial" w:hAnsi="Arial"/>
-                <w:b w:val="0"/>
-                <w:sz w:val="14"/>
-              </w:rPr>
-              <w:t>Unique medication record identifier.</w:t>
+          <w:p>
+            <w:pPr>
+              <w:spacing w:before="0" w:after="0"/>
+            </w:pPr>
+            <w:r>
+              <w:rPr>
+                <w:rFonts w:ascii="Arial" w:hAnsi="Arial"/>
+                <w:b w:val="0"/>
+                <w:sz w:val="14"/>
+              </w:rPr>
+              <w:t xml:space="preserve">Unique pet medication record identifier.</w:t>
             </w:r>
           </w:p>
         </w:tc>
@@ -7721,18 +7713,17 @@
           <w:tcPr>
             <w:tcW w:w="1512" w:type="dxa"/>
           </w:tcPr>
-          <w:p wp14:textId="77777777">
-            <w:pPr>
-              <w:spacing w:before="0" w:after="0"/>
-            </w:pPr>
-            <w:r/>
-            <w:r>
-              <w:rPr>
-                <w:rFonts w:ascii="Arial" w:hAnsi="Arial"/>
-                <w:b w:val="0"/>
-                <w:sz w:val="14"/>
-              </w:rPr>
-              <w:t>INT UNSIGNED</w:t>
+          <w:p>
+            <w:pPr>
+              <w:spacing w:before="0" w:after="0"/>
+            </w:pPr>
+            <w:r>
+              <w:rPr>
+                <w:rFonts w:ascii="Arial" w:hAnsi="Arial"/>
+                <w:b w:val="0"/>
+                <w:sz w:val="14"/>
+              </w:rPr>
+              <w:t xml:space="preserve">INT UNSIGNED</w:t>
             </w:r>
           </w:p>
         </w:tc>
@@ -7740,18 +7731,17 @@
           <w:tcPr>
             <w:tcW w:w="2232" w:type="dxa"/>
           </w:tcPr>
-          <w:p wp14:textId="77777777">
-            <w:pPr>
-              <w:spacing w:before="0" w:after="0"/>
-            </w:pPr>
-            <w:r/>
-            <w:r>
-              <w:rPr>
-                <w:rFonts w:ascii="Arial" w:hAnsi="Arial"/>
-                <w:b w:val="0"/>
-                <w:sz w:val="14"/>
-              </w:rPr>
-              <w:t>PK</w:t>
+          <w:p>
+            <w:pPr>
+              <w:spacing w:before="0" w:after="0"/>
+            </w:pPr>
+            <w:r>
+              <w:rPr>
+                <w:rFonts w:ascii="Arial" w:hAnsi="Arial"/>
+                <w:b w:val="0"/>
+                <w:sz w:val="14"/>
+              </w:rPr>
+              <w:t xml:space="preserve">PK</w:t>
             </w:r>
           </w:p>
         </w:tc>
@@ -7759,18 +7749,17 @@
           <w:tcPr>
             <w:tcW w:w="936" w:type="dxa"/>
           </w:tcPr>
-          <w:p wp14:textId="77777777">
-            <w:pPr>
-              <w:spacing w:before="0" w:after="0"/>
-            </w:pPr>
-            <w:r/>
-            <w:r>
-              <w:rPr>
-                <w:rFonts w:ascii="Arial" w:hAnsi="Arial"/>
-                <w:b w:val="0"/>
-                <w:sz w:val="14"/>
-              </w:rPr>
-              <w:t>Yes</w:t>
+          <w:p>
+            <w:pPr>
+              <w:spacing w:before="0" w:after="0"/>
+            </w:pPr>
+            <w:r>
+              <w:rPr>
+                <w:rFonts w:ascii="Arial" w:hAnsi="Arial"/>
+                <w:b w:val="0"/>
+                <w:sz w:val="14"/>
+              </w:rPr>
+              <w:t xml:space="preserve">Yes</w:t>
             </w:r>
           </w:p>
         </w:tc>
@@ -7778,39 +7767,37 @@
           <w:tcPr>
             <w:tcW w:w="3600" w:type="dxa"/>
           </w:tcPr>
-          <w:p wp14:textId="77777777">
-            <w:pPr>
-              <w:spacing w:before="0" w:after="0"/>
-            </w:pPr>
-            <w:r/>
-            <w:r>
-              <w:rPr>
-                <w:rFonts w:ascii="Arial" w:hAnsi="Arial"/>
-                <w:b w:val="0"/>
-                <w:sz w:val="14"/>
-              </w:rPr>
-              <w:t>Auto-increment</w:t>
+          <w:p>
+            <w:pPr>
+              <w:spacing w:before="0" w:after="0"/>
+            </w:pPr>
+            <w:r>
+              <w:rPr>
+                <w:rFonts w:ascii="Arial" w:hAnsi="Arial"/>
+                <w:b w:val="0"/>
+                <w:sz w:val="14"/>
+              </w:rPr>
+              <w:t xml:space="preserve">Auto-increment</w:t>
             </w:r>
           </w:p>
         </w:tc>
       </w:tr>
-      <w:tr xmlns:wp14="http://schemas.microsoft.com/office/word/2010/wordml" wp14:textId="77777777">
+      <w:tr>
         <w:tc>
           <w:tcPr>
             <w:tcW w:w="1800" w:type="dxa"/>
           </w:tcPr>
-          <w:p wp14:textId="77777777">
-            <w:pPr>
-              <w:spacing w:before="0" w:after="0"/>
-            </w:pPr>
-            <w:r/>
-            <w:r>
-              <w:rPr>
-                <w:rFonts w:ascii="Arial" w:hAnsi="Arial"/>
-                <w:b w:val="0"/>
-                <w:sz w:val="14"/>
-              </w:rPr>
-              <w:t>pet_id</w:t>
+          <w:p>
+            <w:pPr>
+              <w:spacing w:before="0" w:after="0"/>
+            </w:pPr>
+            <w:r>
+              <w:rPr>
+                <w:rFonts w:ascii="Arial" w:hAnsi="Arial"/>
+                <w:b w:val="0"/>
+                <w:sz w:val="14"/>
+              </w:rPr>
+              <w:t xml:space="preserve">pet_id</w:t>
             </w:r>
           </w:p>
         </w:tc>
@@ -7818,18 +7805,17 @@
           <w:tcPr>
             <w:tcW w:w="3816" w:type="dxa"/>
           </w:tcPr>
-          <w:p wp14:textId="77777777">
-            <w:pPr>
-              <w:spacing w:before="0" w:after="0"/>
-            </w:pPr>
-            <w:r/>
-            <w:r>
-              <w:rPr>
-                <w:rFonts w:ascii="Arial" w:hAnsi="Arial"/>
-                <w:b w:val="0"/>
-                <w:sz w:val="14"/>
-              </w:rPr>
-              <w:t>Pet associated with the medication.</w:t>
+          <w:p>
+            <w:pPr>
+              <w:spacing w:before="0" w:after="0"/>
+            </w:pPr>
+            <w:r>
+              <w:rPr>
+                <w:rFonts w:ascii="Arial" w:hAnsi="Arial"/>
+                <w:b w:val="0"/>
+                <w:sz w:val="14"/>
+              </w:rPr>
+              <w:t xml:space="preserve">Pet taking the medication.</w:t>
             </w:r>
           </w:p>
         </w:tc>
@@ -7837,18 +7823,17 @@
           <w:tcPr>
             <w:tcW w:w="1512" w:type="dxa"/>
           </w:tcPr>
-          <w:p wp14:textId="77777777">
-            <w:pPr>
-              <w:spacing w:before="0" w:after="0"/>
-            </w:pPr>
-            <w:r/>
-            <w:r>
-              <w:rPr>
-                <w:rFonts w:ascii="Arial" w:hAnsi="Arial"/>
-                <w:b w:val="0"/>
-                <w:sz w:val="14"/>
-              </w:rPr>
-              <w:t>INT UNSIGNED</w:t>
+          <w:p>
+            <w:pPr>
+              <w:spacing w:before="0" w:after="0"/>
+            </w:pPr>
+            <w:r>
+              <w:rPr>
+                <w:rFonts w:ascii="Arial" w:hAnsi="Arial"/>
+                <w:b w:val="0"/>
+                <w:sz w:val="14"/>
+              </w:rPr>
+              <w:t xml:space="preserve">INT UNSIGNED</w:t>
             </w:r>
           </w:p>
         </w:tc>
@@ -7856,18 +7841,17 @@
           <w:tcPr>
             <w:tcW w:w="2232" w:type="dxa"/>
           </w:tcPr>
-          <w:p wp14:textId="77777777">
-            <w:pPr>
-              <w:spacing w:before="0" w:after="0"/>
-            </w:pPr>
-            <w:r/>
-            <w:r>
-              <w:rPr>
-                <w:rFonts w:ascii="Arial" w:hAnsi="Arial"/>
-                <w:b w:val="0"/>
-                <w:sz w:val="14"/>
-              </w:rPr>
-              <w:t>FK → PET.pet_id</w:t>
+          <w:p>
+            <w:pPr>
+              <w:spacing w:before="0" w:after="0"/>
+            </w:pPr>
+            <w:r>
+              <w:rPr>
+                <w:rFonts w:ascii="Arial" w:hAnsi="Arial"/>
+                <w:b w:val="0"/>
+                <w:sz w:val="14"/>
+              </w:rPr>
+              <w:t xml:space="preserve">FK → PET.pet_id</w:t>
             </w:r>
           </w:p>
         </w:tc>
@@ -7875,18 +7859,17 @@
           <w:tcPr>
             <w:tcW w:w="936" w:type="dxa"/>
           </w:tcPr>
-          <w:p wp14:textId="77777777">
-            <w:pPr>
-              <w:spacing w:before="0" w:after="0"/>
-            </w:pPr>
-            <w:r/>
-            <w:r>
-              <w:rPr>
-                <w:rFonts w:ascii="Arial" w:hAnsi="Arial"/>
-                <w:b w:val="0"/>
-                <w:sz w:val="14"/>
-              </w:rPr>
-              <w:t>Yes</w:t>
+          <w:p>
+            <w:pPr>
+              <w:spacing w:before="0" w:after="0"/>
+            </w:pPr>
+            <w:r>
+              <w:rPr>
+                <w:rFonts w:ascii="Arial" w:hAnsi="Arial"/>
+                <w:b w:val="0"/>
+                <w:sz w:val="14"/>
+              </w:rPr>
+              <w:t xml:space="preserve">Yes</w:t>
             </w:r>
           </w:p>
         </w:tc>
@@ -7894,39 +7877,37 @@
           <w:tcPr>
             <w:tcW w:w="3600" w:type="dxa"/>
           </w:tcPr>
-          <w:p wp14:textId="77777777">
-            <w:pPr>
-              <w:spacing w:before="0" w:after="0"/>
-            </w:pPr>
-            <w:r/>
-            <w:r>
-              <w:rPr>
-                <w:rFonts w:ascii="Arial" w:hAnsi="Arial"/>
-                <w:b w:val="0"/>
-                <w:sz w:val="14"/>
-              </w:rPr>
-              <w:t>Existing pet</w:t>
+          <w:p>
+            <w:pPr>
+              <w:spacing w:before="0" w:after="0"/>
+            </w:pPr>
+            <w:r>
+              <w:rPr>
+                <w:rFonts w:ascii="Arial" w:hAnsi="Arial"/>
+                <w:b w:val="0"/>
+                <w:sz w:val="14"/>
+              </w:rPr>
+              <w:t xml:space="preserve">Existing pet</w:t>
             </w:r>
           </w:p>
         </w:tc>
       </w:tr>
-      <w:tr xmlns:wp14="http://schemas.microsoft.com/office/word/2010/wordml" wp14:textId="77777777">
+      <w:tr>
         <w:tc>
           <w:tcPr>
             <w:tcW w:w="1800" w:type="dxa"/>
           </w:tcPr>
-          <w:p wp14:textId="77777777">
-            <w:pPr>
-              <w:spacing w:before="0" w:after="0"/>
-            </w:pPr>
-            <w:r/>
-            <w:r>
-              <w:rPr>
-                <w:rFonts w:ascii="Arial" w:hAnsi="Arial"/>
-                <w:b w:val="0"/>
-                <w:sz w:val="14"/>
-              </w:rPr>
-              <w:t>treatment_id</w:t>
+          <w:p>
+            <w:pPr>
+              <w:spacing w:before="0" w:after="0"/>
+            </w:pPr>
+            <w:r>
+              <w:rPr>
+                <w:rFonts w:ascii="Arial" w:hAnsi="Arial"/>
+                <w:b w:val="0"/>
+                <w:sz w:val="14"/>
+              </w:rPr>
+              <w:t xml:space="preserve">medication_ref_id</w:t>
             </w:r>
           </w:p>
         </w:tc>
@@ -7934,18 +7915,17 @@
           <w:tcPr>
             <w:tcW w:w="3816" w:type="dxa"/>
           </w:tcPr>
-          <w:p wp14:textId="77777777">
-            <w:pPr>
-              <w:spacing w:before="0" w:after="0"/>
-            </w:pPr>
-            <w:r/>
-            <w:r>
-              <w:rPr>
-                <w:rFonts w:ascii="Arial" w:hAnsi="Arial"/>
-                <w:b w:val="0"/>
-                <w:sz w:val="14"/>
-              </w:rPr>
-              <w:t>Related treatment, when applicable.</w:t>
+          <w:p>
+            <w:pPr>
+              <w:spacing w:before="0" w:after="0"/>
+            </w:pPr>
+            <w:r>
+              <w:rPr>
+                <w:rFonts w:ascii="Arial" w:hAnsi="Arial"/>
+                <w:b w:val="0"/>
+                <w:sz w:val="14"/>
+              </w:rPr>
+              <w:t xml:space="preserve">Related medication reference entry, when one exists.</w:t>
             </w:r>
           </w:p>
         </w:tc>
@@ -7953,18 +7933,17 @@
           <w:tcPr>
             <w:tcW w:w="1512" w:type="dxa"/>
           </w:tcPr>
-          <w:p wp14:textId="77777777">
-            <w:pPr>
-              <w:spacing w:before="0" w:after="0"/>
-            </w:pPr>
-            <w:r/>
-            <w:r>
-              <w:rPr>
-                <w:rFonts w:ascii="Arial" w:hAnsi="Arial"/>
-                <w:b w:val="0"/>
-                <w:sz w:val="14"/>
-              </w:rPr>
-              <w:t>INT UNSIGNED</w:t>
+          <w:p>
+            <w:pPr>
+              <w:spacing w:before="0" w:after="0"/>
+            </w:pPr>
+            <w:r>
+              <w:rPr>
+                <w:rFonts w:ascii="Arial" w:hAnsi="Arial"/>
+                <w:b w:val="0"/>
+                <w:sz w:val="14"/>
+              </w:rPr>
+              <w:t xml:space="preserve">INT UNSIGNED</w:t>
             </w:r>
           </w:p>
         </w:tc>
@@ -7972,18 +7951,17 @@
           <w:tcPr>
             <w:tcW w:w="2232" w:type="dxa"/>
           </w:tcPr>
-          <w:p wp14:textId="77777777">
-            <w:pPr>
-              <w:spacing w:before="0" w:after="0"/>
-            </w:pPr>
-            <w:r/>
-            <w:r>
-              <w:rPr>
-                <w:rFonts w:ascii="Arial" w:hAnsi="Arial"/>
-                <w:b w:val="0"/>
-                <w:sz w:val="14"/>
-              </w:rPr>
-              <w:t>FK → TREATMENT.treatment_id</w:t>
+          <w:p>
+            <w:pPr>
+              <w:spacing w:before="0" w:after="0"/>
+            </w:pPr>
+            <w:r>
+              <w:rPr>
+                <w:rFonts w:ascii="Arial" w:hAnsi="Arial"/>
+                <w:b w:val="0"/>
+                <w:sz w:val="14"/>
+              </w:rPr>
+              <w:t xml:space="preserve">FK → MEDICATION_REFERENCE.reference_id</w:t>
             </w:r>
           </w:p>
         </w:tc>
@@ -7991,18 +7969,17 @@
           <w:tcPr>
             <w:tcW w:w="936" w:type="dxa"/>
           </w:tcPr>
-          <w:p wp14:textId="77777777">
-            <w:pPr>
-              <w:spacing w:before="0" w:after="0"/>
-            </w:pPr>
-            <w:r/>
-            <w:r>
-              <w:rPr>
-                <w:rFonts w:ascii="Arial" w:hAnsi="Arial"/>
-                <w:b w:val="0"/>
-                <w:sz w:val="14"/>
-              </w:rPr>
-              <w:t>No</w:t>
+          <w:p>
+            <w:pPr>
+              <w:spacing w:before="0" w:after="0"/>
+            </w:pPr>
+            <w:r>
+              <w:rPr>
+                <w:rFonts w:ascii="Arial" w:hAnsi="Arial"/>
+                <w:b w:val="0"/>
+                <w:sz w:val="14"/>
+              </w:rPr>
+              <w:t xml:space="preserve">No</w:t>
             </w:r>
           </w:p>
         </w:tc>
@@ -8010,39 +7987,37 @@
           <w:tcPr>
             <w:tcW w:w="3600" w:type="dxa"/>
           </w:tcPr>
-          <w:p wp14:textId="77777777">
-            <w:pPr>
-              <w:spacing w:before="0" w:after="0"/>
-            </w:pPr>
-            <w:r/>
-            <w:r>
-              <w:rPr>
-                <w:rFonts w:ascii="Arial" w:hAnsi="Arial"/>
-                <w:b w:val="0"/>
-                <w:sz w:val="14"/>
-              </w:rPr>
-              <w:t>Existing treatment or null</w:t>
+          <w:p>
+            <w:pPr>
+              <w:spacing w:before="0" w:after="0"/>
+            </w:pPr>
+            <w:r>
+              <w:rPr>
+                <w:rFonts w:ascii="Arial" w:hAnsi="Arial"/>
+                <w:b w:val="0"/>
+                <w:sz w:val="14"/>
+              </w:rPr>
+              <w:t xml:space="preserve">Existing reference entry or null</w:t>
             </w:r>
           </w:p>
         </w:tc>
       </w:tr>
-      <w:tr xmlns:wp14="http://schemas.microsoft.com/office/word/2010/wordml" wp14:textId="77777777">
+      <w:tr>
         <w:tc>
           <w:tcPr>
             <w:tcW w:w="1800" w:type="dxa"/>
           </w:tcPr>
-          <w:p wp14:textId="77777777">
-            <w:pPr>
-              <w:spacing w:before="0" w:after="0"/>
-            </w:pPr>
-            <w:r/>
-            <w:r>
-              <w:rPr>
-                <w:rFonts w:ascii="Arial" w:hAnsi="Arial"/>
-                <w:b w:val="0"/>
-                <w:sz w:val="14"/>
-              </w:rPr>
-              <w:t>medication_name</w:t>
+          <w:p>
+            <w:pPr>
+              <w:spacing w:before="0" w:after="0"/>
+            </w:pPr>
+            <w:r>
+              <w:rPr>
+                <w:rFonts w:ascii="Arial" w:hAnsi="Arial"/>
+                <w:b w:val="0"/>
+                <w:sz w:val="14"/>
+              </w:rPr>
+              <w:t xml:space="preserve">name</w:t>
             </w:r>
           </w:p>
         </w:tc>
@@ -8050,18 +8025,17 @@
           <w:tcPr>
             <w:tcW w:w="3816" w:type="dxa"/>
           </w:tcPr>
-          <w:p wp14:textId="77777777">
-            <w:pPr>
-              <w:spacing w:before="0" w:after="0"/>
-            </w:pPr>
-            <w:r/>
-            <w:r>
-              <w:rPr>
-                <w:rFonts w:ascii="Arial" w:hAnsi="Arial"/>
-                <w:b w:val="0"/>
-                <w:sz w:val="14"/>
-              </w:rPr>
-              <w:t>Medication name.</w:t>
+          <w:p>
+            <w:pPr>
+              <w:spacing w:before="0" w:after="0"/>
+            </w:pPr>
+            <w:r>
+              <w:rPr>
+                <w:rFonts w:ascii="Arial" w:hAnsi="Arial"/>
+                <w:b w:val="0"/>
+                <w:sz w:val="14"/>
+              </w:rPr>
+              <w:t xml:space="preserve">Medication name as entered by the owner.</w:t>
             </w:r>
           </w:p>
         </w:tc>
@@ -8069,18 +8043,17 @@
           <w:tcPr>
             <w:tcW w:w="1512" w:type="dxa"/>
           </w:tcPr>
-          <w:p wp14:textId="77777777">
-            <w:pPr>
-              <w:spacing w:before="0" w:after="0"/>
-            </w:pPr>
-            <w:r/>
-            <w:r>
-              <w:rPr>
-                <w:rFonts w:ascii="Arial" w:hAnsi="Arial"/>
-                <w:b w:val="0"/>
-                <w:sz w:val="14"/>
-              </w:rPr>
-              <w:t>VARCHAR(150)</w:t>
+          <w:p>
+            <w:pPr>
+              <w:spacing w:before="0" w:after="0"/>
+            </w:pPr>
+            <w:r>
+              <w:rPr>
+                <w:rFonts w:ascii="Arial" w:hAnsi="Arial"/>
+                <w:b w:val="0"/>
+                <w:sz w:val="14"/>
+              </w:rPr>
+              <w:t xml:space="preserve">VARCHAR(150)</w:t>
             </w:r>
           </w:p>
         </w:tc>
@@ -8088,18 +8061,17 @@
           <w:tcPr>
             <w:tcW w:w="2232" w:type="dxa"/>
           </w:tcPr>
-          <w:p wp14:textId="77777777">
-            <w:pPr>
-              <w:spacing w:before="0" w:after="0"/>
-            </w:pPr>
-            <w:r/>
-            <w:r>
-              <w:rPr>
-                <w:rFonts w:ascii="Arial" w:hAnsi="Arial"/>
-                <w:b w:val="0"/>
-                <w:sz w:val="14"/>
-              </w:rPr>
-              <w:t>None</w:t>
+          <w:p>
+            <w:pPr>
+              <w:spacing w:before="0" w:after="0"/>
+            </w:pPr>
+            <w:r>
+              <w:rPr>
+                <w:rFonts w:ascii="Arial" w:hAnsi="Arial"/>
+                <w:b w:val="0"/>
+                <w:sz w:val="14"/>
+              </w:rPr>
+              <w:t xml:space="preserve">None</w:t>
             </w:r>
           </w:p>
         </w:tc>
@@ -8107,18 +8079,17 @@
           <w:tcPr>
             <w:tcW w:w="936" w:type="dxa"/>
           </w:tcPr>
-          <w:p wp14:textId="77777777">
-            <w:pPr>
-              <w:spacing w:before="0" w:after="0"/>
-            </w:pPr>
-            <w:r/>
-            <w:r>
-              <w:rPr>
-                <w:rFonts w:ascii="Arial" w:hAnsi="Arial"/>
-                <w:b w:val="0"/>
-                <w:sz w:val="14"/>
-              </w:rPr>
-              <w:t>Yes</w:t>
+          <w:p>
+            <w:pPr>
+              <w:spacing w:before="0" w:after="0"/>
+            </w:pPr>
+            <w:r>
+              <w:rPr>
+                <w:rFonts w:ascii="Arial" w:hAnsi="Arial"/>
+                <w:b w:val="0"/>
+                <w:sz w:val="14"/>
+              </w:rPr>
+              <w:t xml:space="preserve">Yes</w:t>
             </w:r>
           </w:p>
         </w:tc>
@@ -8126,39 +8097,37 @@
           <w:tcPr>
             <w:tcW w:w="3600" w:type="dxa"/>
           </w:tcPr>
-          <w:p wp14:textId="77777777">
-            <w:pPr>
-              <w:spacing w:before="0" w:after="0"/>
-            </w:pPr>
-            <w:r/>
-            <w:r>
-              <w:rPr>
-                <w:rFonts w:ascii="Arial" w:hAnsi="Arial"/>
-                <w:b w:val="0"/>
-                <w:sz w:val="14"/>
-              </w:rPr>
-              <w:t>Non-empty text</w:t>
+          <w:p>
+            <w:pPr>
+              <w:spacing w:before="0" w:after="0"/>
+            </w:pPr>
+            <w:r>
+              <w:rPr>
+                <w:rFonts w:ascii="Arial" w:hAnsi="Arial"/>
+                <w:b w:val="0"/>
+                <w:sz w:val="14"/>
+              </w:rPr>
+              <w:t xml:space="preserve">Non-empty text</w:t>
             </w:r>
           </w:p>
         </w:tc>
       </w:tr>
-      <w:tr xmlns:wp14="http://schemas.microsoft.com/office/word/2010/wordml" wp14:textId="77777777">
+      <w:tr>
         <w:tc>
           <w:tcPr>
             <w:tcW w:w="1800" w:type="dxa"/>
           </w:tcPr>
-          <w:p wp14:textId="77777777">
-            <w:pPr>
-              <w:spacing w:before="0" w:after="0"/>
-            </w:pPr>
-            <w:r/>
-            <w:r>
-              <w:rPr>
-                <w:rFonts w:ascii="Arial" w:hAnsi="Arial"/>
-                <w:b w:val="0"/>
-                <w:sz w:val="14"/>
-              </w:rPr>
-              <w:t>dose</w:t>
+          <w:p>
+            <w:pPr>
+              <w:spacing w:before="0" w:after="0"/>
+            </w:pPr>
+            <w:r>
+              <w:rPr>
+                <w:rFonts w:ascii="Arial" w:hAnsi="Arial"/>
+                <w:b w:val="0"/>
+                <w:sz w:val="14"/>
+              </w:rPr>
+              <w:t xml:space="preserve">dosage</w:t>
             </w:r>
           </w:p>
         </w:tc>
@@ -8166,18 +8135,17 @@
           <w:tcPr>
             <w:tcW w:w="3816" w:type="dxa"/>
           </w:tcPr>
-          <w:p wp14:textId="77777777">
-            <w:pPr>
-              <w:spacing w:before="0" w:after="0"/>
-            </w:pPr>
-            <w:r/>
-            <w:r>
-              <w:rPr>
-                <w:rFonts w:ascii="Arial" w:hAnsi="Arial"/>
-                <w:b w:val="0"/>
-                <w:sz w:val="14"/>
-              </w:rPr>
-              <w:t>Dose amount and/or unit as entered.</w:t>
+          <w:p>
+            <w:pPr>
+              <w:spacing w:before="0" w:after="0"/>
+            </w:pPr>
+            <w:r>
+              <w:rPr>
+                <w:rFonts w:ascii="Arial" w:hAnsi="Arial"/>
+                <w:b w:val="0"/>
+                <w:sz w:val="14"/>
+              </w:rPr>
+              <w:t xml:space="preserve">Dose amount and unit.</w:t>
             </w:r>
           </w:p>
         </w:tc>
@@ -8185,18 +8153,17 @@
           <w:tcPr>
             <w:tcW w:w="1512" w:type="dxa"/>
           </w:tcPr>
-          <w:p wp14:textId="77777777">
-            <w:pPr>
-              <w:spacing w:before="0" w:after="0"/>
-            </w:pPr>
-            <w:r/>
-            <w:r>
-              <w:rPr>
-                <w:rFonts w:ascii="Arial" w:hAnsi="Arial"/>
-                <w:b w:val="0"/>
-                <w:sz w:val="14"/>
-              </w:rPr>
-              <w:t>VARCHAR(100)</w:t>
+          <w:p>
+            <w:pPr>
+              <w:spacing w:before="0" w:after="0"/>
+            </w:pPr>
+            <w:r>
+              <w:rPr>
+                <w:rFonts w:ascii="Arial" w:hAnsi="Arial"/>
+                <w:b w:val="0"/>
+                <w:sz w:val="14"/>
+              </w:rPr>
+              <w:t xml:space="preserve">VARCHAR(100)</w:t>
             </w:r>
           </w:p>
         </w:tc>
@@ -8204,18 +8171,17 @@
           <w:tcPr>
             <w:tcW w:w="2232" w:type="dxa"/>
           </w:tcPr>
-          <w:p wp14:textId="77777777">
-            <w:pPr>
-              <w:spacing w:before="0" w:after="0"/>
-            </w:pPr>
-            <w:r/>
-            <w:r>
-              <w:rPr>
-                <w:rFonts w:ascii="Arial" w:hAnsi="Arial"/>
-                <w:b w:val="0"/>
-                <w:sz w:val="14"/>
-              </w:rPr>
-              <w:t>None</w:t>
+          <w:p>
+            <w:pPr>
+              <w:spacing w:before="0" w:after="0"/>
+            </w:pPr>
+            <w:r>
+              <w:rPr>
+                <w:rFonts w:ascii="Arial" w:hAnsi="Arial"/>
+                <w:b w:val="0"/>
+                <w:sz w:val="14"/>
+              </w:rPr>
+              <w:t xml:space="preserve">None</w:t>
             </w:r>
           </w:p>
         </w:tc>
@@ -8223,18 +8189,17 @@
           <w:tcPr>
             <w:tcW w:w="936" w:type="dxa"/>
           </w:tcPr>
-          <w:p wp14:textId="77777777">
-            <w:pPr>
-              <w:spacing w:before="0" w:after="0"/>
-            </w:pPr>
-            <w:r/>
-            <w:r>
-              <w:rPr>
-                <w:rFonts w:ascii="Arial" w:hAnsi="Arial"/>
-                <w:b w:val="0"/>
-                <w:sz w:val="14"/>
-              </w:rPr>
-              <w:t>No</w:t>
+          <w:p>
+            <w:pPr>
+              <w:spacing w:before="0" w:after="0"/>
+            </w:pPr>
+            <w:r>
+              <w:rPr>
+                <w:rFonts w:ascii="Arial" w:hAnsi="Arial"/>
+                <w:b w:val="0"/>
+                <w:sz w:val="14"/>
+              </w:rPr>
+              <w:t xml:space="preserve">Yes</w:t>
             </w:r>
           </w:p>
         </w:tc>
@@ -8242,39 +8207,37 @@
           <w:tcPr>
             <w:tcW w:w="3600" w:type="dxa"/>
           </w:tcPr>
-          <w:p wp14:textId="77777777">
-            <w:pPr>
-              <w:spacing w:before="0" w:after="0"/>
-            </w:pPr>
-            <w:r/>
-            <w:r>
-              <w:rPr>
-                <w:rFonts w:ascii="Arial" w:hAnsi="Arial"/>
-                <w:b w:val="0"/>
-                <w:sz w:val="14"/>
-              </w:rPr>
-              <w:t>Text; standardize units if possible</w:t>
+          <w:p>
+            <w:pPr>
+              <w:spacing w:before="0" w:after="0"/>
+            </w:pPr>
+            <w:r>
+              <w:rPr>
+                <w:rFonts w:ascii="Arial" w:hAnsi="Arial"/>
+                <w:b w:val="0"/>
+                <w:sz w:val="14"/>
+              </w:rPr>
+              <w:t xml:space="preserve">Text; e.g. 10 mg</w:t>
             </w:r>
           </w:p>
         </w:tc>
       </w:tr>
-      <w:tr xmlns:wp14="http://schemas.microsoft.com/office/word/2010/wordml" wp14:textId="77777777">
+      <w:tr>
         <w:tc>
           <w:tcPr>
             <w:tcW w:w="1800" w:type="dxa"/>
           </w:tcPr>
-          <w:p wp14:textId="77777777">
-            <w:pPr>
-              <w:spacing w:before="0" w:after="0"/>
-            </w:pPr>
-            <w:r/>
-            <w:r>
-              <w:rPr>
-                <w:rFonts w:ascii="Arial" w:hAnsi="Arial"/>
-                <w:b w:val="0"/>
-                <w:sz w:val="14"/>
-              </w:rPr>
-              <w:t>frequency</w:t>
+          <w:p>
+            <w:pPr>
+              <w:spacing w:before="0" w:after="0"/>
+            </w:pPr>
+            <w:r>
+              <w:rPr>
+                <w:rFonts w:ascii="Arial" w:hAnsi="Arial"/>
+                <w:b w:val="0"/>
+                <w:sz w:val="14"/>
+              </w:rPr>
+              <w:t xml:space="preserve">frequency</w:t>
             </w:r>
           </w:p>
         </w:tc>
@@ -8282,18 +8245,17 @@
           <w:tcPr>
             <w:tcW w:w="3816" w:type="dxa"/>
           </w:tcPr>
-          <w:p wp14:textId="77777777">
-            <w:pPr>
-              <w:spacing w:before="0" w:after="0"/>
-            </w:pPr>
-            <w:r/>
-            <w:r>
-              <w:rPr>
-                <w:rFonts w:ascii="Arial" w:hAnsi="Arial"/>
-                <w:b w:val="0"/>
-                <w:sz w:val="14"/>
-              </w:rPr>
-              <w:t>How often medication is given.</w:t>
+          <w:p>
+            <w:pPr>
+              <w:spacing w:before="0" w:after="0"/>
+            </w:pPr>
+            <w:r>
+              <w:rPr>
+                <w:rFonts w:ascii="Arial" w:hAnsi="Arial"/>
+                <w:b w:val="0"/>
+                <w:sz w:val="14"/>
+              </w:rPr>
+              <w:t xml:space="preserve">How often the medication is given.</w:t>
             </w:r>
           </w:p>
         </w:tc>
@@ -8301,18 +8263,17 @@
           <w:tcPr>
             <w:tcW w:w="1512" w:type="dxa"/>
           </w:tcPr>
-          <w:p wp14:textId="77777777">
-            <w:pPr>
-              <w:spacing w:before="0" w:after="0"/>
-            </w:pPr>
-            <w:r/>
-            <w:r>
-              <w:rPr>
-                <w:rFonts w:ascii="Arial" w:hAnsi="Arial"/>
-                <w:b w:val="0"/>
-                <w:sz w:val="14"/>
-              </w:rPr>
-              <w:t>VARCHAR(100)</w:t>
+          <w:p>
+            <w:pPr>
+              <w:spacing w:before="0" w:after="0"/>
+            </w:pPr>
+            <w:r>
+              <w:rPr>
+                <w:rFonts w:ascii="Arial" w:hAnsi="Arial"/>
+                <w:b w:val="0"/>
+                <w:sz w:val="14"/>
+              </w:rPr>
+              <w:t xml:space="preserve">VARCHAR(100)</w:t>
             </w:r>
           </w:p>
         </w:tc>
@@ -8320,18 +8281,17 @@
           <w:tcPr>
             <w:tcW w:w="2232" w:type="dxa"/>
           </w:tcPr>
-          <w:p wp14:textId="77777777">
-            <w:pPr>
-              <w:spacing w:before="0" w:after="0"/>
-            </w:pPr>
-            <w:r/>
-            <w:r>
-              <w:rPr>
-                <w:rFonts w:ascii="Arial" w:hAnsi="Arial"/>
-                <w:b w:val="0"/>
-                <w:sz w:val="14"/>
-              </w:rPr>
-              <w:t>None</w:t>
+          <w:p>
+            <w:pPr>
+              <w:spacing w:before="0" w:after="0"/>
+            </w:pPr>
+            <w:r>
+              <w:rPr>
+                <w:rFonts w:ascii="Arial" w:hAnsi="Arial"/>
+                <w:b w:val="0"/>
+                <w:sz w:val="14"/>
+              </w:rPr>
+              <w:t xml:space="preserve">None</w:t>
             </w:r>
           </w:p>
         </w:tc>
@@ -8339,18 +8299,17 @@
           <w:tcPr>
             <w:tcW w:w="936" w:type="dxa"/>
           </w:tcPr>
-          <w:p wp14:textId="77777777">
-            <w:pPr>
-              <w:spacing w:before="0" w:after="0"/>
-            </w:pPr>
-            <w:r/>
-            <w:r>
-              <w:rPr>
-                <w:rFonts w:ascii="Arial" w:hAnsi="Arial"/>
-                <w:b w:val="0"/>
-                <w:sz w:val="14"/>
-              </w:rPr>
-              <w:t>No</w:t>
+          <w:p>
+            <w:pPr>
+              <w:spacing w:before="0" w:after="0"/>
+            </w:pPr>
+            <w:r>
+              <w:rPr>
+                <w:rFonts w:ascii="Arial" w:hAnsi="Arial"/>
+                <w:b w:val="0"/>
+                <w:sz w:val="14"/>
+              </w:rPr>
+              <w:t xml:space="preserve">Yes</w:t>
             </w:r>
           </w:p>
         </w:tc>
@@ -8358,39 +8317,37 @@
           <w:tcPr>
             <w:tcW w:w="3600" w:type="dxa"/>
           </w:tcPr>
-          <w:p wp14:textId="77777777">
-            <w:pPr>
-              <w:spacing w:before="0" w:after="0"/>
-            </w:pPr>
-            <w:r/>
-            <w:r>
-              <w:rPr>
-                <w:rFonts w:ascii="Arial" w:hAnsi="Arial"/>
-                <w:b w:val="0"/>
-                <w:sz w:val="14"/>
-              </w:rPr>
-              <w:t>Text or controlled schedule</w:t>
+          <w:p>
+            <w:pPr>
+              <w:spacing w:before="0" w:after="0"/>
+            </w:pPr>
+            <w:r>
+              <w:rPr>
+                <w:rFonts w:ascii="Arial" w:hAnsi="Arial"/>
+                <w:b w:val="0"/>
+                <w:sz w:val="14"/>
+              </w:rPr>
+              <w:t xml:space="preserve">Text or controlled schedule; e.g. twice daily</w:t>
             </w:r>
           </w:p>
         </w:tc>
       </w:tr>
-      <w:tr xmlns:wp14="http://schemas.microsoft.com/office/word/2010/wordml" wp14:textId="77777777">
+      <w:tr>
         <w:tc>
           <w:tcPr>
             <w:tcW w:w="1800" w:type="dxa"/>
           </w:tcPr>
-          <w:p wp14:textId="77777777">
-            <w:pPr>
-              <w:spacing w:before="0" w:after="0"/>
-            </w:pPr>
-            <w:r/>
-            <w:r>
-              <w:rPr>
-                <w:rFonts w:ascii="Arial" w:hAnsi="Arial"/>
-                <w:b w:val="0"/>
-                <w:sz w:val="14"/>
-              </w:rPr>
-              <w:t>start_date</w:t>
+          <w:p>
+            <w:pPr>
+              <w:spacing w:before="0" w:after="0"/>
+            </w:pPr>
+            <w:r>
+              <w:rPr>
+                <w:rFonts w:ascii="Arial" w:hAnsi="Arial"/>
+                <w:b w:val="0"/>
+                <w:sz w:val="14"/>
+              </w:rPr>
+              <w:t xml:space="preserve">start_date</w:t>
             </w:r>
           </w:p>
         </w:tc>
@@ -8398,18 +8355,17 @@
           <w:tcPr>
             <w:tcW w:w="3816" w:type="dxa"/>
           </w:tcPr>
-          <w:p wp14:textId="77777777">
-            <w:pPr>
-              <w:spacing w:before="0" w:after="0"/>
-            </w:pPr>
-            <w:r/>
-            <w:r>
-              <w:rPr>
-                <w:rFonts w:ascii="Arial" w:hAnsi="Arial"/>
-                <w:b w:val="0"/>
-                <w:sz w:val="14"/>
-              </w:rPr>
-              <w:t>Medication start date.</w:t>
+          <w:p>
+            <w:pPr>
+              <w:spacing w:before="0" w:after="0"/>
+            </w:pPr>
+            <w:r>
+              <w:rPr>
+                <w:rFonts w:ascii="Arial" w:hAnsi="Arial"/>
+                <w:b w:val="0"/>
+                <w:sz w:val="14"/>
+              </w:rPr>
+              <w:t xml:space="preserve">Medication start date.</w:t>
             </w:r>
           </w:p>
         </w:tc>
@@ -8417,18 +8373,17 @@
           <w:tcPr>
             <w:tcW w:w="1512" w:type="dxa"/>
           </w:tcPr>
-          <w:p wp14:textId="77777777">
-            <w:pPr>
-              <w:spacing w:before="0" w:after="0"/>
-            </w:pPr>
-            <w:r/>
-            <w:r>
-              <w:rPr>
-                <w:rFonts w:ascii="Arial" w:hAnsi="Arial"/>
-                <w:b w:val="0"/>
-                <w:sz w:val="14"/>
-              </w:rPr>
-              <w:t>DATE</w:t>
+          <w:p>
+            <w:pPr>
+              <w:spacing w:before="0" w:after="0"/>
+            </w:pPr>
+            <w:r>
+              <w:rPr>
+                <w:rFonts w:ascii="Arial" w:hAnsi="Arial"/>
+                <w:b w:val="0"/>
+                <w:sz w:val="14"/>
+              </w:rPr>
+              <w:t xml:space="preserve">DATE</w:t>
             </w:r>
           </w:p>
         </w:tc>
@@ -8436,18 +8391,17 @@
           <w:tcPr>
             <w:tcW w:w="2232" w:type="dxa"/>
           </w:tcPr>
-          <w:p wp14:textId="77777777">
-            <w:pPr>
-              <w:spacing w:before="0" w:after="0"/>
-            </w:pPr>
-            <w:r/>
-            <w:r>
-              <w:rPr>
-                <w:rFonts w:ascii="Arial" w:hAnsi="Arial"/>
-                <w:b w:val="0"/>
-                <w:sz w:val="14"/>
-              </w:rPr>
-              <w:t>None</w:t>
+          <w:p>
+            <w:pPr>
+              <w:spacing w:before="0" w:after="0"/>
+            </w:pPr>
+            <w:r>
+              <w:rPr>
+                <w:rFonts w:ascii="Arial" w:hAnsi="Arial"/>
+                <w:b w:val="0"/>
+                <w:sz w:val="14"/>
+              </w:rPr>
+              <w:t xml:space="preserve">None</w:t>
             </w:r>
           </w:p>
         </w:tc>
@@ -8455,18 +8409,17 @@
           <w:tcPr>
             <w:tcW w:w="936" w:type="dxa"/>
           </w:tcPr>
-          <w:p wp14:textId="77777777">
-            <w:pPr>
-              <w:spacing w:before="0" w:after="0"/>
-            </w:pPr>
-            <w:r/>
-            <w:r>
-              <w:rPr>
-                <w:rFonts w:ascii="Arial" w:hAnsi="Arial"/>
-                <w:b w:val="0"/>
-                <w:sz w:val="14"/>
-              </w:rPr>
-              <w:t>No</w:t>
+          <w:p>
+            <w:pPr>
+              <w:spacing w:before="0" w:after="0"/>
+            </w:pPr>
+            <w:r>
+              <w:rPr>
+                <w:rFonts w:ascii="Arial" w:hAnsi="Arial"/>
+                <w:b w:val="0"/>
+                <w:sz w:val="14"/>
+              </w:rPr>
+              <w:t xml:space="preserve">Yes</w:t>
             </w:r>
           </w:p>
         </w:tc>
@@ -8474,39 +8427,37 @@
           <w:tcPr>
             <w:tcW w:w="3600" w:type="dxa"/>
           </w:tcPr>
-          <w:p wp14:textId="77777777">
-            <w:pPr>
-              <w:spacing w:before="0" w:after="0"/>
-            </w:pPr>
-            <w:r/>
-            <w:r>
-              <w:rPr>
-                <w:rFonts w:ascii="Arial" w:hAnsi="Arial"/>
-                <w:b w:val="0"/>
-                <w:sz w:val="14"/>
-              </w:rPr>
-              <w:t>Valid date</w:t>
+          <w:p>
+            <w:pPr>
+              <w:spacing w:before="0" w:after="0"/>
+            </w:pPr>
+            <w:r>
+              <w:rPr>
+                <w:rFonts w:ascii="Arial" w:hAnsi="Arial"/>
+                <w:b w:val="0"/>
+                <w:sz w:val="14"/>
+              </w:rPr>
+              <w:t xml:space="preserve">Valid date</w:t>
             </w:r>
           </w:p>
         </w:tc>
       </w:tr>
-      <w:tr xmlns:wp14="http://schemas.microsoft.com/office/word/2010/wordml" wp14:textId="77777777">
+      <w:tr>
         <w:tc>
           <w:tcPr>
             <w:tcW w:w="1800" w:type="dxa"/>
           </w:tcPr>
-          <w:p wp14:textId="77777777">
-            <w:pPr>
-              <w:spacing w:before="0" w:after="0"/>
-            </w:pPr>
-            <w:r/>
-            <w:r>
-              <w:rPr>
-                <w:rFonts w:ascii="Arial" w:hAnsi="Arial"/>
-                <w:b w:val="0"/>
-                <w:sz w:val="14"/>
-              </w:rPr>
-              <w:t>end_date</w:t>
+          <w:p>
+            <w:pPr>
+              <w:spacing w:before="0" w:after="0"/>
+            </w:pPr>
+            <w:r>
+              <w:rPr>
+                <w:rFonts w:ascii="Arial" w:hAnsi="Arial"/>
+                <w:b w:val="0"/>
+                <w:sz w:val="14"/>
+              </w:rPr>
+              <w:t xml:space="preserve">end_date</w:t>
             </w:r>
           </w:p>
         </w:tc>
@@ -8514,18 +8465,17 @@
           <w:tcPr>
             <w:tcW w:w="3816" w:type="dxa"/>
           </w:tcPr>
-          <w:p wp14:textId="77777777">
-            <w:pPr>
-              <w:spacing w:before="0" w:after="0"/>
-            </w:pPr>
-            <w:r/>
-            <w:r>
-              <w:rPr>
-                <w:rFonts w:ascii="Arial" w:hAnsi="Arial"/>
-                <w:b w:val="0"/>
-                <w:sz w:val="14"/>
-              </w:rPr>
-              <w:t>Medication end date.</w:t>
+          <w:p>
+            <w:pPr>
+              <w:spacing w:before="0" w:after="0"/>
+            </w:pPr>
+            <w:r>
+              <w:rPr>
+                <w:rFonts w:ascii="Arial" w:hAnsi="Arial"/>
+                <w:b w:val="0"/>
+                <w:sz w:val="14"/>
+              </w:rPr>
+              <w:t xml:space="preserve">Medication end date.</w:t>
             </w:r>
           </w:p>
         </w:tc>
@@ -8533,18 +8483,17 @@
           <w:tcPr>
             <w:tcW w:w="1512" w:type="dxa"/>
           </w:tcPr>
-          <w:p wp14:textId="77777777">
-            <w:pPr>
-              <w:spacing w:before="0" w:after="0"/>
-            </w:pPr>
-            <w:r/>
-            <w:r>
-              <w:rPr>
-                <w:rFonts w:ascii="Arial" w:hAnsi="Arial"/>
-                <w:b w:val="0"/>
-                <w:sz w:val="14"/>
-              </w:rPr>
-              <w:t>DATE</w:t>
+          <w:p>
+            <w:pPr>
+              <w:spacing w:before="0" w:after="0"/>
+            </w:pPr>
+            <w:r>
+              <w:rPr>
+                <w:rFonts w:ascii="Arial" w:hAnsi="Arial"/>
+                <w:b w:val="0"/>
+                <w:sz w:val="14"/>
+              </w:rPr>
+              <w:t xml:space="preserve">DATE</w:t>
             </w:r>
           </w:p>
         </w:tc>
@@ -8552,18 +8501,17 @@
           <w:tcPr>
             <w:tcW w:w="2232" w:type="dxa"/>
           </w:tcPr>
-          <w:p wp14:textId="77777777">
-            <w:pPr>
-              <w:spacing w:before="0" w:after="0"/>
-            </w:pPr>
-            <w:r/>
-            <w:r>
-              <w:rPr>
-                <w:rFonts w:ascii="Arial" w:hAnsi="Arial"/>
-                <w:b w:val="0"/>
-                <w:sz w:val="14"/>
-              </w:rPr>
-              <w:t>None</w:t>
+          <w:p>
+            <w:pPr>
+              <w:spacing w:before="0" w:after="0"/>
+            </w:pPr>
+            <w:r>
+              <w:rPr>
+                <w:rFonts w:ascii="Arial" w:hAnsi="Arial"/>
+                <w:b w:val="0"/>
+                <w:sz w:val="14"/>
+              </w:rPr>
+              <w:t xml:space="preserve">None</w:t>
             </w:r>
           </w:p>
         </w:tc>
@@ -8571,18 +8519,17 @@
           <w:tcPr>
             <w:tcW w:w="936" w:type="dxa"/>
           </w:tcPr>
-          <w:p wp14:textId="77777777">
-            <w:pPr>
-              <w:spacing w:before="0" w:after="0"/>
-            </w:pPr>
-            <w:r/>
-            <w:r>
-              <w:rPr>
-                <w:rFonts w:ascii="Arial" w:hAnsi="Arial"/>
-                <w:b w:val="0"/>
-                <w:sz w:val="14"/>
-              </w:rPr>
-              <w:t>No</w:t>
+          <w:p>
+            <w:pPr>
+              <w:spacing w:before="0" w:after="0"/>
+            </w:pPr>
+            <w:r>
+              <w:rPr>
+                <w:rFonts w:ascii="Arial" w:hAnsi="Arial"/>
+                <w:b w:val="0"/>
+                <w:sz w:val="14"/>
+              </w:rPr>
+              <w:t xml:space="preserve">No</w:t>
             </w:r>
           </w:p>
         </w:tc>
@@ -8590,24 +8537,23 @@
           <w:tcPr>
             <w:tcW w:w="3600" w:type="dxa"/>
           </w:tcPr>
-          <w:p wp14:textId="77777777">
-            <w:pPr>
-              <w:spacing w:before="0" w:after="0"/>
-            </w:pPr>
-            <w:r/>
-            <w:r>
-              <w:rPr>
-                <w:rFonts w:ascii="Arial" w:hAnsi="Arial"/>
-                <w:b w:val="0"/>
-                <w:sz w:val="14"/>
-              </w:rPr>
-              <w:t>Valid date; on/after start_date</w:t>
+          <w:p>
+            <w:pPr>
+              <w:spacing w:before="0" w:after="0"/>
+            </w:pPr>
+            <w:r>
+              <w:rPr>
+                <w:rFonts w:ascii="Arial" w:hAnsi="Arial"/>
+                <w:b w:val="0"/>
+                <w:sz w:val="14"/>
+              </w:rPr>
+              <w:t xml:space="preserve">Valid date; on/after start_date; null if ongoing</w:t>
             </w:r>
           </w:p>
         </w:tc>
       </w:tr>
     </w:tbl>
-    <w:p xmlns:wp14="http://schemas.microsoft.com/office/word/2010/wordml" wp14:textId="77777777">
+    <w:p>
       <w:pPr>
         <w:spacing w:after="20"/>
       </w:pPr>
@@ -9018,7 +8964,7 @@
                 <w:b w:val="0"/>
                 <w:sz w:val="14"/>
               </w:rPr>
-              <w:t>medication_id</w:t>
+              <w:t>pet_medication_id</w:t>
             </w:r>
           </w:p>
         </w:tc>
@@ -9037,7 +8983,7 @@
                 <w:b w:val="0"/>
                 <w:sz w:val="14"/>
               </w:rPr>
-              <w:t>Related medication, if applicable.</w:t>
+              <w:t>Related pet medication, if applicable.</w:t>
             </w:r>
           </w:p>
         </w:tc>
@@ -9075,7 +9021,7 @@
                 <w:b w:val="0"/>
                 <w:sz w:val="14"/>
               </w:rPr>
-              <w:t>FK → MEDICATION_RECORD.medication_id</w:t>
+              <w:t>FK → PET_MEDICATION.pet_medication_id</w:t>
             </w:r>
           </w:p>
         </w:tc>
@@ -9113,7 +9059,7 @@
                 <w:b w:val="0"/>
                 <w:sz w:val="14"/>
               </w:rPr>
-              <w:t>Existing medication record or null</w:t>
+              <w:t>Existing pet medication record or null</w:t>
             </w:r>
           </w:p>
         </w:tc>
@@ -25602,6 +25548,5182 @@
         </w:tc>
       </w:tr>
     </w:tbl>
+    <w:p>
+      <w:pPr>
+        <w:pStyle w:val="Heading1"/>
+      </w:pPr>
+      <w:r>
+        <w:t>35. USER_ROLE</w:t>
+      </w:r>
+    </w:p>
+    <w:p>
+      <w:pPr>
+        <w:spacing w:after="80"/>
+      </w:pPr>
+      <w:r>
+        <w:rPr>
+          <w:b/>
+        </w:rPr>
+        <w:t xml:space="preserve">Description: </w:t>
+      </w:r>
+      <w:r>
+        <w:t>Associates users with roles; resolves the many-to-many relationship so a user can hold more than one role.</w:t>
+      </w:r>
+    </w:p>
+    <w:tbl>
+      <w:tblPr>
+        <w:tblStyle w:val="TableGrid"/>
+        <w:tblW w:w="0" w:type="auto"/>
+        <w:tblLook w:val="04A0" w:firstRow="1" w:lastRow="0" w:firstColumn="1" w:lastColumn="0" w:noHBand="0" w:noVBand="1"/>
+      </w:tblPr>
+      <w:tblGrid>
+        <w:gridCol w:w="1800"/>
+        <w:gridCol w:w="3816"/>
+        <w:gridCol w:w="1512"/>
+        <w:gridCol w:w="2232"/>
+        <w:gridCol w:w="936"/>
+        <w:gridCol w:w="3600"/>
+      </w:tblGrid>
+      <w:tr>
+        <w:tc>
+          <w:tcPr>
+            <w:tcW w:w="1800" w:type="dxa"/>
+            <w:shd w:fill="D9E2F3"/>
+          </w:tcPr>
+          <w:p>
+            <w:pPr>
+              <w:spacing w:before="0" w:after="0"/>
+            </w:pPr>
+            <w:r>
+              <w:rPr>
+                <w:rFonts w:ascii="Arial" w:hAnsi="Arial"/>
+                <w:b/>
+                <w:sz w:val="14"/>
+              </w:rPr>
+              <w:t xml:space="preserve">Field Name</w:t>
+            </w:r>
+          </w:p>
+        </w:tc>
+        <w:tc>
+          <w:tcPr>
+            <w:tcW w:w="3816" w:type="dxa"/>
+            <w:shd w:fill="D9E2F3"/>
+          </w:tcPr>
+          <w:p>
+            <w:pPr>
+              <w:spacing w:before="0" w:after="0"/>
+            </w:pPr>
+            <w:r>
+              <w:rPr>
+                <w:rFonts w:ascii="Arial" w:hAnsi="Arial"/>
+                <w:b/>
+                <w:sz w:val="14"/>
+              </w:rPr>
+              <w:t xml:space="preserve">Description</w:t>
+            </w:r>
+          </w:p>
+        </w:tc>
+        <w:tc>
+          <w:tcPr>
+            <w:tcW w:w="1512" w:type="dxa"/>
+            <w:shd w:fill="D9E2F3"/>
+          </w:tcPr>
+          <w:p>
+            <w:pPr>
+              <w:spacing w:before="0" w:after="0"/>
+            </w:pPr>
+            <w:r>
+              <w:rPr>
+                <w:rFonts w:ascii="Arial" w:hAnsi="Arial"/>
+                <w:b/>
+                <w:sz w:val="14"/>
+              </w:rPr>
+              <w:t xml:space="preserve">Data Type</w:t>
+            </w:r>
+          </w:p>
+        </w:tc>
+        <w:tc>
+          <w:tcPr>
+            <w:tcW w:w="2232" w:type="dxa"/>
+            <w:shd w:fill="D9E2F3"/>
+          </w:tcPr>
+          <w:p>
+            <w:pPr>
+              <w:spacing w:before="0" w:after="0"/>
+            </w:pPr>
+            <w:r>
+              <w:rPr>
+                <w:rFonts w:ascii="Arial" w:hAnsi="Arial"/>
+                <w:b/>
+                <w:sz w:val="14"/>
+              </w:rPr>
+              <w:t xml:space="preserve">Key</w:t>
+            </w:r>
+          </w:p>
+        </w:tc>
+        <w:tc>
+          <w:tcPr>
+            <w:tcW w:w="936" w:type="dxa"/>
+            <w:shd w:fill="D9E2F3"/>
+          </w:tcPr>
+          <w:p>
+            <w:pPr>
+              <w:spacing w:before="0" w:after="0"/>
+            </w:pPr>
+            <w:r>
+              <w:rPr>
+                <w:rFonts w:ascii="Arial" w:hAnsi="Arial"/>
+                <w:b/>
+                <w:sz w:val="14"/>
+              </w:rPr>
+              <w:t xml:space="preserve">Required</w:t>
+            </w:r>
+          </w:p>
+        </w:tc>
+        <w:tc>
+          <w:tcPr>
+            <w:tcW w:w="3600" w:type="dxa"/>
+            <w:shd w:fill="D9E2F3"/>
+          </w:tcPr>
+          <w:p>
+            <w:pPr>
+              <w:spacing w:before="0" w:after="0"/>
+            </w:pPr>
+            <w:r>
+              <w:rPr>
+                <w:rFonts w:ascii="Arial" w:hAnsi="Arial"/>
+                <w:b/>
+                <w:sz w:val="14"/>
+              </w:rPr>
+              <w:t xml:space="preserve">Allowed Values / Constraints</w:t>
+            </w:r>
+          </w:p>
+        </w:tc>
+      </w:tr>
+      <w:tr>
+        <w:tc>
+          <w:tcPr>
+            <w:tcW w:w="1800" w:type="dxa"/>
+          </w:tcPr>
+          <w:p>
+            <w:pPr>
+              <w:spacing w:before="0" w:after="0"/>
+            </w:pPr>
+            <w:r>
+              <w:rPr>
+                <w:rFonts w:ascii="Arial" w:hAnsi="Arial"/>
+                <w:b w:val="0"/>
+                <w:sz w:val="14"/>
+              </w:rPr>
+              <w:t xml:space="preserve">user_id</w:t>
+            </w:r>
+          </w:p>
+        </w:tc>
+        <w:tc>
+          <w:tcPr>
+            <w:tcW w:w="3816" w:type="dxa"/>
+          </w:tcPr>
+          <w:p>
+            <w:pPr>
+              <w:spacing w:before="0" w:after="0"/>
+            </w:pPr>
+            <w:r>
+              <w:rPr>
+                <w:rFonts w:ascii="Arial" w:hAnsi="Arial"/>
+                <w:b w:val="0"/>
+                <w:sz w:val="14"/>
+              </w:rPr>
+              <w:t xml:space="preserve">User receiving the role.</w:t>
+            </w:r>
+          </w:p>
+        </w:tc>
+        <w:tc>
+          <w:tcPr>
+            <w:tcW w:w="1512" w:type="dxa"/>
+          </w:tcPr>
+          <w:p>
+            <w:pPr>
+              <w:spacing w:before="0" w:after="0"/>
+            </w:pPr>
+            <w:r>
+              <w:rPr>
+                <w:rFonts w:ascii="Arial" w:hAnsi="Arial"/>
+                <w:b w:val="0"/>
+                <w:sz w:val="14"/>
+              </w:rPr>
+              <w:t xml:space="preserve">INT UNSIGNED</w:t>
+            </w:r>
+          </w:p>
+        </w:tc>
+        <w:tc>
+          <w:tcPr>
+            <w:tcW w:w="2232" w:type="dxa"/>
+          </w:tcPr>
+          <w:p>
+            <w:pPr>
+              <w:spacing w:before="0" w:after="0"/>
+            </w:pPr>
+            <w:r>
+              <w:rPr>
+                <w:rFonts w:ascii="Arial" w:hAnsi="Arial"/>
+                <w:b w:val="0"/>
+                <w:sz w:val="14"/>
+              </w:rPr>
+              <w:t xml:space="preserve">PK, FK → USER.user_id</w:t>
+            </w:r>
+          </w:p>
+        </w:tc>
+        <w:tc>
+          <w:tcPr>
+            <w:tcW w:w="936" w:type="dxa"/>
+          </w:tcPr>
+          <w:p>
+            <w:pPr>
+              <w:spacing w:before="0" w:after="0"/>
+            </w:pPr>
+            <w:r>
+              <w:rPr>
+                <w:rFonts w:ascii="Arial" w:hAnsi="Arial"/>
+                <w:b w:val="0"/>
+                <w:sz w:val="14"/>
+              </w:rPr>
+              <w:t xml:space="preserve">Yes</w:t>
+            </w:r>
+          </w:p>
+        </w:tc>
+        <w:tc>
+          <w:tcPr>
+            <w:tcW w:w="3600" w:type="dxa"/>
+          </w:tcPr>
+          <w:p>
+            <w:pPr>
+              <w:spacing w:before="0" w:after="0"/>
+            </w:pPr>
+            <w:r>
+              <w:rPr>
+                <w:rFonts w:ascii="Arial" w:hAnsi="Arial"/>
+                <w:b w:val="0"/>
+                <w:sz w:val="14"/>
+              </w:rPr>
+              <w:t xml:space="preserve">Existing user; part of composite primary key</w:t>
+            </w:r>
+          </w:p>
+        </w:tc>
+      </w:tr>
+      <w:tr>
+        <w:tc>
+          <w:tcPr>
+            <w:tcW w:w="1800" w:type="dxa"/>
+          </w:tcPr>
+          <w:p>
+            <w:pPr>
+              <w:spacing w:before="0" w:after="0"/>
+            </w:pPr>
+            <w:r>
+              <w:rPr>
+                <w:rFonts w:ascii="Arial" w:hAnsi="Arial"/>
+                <w:b w:val="0"/>
+                <w:sz w:val="14"/>
+              </w:rPr>
+              <w:t xml:space="preserve">role_id</w:t>
+            </w:r>
+          </w:p>
+        </w:tc>
+        <w:tc>
+          <w:tcPr>
+            <w:tcW w:w="3816" w:type="dxa"/>
+          </w:tcPr>
+          <w:p>
+            <w:pPr>
+              <w:spacing w:before="0" w:after="0"/>
+            </w:pPr>
+            <w:r>
+              <w:rPr>
+                <w:rFonts w:ascii="Arial" w:hAnsi="Arial"/>
+                <w:b w:val="0"/>
+                <w:sz w:val="14"/>
+              </w:rPr>
+              <w:t xml:space="preserve">Role assigned to the user.</w:t>
+            </w:r>
+          </w:p>
+        </w:tc>
+        <w:tc>
+          <w:tcPr>
+            <w:tcW w:w="1512" w:type="dxa"/>
+          </w:tcPr>
+          <w:p>
+            <w:pPr>
+              <w:spacing w:before="0" w:after="0"/>
+            </w:pPr>
+            <w:r>
+              <w:rPr>
+                <w:rFonts w:ascii="Arial" w:hAnsi="Arial"/>
+                <w:b w:val="0"/>
+                <w:sz w:val="14"/>
+              </w:rPr>
+              <w:t xml:space="preserve">INT UNSIGNED</w:t>
+            </w:r>
+          </w:p>
+        </w:tc>
+        <w:tc>
+          <w:tcPr>
+            <w:tcW w:w="2232" w:type="dxa"/>
+          </w:tcPr>
+          <w:p>
+            <w:pPr>
+              <w:spacing w:before="0" w:after="0"/>
+            </w:pPr>
+            <w:r>
+              <w:rPr>
+                <w:rFonts w:ascii="Arial" w:hAnsi="Arial"/>
+                <w:b w:val="0"/>
+                <w:sz w:val="14"/>
+              </w:rPr>
+              <w:t xml:space="preserve">PK, FK → ROLE.role_id</w:t>
+            </w:r>
+          </w:p>
+        </w:tc>
+        <w:tc>
+          <w:tcPr>
+            <w:tcW w:w="936" w:type="dxa"/>
+          </w:tcPr>
+          <w:p>
+            <w:pPr>
+              <w:spacing w:before="0" w:after="0"/>
+            </w:pPr>
+            <w:r>
+              <w:rPr>
+                <w:rFonts w:ascii="Arial" w:hAnsi="Arial"/>
+                <w:b w:val="0"/>
+                <w:sz w:val="14"/>
+              </w:rPr>
+              <w:t xml:space="preserve">Yes</w:t>
+            </w:r>
+          </w:p>
+        </w:tc>
+        <w:tc>
+          <w:tcPr>
+            <w:tcW w:w="3600" w:type="dxa"/>
+          </w:tcPr>
+          <w:p>
+            <w:pPr>
+              <w:spacing w:before="0" w:after="0"/>
+            </w:pPr>
+            <w:r>
+              <w:rPr>
+                <w:rFonts w:ascii="Arial" w:hAnsi="Arial"/>
+                <w:b w:val="0"/>
+                <w:sz w:val="14"/>
+              </w:rPr>
+              <w:t xml:space="preserve">Existing role; part of composite primary key</w:t>
+            </w:r>
+          </w:p>
+        </w:tc>
+      </w:tr>
+      <w:tr>
+        <w:tc>
+          <w:tcPr>
+            <w:tcW w:w="1800" w:type="dxa"/>
+          </w:tcPr>
+          <w:p>
+            <w:pPr>
+              <w:spacing w:before="0" w:after="0"/>
+            </w:pPr>
+            <w:r>
+              <w:rPr>
+                <w:rFonts w:ascii="Arial" w:hAnsi="Arial"/>
+                <w:b w:val="0"/>
+                <w:sz w:val="14"/>
+              </w:rPr>
+              <w:t xml:space="preserve">assigned_at</w:t>
+            </w:r>
+          </w:p>
+        </w:tc>
+        <w:tc>
+          <w:tcPr>
+            <w:tcW w:w="3816" w:type="dxa"/>
+          </w:tcPr>
+          <w:p>
+            <w:pPr>
+              <w:spacing w:before="0" w:after="0"/>
+            </w:pPr>
+            <w:r>
+              <w:rPr>
+                <w:rFonts w:ascii="Arial" w:hAnsi="Arial"/>
+                <w:b w:val="0"/>
+                <w:sz w:val="14"/>
+              </w:rPr>
+              <w:t xml:space="preserve">Date and time the role was assigned.</w:t>
+            </w:r>
+          </w:p>
+        </w:tc>
+        <w:tc>
+          <w:tcPr>
+            <w:tcW w:w="1512" w:type="dxa"/>
+          </w:tcPr>
+          <w:p>
+            <w:pPr>
+              <w:spacing w:before="0" w:after="0"/>
+            </w:pPr>
+            <w:r>
+              <w:rPr>
+                <w:rFonts w:ascii="Arial" w:hAnsi="Arial"/>
+                <w:b w:val="0"/>
+                <w:sz w:val="14"/>
+              </w:rPr>
+              <w:t xml:space="preserve">DATETIME</w:t>
+            </w:r>
+          </w:p>
+        </w:tc>
+        <w:tc>
+          <w:tcPr>
+            <w:tcW w:w="2232" w:type="dxa"/>
+          </w:tcPr>
+          <w:p>
+            <w:pPr>
+              <w:spacing w:before="0" w:after="0"/>
+            </w:pPr>
+            <w:r>
+              <w:rPr>
+                <w:rFonts w:ascii="Arial" w:hAnsi="Arial"/>
+                <w:b w:val="0"/>
+                <w:sz w:val="14"/>
+              </w:rPr>
+              <w:t xml:space="preserve">None</w:t>
+            </w:r>
+          </w:p>
+        </w:tc>
+        <w:tc>
+          <w:tcPr>
+            <w:tcW w:w="936" w:type="dxa"/>
+          </w:tcPr>
+          <w:p>
+            <w:pPr>
+              <w:spacing w:before="0" w:after="0"/>
+            </w:pPr>
+            <w:r>
+              <w:rPr>
+                <w:rFonts w:ascii="Arial" w:hAnsi="Arial"/>
+                <w:b w:val="0"/>
+                <w:sz w:val="14"/>
+              </w:rPr>
+              <w:t xml:space="preserve">Yes</w:t>
+            </w:r>
+          </w:p>
+        </w:tc>
+        <w:tc>
+          <w:tcPr>
+            <w:tcW w:w="3600" w:type="dxa"/>
+          </w:tcPr>
+          <w:p>
+            <w:pPr>
+              <w:spacing w:before="0" w:after="0"/>
+            </w:pPr>
+            <w:r>
+              <w:rPr>
+                <w:rFonts w:ascii="Arial" w:hAnsi="Arial"/>
+                <w:b w:val="0"/>
+                <w:sz w:val="14"/>
+              </w:rPr>
+              <w:t xml:space="preserve">Valid date/time; default CURRENT_TIMESTAMP recommended</w:t>
+            </w:r>
+          </w:p>
+        </w:tc>
+      </w:tr>
+    </w:tbl>
+    <w:p>
+      <w:pPr>
+        <w:spacing w:after="20"/>
+      </w:pPr>
+    </w:p>
+    <w:p>
+      <w:pPr>
+        <w:pStyle w:val="Heading1"/>
+      </w:pPr>
+      <w:r>
+        <w:t>36. VERIFICATION_REVIEW</w:t>
+      </w:r>
+    </w:p>
+    <w:p>
+      <w:pPr>
+        <w:spacing w:after="80"/>
+      </w:pPr>
+      <w:r>
+        <w:rPr>
+          <w:b/>
+        </w:rPr>
+        <w:t xml:space="preserve">Description: </w:t>
+      </w:r>
+      <w:r>
+        <w:t>Records each administrator decision on a professional profile, keeping a history of verification reviews.</w:t>
+      </w:r>
+    </w:p>
+    <w:tbl>
+      <w:tblPr>
+        <w:tblStyle w:val="TableGrid"/>
+        <w:tblW w:w="0" w:type="auto"/>
+        <w:tblLook w:val="04A0" w:firstRow="1" w:lastRow="0" w:firstColumn="1" w:lastColumn="0" w:noHBand="0" w:noVBand="1"/>
+      </w:tblPr>
+      <w:tblGrid>
+        <w:gridCol w:w="1800"/>
+        <w:gridCol w:w="3816"/>
+        <w:gridCol w:w="1512"/>
+        <w:gridCol w:w="2232"/>
+        <w:gridCol w:w="936"/>
+        <w:gridCol w:w="3600"/>
+      </w:tblGrid>
+      <w:tr>
+        <w:tc>
+          <w:tcPr>
+            <w:tcW w:w="1800" w:type="dxa"/>
+            <w:shd w:fill="D9E2F3"/>
+          </w:tcPr>
+          <w:p>
+            <w:pPr>
+              <w:spacing w:before="0" w:after="0"/>
+            </w:pPr>
+            <w:r>
+              <w:rPr>
+                <w:rFonts w:ascii="Arial" w:hAnsi="Arial"/>
+                <w:b/>
+                <w:sz w:val="14"/>
+              </w:rPr>
+              <w:t xml:space="preserve">Field Name</w:t>
+            </w:r>
+          </w:p>
+        </w:tc>
+        <w:tc>
+          <w:tcPr>
+            <w:tcW w:w="3816" w:type="dxa"/>
+            <w:shd w:fill="D9E2F3"/>
+          </w:tcPr>
+          <w:p>
+            <w:pPr>
+              <w:spacing w:before="0" w:after="0"/>
+            </w:pPr>
+            <w:r>
+              <w:rPr>
+                <w:rFonts w:ascii="Arial" w:hAnsi="Arial"/>
+                <w:b/>
+                <w:sz w:val="14"/>
+              </w:rPr>
+              <w:t xml:space="preserve">Description</w:t>
+            </w:r>
+          </w:p>
+        </w:tc>
+        <w:tc>
+          <w:tcPr>
+            <w:tcW w:w="1512" w:type="dxa"/>
+            <w:shd w:fill="D9E2F3"/>
+          </w:tcPr>
+          <w:p>
+            <w:pPr>
+              <w:spacing w:before="0" w:after="0"/>
+            </w:pPr>
+            <w:r>
+              <w:rPr>
+                <w:rFonts w:ascii="Arial" w:hAnsi="Arial"/>
+                <w:b/>
+                <w:sz w:val="14"/>
+              </w:rPr>
+              <w:t xml:space="preserve">Data Type</w:t>
+            </w:r>
+          </w:p>
+        </w:tc>
+        <w:tc>
+          <w:tcPr>
+            <w:tcW w:w="2232" w:type="dxa"/>
+            <w:shd w:fill="D9E2F3"/>
+          </w:tcPr>
+          <w:p>
+            <w:pPr>
+              <w:spacing w:before="0" w:after="0"/>
+            </w:pPr>
+            <w:r>
+              <w:rPr>
+                <w:rFonts w:ascii="Arial" w:hAnsi="Arial"/>
+                <w:b/>
+                <w:sz w:val="14"/>
+              </w:rPr>
+              <w:t xml:space="preserve">Key</w:t>
+            </w:r>
+          </w:p>
+        </w:tc>
+        <w:tc>
+          <w:tcPr>
+            <w:tcW w:w="936" w:type="dxa"/>
+            <w:shd w:fill="D9E2F3"/>
+          </w:tcPr>
+          <w:p>
+            <w:pPr>
+              <w:spacing w:before="0" w:after="0"/>
+            </w:pPr>
+            <w:r>
+              <w:rPr>
+                <w:rFonts w:ascii="Arial" w:hAnsi="Arial"/>
+                <w:b/>
+                <w:sz w:val="14"/>
+              </w:rPr>
+              <w:t xml:space="preserve">Required</w:t>
+            </w:r>
+          </w:p>
+        </w:tc>
+        <w:tc>
+          <w:tcPr>
+            <w:tcW w:w="3600" w:type="dxa"/>
+            <w:shd w:fill="D9E2F3"/>
+          </w:tcPr>
+          <w:p>
+            <w:pPr>
+              <w:spacing w:before="0" w:after="0"/>
+            </w:pPr>
+            <w:r>
+              <w:rPr>
+                <w:rFonts w:ascii="Arial" w:hAnsi="Arial"/>
+                <w:b/>
+                <w:sz w:val="14"/>
+              </w:rPr>
+              <w:t xml:space="preserve">Allowed Values / Constraints</w:t>
+            </w:r>
+          </w:p>
+        </w:tc>
+      </w:tr>
+      <w:tr>
+        <w:tc>
+          <w:tcPr>
+            <w:tcW w:w="1800" w:type="dxa"/>
+          </w:tcPr>
+          <w:p>
+            <w:pPr>
+              <w:spacing w:before="0" w:after="0"/>
+            </w:pPr>
+            <w:r>
+              <w:rPr>
+                <w:rFonts w:ascii="Arial" w:hAnsi="Arial"/>
+                <w:b w:val="0"/>
+                <w:sz w:val="14"/>
+              </w:rPr>
+              <w:t xml:space="preserve">review_id</w:t>
+            </w:r>
+          </w:p>
+        </w:tc>
+        <w:tc>
+          <w:tcPr>
+            <w:tcW w:w="3816" w:type="dxa"/>
+          </w:tcPr>
+          <w:p>
+            <w:pPr>
+              <w:spacing w:before="0" w:after="0"/>
+            </w:pPr>
+            <w:r>
+              <w:rPr>
+                <w:rFonts w:ascii="Arial" w:hAnsi="Arial"/>
+                <w:b w:val="0"/>
+                <w:sz w:val="14"/>
+              </w:rPr>
+              <w:t xml:space="preserve">Unique verification review identifier.</w:t>
+            </w:r>
+          </w:p>
+        </w:tc>
+        <w:tc>
+          <w:tcPr>
+            <w:tcW w:w="1512" w:type="dxa"/>
+          </w:tcPr>
+          <w:p>
+            <w:pPr>
+              <w:spacing w:before="0" w:after="0"/>
+            </w:pPr>
+            <w:r>
+              <w:rPr>
+                <w:rFonts w:ascii="Arial" w:hAnsi="Arial"/>
+                <w:b w:val="0"/>
+                <w:sz w:val="14"/>
+              </w:rPr>
+              <w:t xml:space="preserve">INT UNSIGNED</w:t>
+            </w:r>
+          </w:p>
+        </w:tc>
+        <w:tc>
+          <w:tcPr>
+            <w:tcW w:w="2232" w:type="dxa"/>
+          </w:tcPr>
+          <w:p>
+            <w:pPr>
+              <w:spacing w:before="0" w:after="0"/>
+            </w:pPr>
+            <w:r>
+              <w:rPr>
+                <w:rFonts w:ascii="Arial" w:hAnsi="Arial"/>
+                <w:b w:val="0"/>
+                <w:sz w:val="14"/>
+              </w:rPr>
+              <w:t xml:space="preserve">PK</w:t>
+            </w:r>
+          </w:p>
+        </w:tc>
+        <w:tc>
+          <w:tcPr>
+            <w:tcW w:w="936" w:type="dxa"/>
+          </w:tcPr>
+          <w:p>
+            <w:pPr>
+              <w:spacing w:before="0" w:after="0"/>
+            </w:pPr>
+            <w:r>
+              <w:rPr>
+                <w:rFonts w:ascii="Arial" w:hAnsi="Arial"/>
+                <w:b w:val="0"/>
+                <w:sz w:val="14"/>
+              </w:rPr>
+              <w:t xml:space="preserve">Yes</w:t>
+            </w:r>
+          </w:p>
+        </w:tc>
+        <w:tc>
+          <w:tcPr>
+            <w:tcW w:w="3600" w:type="dxa"/>
+          </w:tcPr>
+          <w:p>
+            <w:pPr>
+              <w:spacing w:before="0" w:after="0"/>
+            </w:pPr>
+            <w:r>
+              <w:rPr>
+                <w:rFonts w:ascii="Arial" w:hAnsi="Arial"/>
+                <w:b w:val="0"/>
+                <w:sz w:val="14"/>
+              </w:rPr>
+              <w:t xml:space="preserve">Auto-increment</w:t>
+            </w:r>
+          </w:p>
+        </w:tc>
+      </w:tr>
+      <w:tr>
+        <w:tc>
+          <w:tcPr>
+            <w:tcW w:w="1800" w:type="dxa"/>
+          </w:tcPr>
+          <w:p>
+            <w:pPr>
+              <w:spacing w:before="0" w:after="0"/>
+            </w:pPr>
+            <w:r>
+              <w:rPr>
+                <w:rFonts w:ascii="Arial" w:hAnsi="Arial"/>
+                <w:b w:val="0"/>
+                <w:sz w:val="14"/>
+              </w:rPr>
+              <w:t xml:space="preserve">profile_id</w:t>
+            </w:r>
+          </w:p>
+        </w:tc>
+        <w:tc>
+          <w:tcPr>
+            <w:tcW w:w="3816" w:type="dxa"/>
+          </w:tcPr>
+          <w:p>
+            <w:pPr>
+              <w:spacing w:before="0" w:after="0"/>
+            </w:pPr>
+            <w:r>
+              <w:rPr>
+                <w:rFonts w:ascii="Arial" w:hAnsi="Arial"/>
+                <w:b w:val="0"/>
+                <w:sz w:val="14"/>
+              </w:rPr>
+              <w:t xml:space="preserve">Professional profile being reviewed.</w:t>
+            </w:r>
+          </w:p>
+        </w:tc>
+        <w:tc>
+          <w:tcPr>
+            <w:tcW w:w="1512" w:type="dxa"/>
+          </w:tcPr>
+          <w:p>
+            <w:pPr>
+              <w:spacing w:before="0" w:after="0"/>
+            </w:pPr>
+            <w:r>
+              <w:rPr>
+                <w:rFonts w:ascii="Arial" w:hAnsi="Arial"/>
+                <w:b w:val="0"/>
+                <w:sz w:val="14"/>
+              </w:rPr>
+              <w:t xml:space="preserve">INT UNSIGNED</w:t>
+            </w:r>
+          </w:p>
+        </w:tc>
+        <w:tc>
+          <w:tcPr>
+            <w:tcW w:w="2232" w:type="dxa"/>
+          </w:tcPr>
+          <w:p>
+            <w:pPr>
+              <w:spacing w:before="0" w:after="0"/>
+            </w:pPr>
+            <w:r>
+              <w:rPr>
+                <w:rFonts w:ascii="Arial" w:hAnsi="Arial"/>
+                <w:b w:val="0"/>
+                <w:sz w:val="14"/>
+              </w:rPr>
+              <w:t xml:space="preserve">FK → PROFESSIONAL_PROFILE.profile_id</w:t>
+            </w:r>
+          </w:p>
+        </w:tc>
+        <w:tc>
+          <w:tcPr>
+            <w:tcW w:w="936" w:type="dxa"/>
+          </w:tcPr>
+          <w:p>
+            <w:pPr>
+              <w:spacing w:before="0" w:after="0"/>
+            </w:pPr>
+            <w:r>
+              <w:rPr>
+                <w:rFonts w:ascii="Arial" w:hAnsi="Arial"/>
+                <w:b w:val="0"/>
+                <w:sz w:val="14"/>
+              </w:rPr>
+              <w:t xml:space="preserve">Yes</w:t>
+            </w:r>
+          </w:p>
+        </w:tc>
+        <w:tc>
+          <w:tcPr>
+            <w:tcW w:w="3600" w:type="dxa"/>
+          </w:tcPr>
+          <w:p>
+            <w:pPr>
+              <w:spacing w:before="0" w:after="0"/>
+            </w:pPr>
+            <w:r>
+              <w:rPr>
+                <w:rFonts w:ascii="Arial" w:hAnsi="Arial"/>
+                <w:b w:val="0"/>
+                <w:sz w:val="14"/>
+              </w:rPr>
+              <w:t xml:space="preserve">Existing profile</w:t>
+            </w:r>
+          </w:p>
+        </w:tc>
+      </w:tr>
+      <w:tr>
+        <w:tc>
+          <w:tcPr>
+            <w:tcW w:w="1800" w:type="dxa"/>
+          </w:tcPr>
+          <w:p>
+            <w:pPr>
+              <w:spacing w:before="0" w:after="0"/>
+            </w:pPr>
+            <w:r>
+              <w:rPr>
+                <w:rFonts w:ascii="Arial" w:hAnsi="Arial"/>
+                <w:b w:val="0"/>
+                <w:sz w:val="14"/>
+              </w:rPr>
+              <w:t xml:space="preserve">admin_user_id</w:t>
+            </w:r>
+          </w:p>
+        </w:tc>
+        <w:tc>
+          <w:tcPr>
+            <w:tcW w:w="3816" w:type="dxa"/>
+          </w:tcPr>
+          <w:p>
+            <w:pPr>
+              <w:spacing w:before="0" w:after="0"/>
+            </w:pPr>
+            <w:r>
+              <w:rPr>
+                <w:rFonts w:ascii="Arial" w:hAnsi="Arial"/>
+                <w:b w:val="0"/>
+                <w:sz w:val="14"/>
+              </w:rPr>
+              <w:t xml:space="preserve">Administrator who made the decision.</w:t>
+            </w:r>
+          </w:p>
+        </w:tc>
+        <w:tc>
+          <w:tcPr>
+            <w:tcW w:w="1512" w:type="dxa"/>
+          </w:tcPr>
+          <w:p>
+            <w:pPr>
+              <w:spacing w:before="0" w:after="0"/>
+            </w:pPr>
+            <w:r>
+              <w:rPr>
+                <w:rFonts w:ascii="Arial" w:hAnsi="Arial"/>
+                <w:b w:val="0"/>
+                <w:sz w:val="14"/>
+              </w:rPr>
+              <w:t xml:space="preserve">INT UNSIGNED</w:t>
+            </w:r>
+          </w:p>
+        </w:tc>
+        <w:tc>
+          <w:tcPr>
+            <w:tcW w:w="2232" w:type="dxa"/>
+          </w:tcPr>
+          <w:p>
+            <w:pPr>
+              <w:spacing w:before="0" w:after="0"/>
+            </w:pPr>
+            <w:r>
+              <w:rPr>
+                <w:rFonts w:ascii="Arial" w:hAnsi="Arial"/>
+                <w:b w:val="0"/>
+                <w:sz w:val="14"/>
+              </w:rPr>
+              <w:t xml:space="preserve">FK → USER.user_id</w:t>
+            </w:r>
+          </w:p>
+        </w:tc>
+        <w:tc>
+          <w:tcPr>
+            <w:tcW w:w="936" w:type="dxa"/>
+          </w:tcPr>
+          <w:p>
+            <w:pPr>
+              <w:spacing w:before="0" w:after="0"/>
+            </w:pPr>
+            <w:r>
+              <w:rPr>
+                <w:rFonts w:ascii="Arial" w:hAnsi="Arial"/>
+                <w:b w:val="0"/>
+                <w:sz w:val="14"/>
+              </w:rPr>
+              <w:t xml:space="preserve">Yes</w:t>
+            </w:r>
+          </w:p>
+        </w:tc>
+        <w:tc>
+          <w:tcPr>
+            <w:tcW w:w="3600" w:type="dxa"/>
+          </w:tcPr>
+          <w:p>
+            <w:pPr>
+              <w:spacing w:before="0" w:after="0"/>
+            </w:pPr>
+            <w:r>
+              <w:rPr>
+                <w:rFonts w:ascii="Arial" w:hAnsi="Arial"/>
+                <w:b w:val="0"/>
+                <w:sz w:val="14"/>
+              </w:rPr>
+              <w:t xml:space="preserve">Existing user with the administrator role</w:t>
+            </w:r>
+          </w:p>
+        </w:tc>
+      </w:tr>
+      <w:tr>
+        <w:tc>
+          <w:tcPr>
+            <w:tcW w:w="1800" w:type="dxa"/>
+          </w:tcPr>
+          <w:p>
+            <w:pPr>
+              <w:spacing w:before="0" w:after="0"/>
+            </w:pPr>
+            <w:r>
+              <w:rPr>
+                <w:rFonts w:ascii="Arial" w:hAnsi="Arial"/>
+                <w:b w:val="0"/>
+                <w:sz w:val="14"/>
+              </w:rPr>
+              <w:t xml:space="preserve">decision</w:t>
+            </w:r>
+          </w:p>
+        </w:tc>
+        <w:tc>
+          <w:tcPr>
+            <w:tcW w:w="3816" w:type="dxa"/>
+          </w:tcPr>
+          <w:p>
+            <w:pPr>
+              <w:spacing w:before="0" w:after="0"/>
+            </w:pPr>
+            <w:r>
+              <w:rPr>
+                <w:rFonts w:ascii="Arial" w:hAnsi="Arial"/>
+                <w:b w:val="0"/>
+                <w:sz w:val="14"/>
+              </w:rPr>
+              <w:t xml:space="preserve">Outcome of the review.</w:t>
+            </w:r>
+          </w:p>
+        </w:tc>
+        <w:tc>
+          <w:tcPr>
+            <w:tcW w:w="1512" w:type="dxa"/>
+          </w:tcPr>
+          <w:p>
+            <w:pPr>
+              <w:spacing w:before="0" w:after="0"/>
+            </w:pPr>
+            <w:r>
+              <w:rPr>
+                <w:rFonts w:ascii="Arial" w:hAnsi="Arial"/>
+                <w:b w:val="0"/>
+                <w:sz w:val="14"/>
+              </w:rPr>
+              <w:t xml:space="preserve">VARCHAR(20)</w:t>
+            </w:r>
+          </w:p>
+        </w:tc>
+        <w:tc>
+          <w:tcPr>
+            <w:tcW w:w="2232" w:type="dxa"/>
+          </w:tcPr>
+          <w:p>
+            <w:pPr>
+              <w:spacing w:before="0" w:after="0"/>
+            </w:pPr>
+            <w:r>
+              <w:rPr>
+                <w:rFonts w:ascii="Arial" w:hAnsi="Arial"/>
+                <w:b w:val="0"/>
+                <w:sz w:val="14"/>
+              </w:rPr>
+              <w:t xml:space="preserve">None</w:t>
+            </w:r>
+          </w:p>
+        </w:tc>
+        <w:tc>
+          <w:tcPr>
+            <w:tcW w:w="936" w:type="dxa"/>
+          </w:tcPr>
+          <w:p>
+            <w:pPr>
+              <w:spacing w:before="0" w:after="0"/>
+            </w:pPr>
+            <w:r>
+              <w:rPr>
+                <w:rFonts w:ascii="Arial" w:hAnsi="Arial"/>
+                <w:b w:val="0"/>
+                <w:sz w:val="14"/>
+              </w:rPr>
+              <w:t xml:space="preserve">Yes</w:t>
+            </w:r>
+          </w:p>
+        </w:tc>
+        <w:tc>
+          <w:tcPr>
+            <w:tcW w:w="3600" w:type="dxa"/>
+          </w:tcPr>
+          <w:p>
+            <w:pPr>
+              <w:spacing w:before="0" w:after="0"/>
+            </w:pPr>
+            <w:r>
+              <w:rPr>
+                <w:rFonts w:ascii="Arial" w:hAnsi="Arial"/>
+                <w:b w:val="0"/>
+                <w:sz w:val="14"/>
+              </w:rPr>
+              <w:t xml:space="preserve">approved, rejected, suspended, revoked (confirm with team)</w:t>
+            </w:r>
+          </w:p>
+        </w:tc>
+      </w:tr>
+      <w:tr>
+        <w:tc>
+          <w:tcPr>
+            <w:tcW w:w="1800" w:type="dxa"/>
+          </w:tcPr>
+          <w:p>
+            <w:pPr>
+              <w:spacing w:before="0" w:after="0"/>
+            </w:pPr>
+            <w:r>
+              <w:rPr>
+                <w:rFonts w:ascii="Arial" w:hAnsi="Arial"/>
+                <w:b w:val="0"/>
+                <w:sz w:val="14"/>
+              </w:rPr>
+              <w:t xml:space="preserve">reviewed_at</w:t>
+            </w:r>
+          </w:p>
+        </w:tc>
+        <w:tc>
+          <w:tcPr>
+            <w:tcW w:w="3816" w:type="dxa"/>
+          </w:tcPr>
+          <w:p>
+            <w:pPr>
+              <w:spacing w:before="0" w:after="0"/>
+            </w:pPr>
+            <w:r>
+              <w:rPr>
+                <w:rFonts w:ascii="Arial" w:hAnsi="Arial"/>
+                <w:b w:val="0"/>
+                <w:sz w:val="14"/>
+              </w:rPr>
+              <w:t xml:space="preserve">Date and time the decision was made.</w:t>
+            </w:r>
+          </w:p>
+        </w:tc>
+        <w:tc>
+          <w:tcPr>
+            <w:tcW w:w="1512" w:type="dxa"/>
+          </w:tcPr>
+          <w:p>
+            <w:pPr>
+              <w:spacing w:before="0" w:after="0"/>
+            </w:pPr>
+            <w:r>
+              <w:rPr>
+                <w:rFonts w:ascii="Arial" w:hAnsi="Arial"/>
+                <w:b w:val="0"/>
+                <w:sz w:val="14"/>
+              </w:rPr>
+              <w:t xml:space="preserve">DATETIME</w:t>
+            </w:r>
+          </w:p>
+        </w:tc>
+        <w:tc>
+          <w:tcPr>
+            <w:tcW w:w="2232" w:type="dxa"/>
+          </w:tcPr>
+          <w:p>
+            <w:pPr>
+              <w:spacing w:before="0" w:after="0"/>
+            </w:pPr>
+            <w:r>
+              <w:rPr>
+                <w:rFonts w:ascii="Arial" w:hAnsi="Arial"/>
+                <w:b w:val="0"/>
+                <w:sz w:val="14"/>
+              </w:rPr>
+              <w:t xml:space="preserve">None</w:t>
+            </w:r>
+          </w:p>
+        </w:tc>
+        <w:tc>
+          <w:tcPr>
+            <w:tcW w:w="936" w:type="dxa"/>
+          </w:tcPr>
+          <w:p>
+            <w:pPr>
+              <w:spacing w:before="0" w:after="0"/>
+            </w:pPr>
+            <w:r>
+              <w:rPr>
+                <w:rFonts w:ascii="Arial" w:hAnsi="Arial"/>
+                <w:b w:val="0"/>
+                <w:sz w:val="14"/>
+              </w:rPr>
+              <w:t xml:space="preserve">Yes</w:t>
+            </w:r>
+          </w:p>
+        </w:tc>
+        <w:tc>
+          <w:tcPr>
+            <w:tcW w:w="3600" w:type="dxa"/>
+          </w:tcPr>
+          <w:p>
+            <w:pPr>
+              <w:spacing w:before="0" w:after="0"/>
+            </w:pPr>
+            <w:r>
+              <w:rPr>
+                <w:rFonts w:ascii="Arial" w:hAnsi="Arial"/>
+                <w:b w:val="0"/>
+                <w:sz w:val="14"/>
+              </w:rPr>
+              <w:t xml:space="preserve">Valid date/time</w:t>
+            </w:r>
+          </w:p>
+        </w:tc>
+      </w:tr>
+      <w:tr>
+        <w:tc>
+          <w:tcPr>
+            <w:tcW w:w="1800" w:type="dxa"/>
+          </w:tcPr>
+          <w:p>
+            <w:pPr>
+              <w:spacing w:before="0" w:after="0"/>
+            </w:pPr>
+            <w:r>
+              <w:rPr>
+                <w:rFonts w:ascii="Arial" w:hAnsi="Arial"/>
+                <w:b w:val="0"/>
+                <w:sz w:val="14"/>
+              </w:rPr>
+              <w:t xml:space="preserve">notes</w:t>
+            </w:r>
+          </w:p>
+        </w:tc>
+        <w:tc>
+          <w:tcPr>
+            <w:tcW w:w="3816" w:type="dxa"/>
+          </w:tcPr>
+          <w:p>
+            <w:pPr>
+              <w:spacing w:before="0" w:after="0"/>
+            </w:pPr>
+            <w:r>
+              <w:rPr>
+                <w:rFonts w:ascii="Arial" w:hAnsi="Arial"/>
+                <w:b w:val="0"/>
+                <w:sz w:val="14"/>
+              </w:rPr>
+              <w:t xml:space="preserve">Reason or comments supporting the decision.</w:t>
+            </w:r>
+          </w:p>
+        </w:tc>
+        <w:tc>
+          <w:tcPr>
+            <w:tcW w:w="1512" w:type="dxa"/>
+          </w:tcPr>
+          <w:p>
+            <w:pPr>
+              <w:spacing w:before="0" w:after="0"/>
+            </w:pPr>
+            <w:r>
+              <w:rPr>
+                <w:rFonts w:ascii="Arial" w:hAnsi="Arial"/>
+                <w:b w:val="0"/>
+                <w:sz w:val="14"/>
+              </w:rPr>
+              <w:t xml:space="preserve">TEXT</w:t>
+            </w:r>
+          </w:p>
+        </w:tc>
+        <w:tc>
+          <w:tcPr>
+            <w:tcW w:w="2232" w:type="dxa"/>
+          </w:tcPr>
+          <w:p>
+            <w:pPr>
+              <w:spacing w:before="0" w:after="0"/>
+            </w:pPr>
+            <w:r>
+              <w:rPr>
+                <w:rFonts w:ascii="Arial" w:hAnsi="Arial"/>
+                <w:b w:val="0"/>
+                <w:sz w:val="14"/>
+              </w:rPr>
+              <w:t xml:space="preserve">None</w:t>
+            </w:r>
+          </w:p>
+        </w:tc>
+        <w:tc>
+          <w:tcPr>
+            <w:tcW w:w="936" w:type="dxa"/>
+          </w:tcPr>
+          <w:p>
+            <w:pPr>
+              <w:spacing w:before="0" w:after="0"/>
+            </w:pPr>
+            <w:r>
+              <w:rPr>
+                <w:rFonts w:ascii="Arial" w:hAnsi="Arial"/>
+                <w:b w:val="0"/>
+                <w:sz w:val="14"/>
+              </w:rPr>
+              <w:t xml:space="preserve">No</w:t>
+            </w:r>
+          </w:p>
+        </w:tc>
+        <w:tc>
+          <w:tcPr>
+            <w:tcW w:w="3600" w:type="dxa"/>
+          </w:tcPr>
+          <w:p>
+            <w:pPr>
+              <w:spacing w:before="0" w:after="0"/>
+            </w:pPr>
+            <w:r>
+              <w:rPr>
+                <w:rFonts w:ascii="Arial" w:hAnsi="Arial"/>
+                <w:b w:val="0"/>
+                <w:sz w:val="14"/>
+              </w:rPr>
+              <w:t xml:space="preserve">Text</w:t>
+            </w:r>
+          </w:p>
+        </w:tc>
+      </w:tr>
+    </w:tbl>
+    <w:p>
+      <w:pPr>
+        <w:spacing w:after="20"/>
+      </w:pPr>
+    </w:p>
+    <w:p>
+      <w:pPr>
+        <w:pStyle w:val="Heading1"/>
+      </w:pPr>
+      <w:r>
+        <w:t>37. USER_RESTRICTION</w:t>
+      </w:r>
+    </w:p>
+    <w:p>
+      <w:pPr>
+        <w:spacing w:after="80"/>
+      </w:pPr>
+      <w:r>
+        <w:rPr>
+          <w:b/>
+        </w:rPr>
+        <w:t xml:space="preserve">Description: </w:t>
+      </w:r>
+      <w:r>
+        <w:t>Stores warnings, suspensions, and other limits placed on a user as the result of a moderation action.</w:t>
+      </w:r>
+    </w:p>
+    <w:tbl>
+      <w:tblPr>
+        <w:tblStyle w:val="TableGrid"/>
+        <w:tblW w:w="0" w:type="auto"/>
+        <w:tblLook w:val="04A0" w:firstRow="1" w:lastRow="0" w:firstColumn="1" w:lastColumn="0" w:noHBand="0" w:noVBand="1"/>
+      </w:tblPr>
+      <w:tblGrid>
+        <w:gridCol w:w="1800"/>
+        <w:gridCol w:w="3816"/>
+        <w:gridCol w:w="1512"/>
+        <w:gridCol w:w="2232"/>
+        <w:gridCol w:w="936"/>
+        <w:gridCol w:w="3600"/>
+      </w:tblGrid>
+      <w:tr>
+        <w:tc>
+          <w:tcPr>
+            <w:tcW w:w="1800" w:type="dxa"/>
+            <w:shd w:fill="D9E2F3"/>
+          </w:tcPr>
+          <w:p>
+            <w:pPr>
+              <w:spacing w:before="0" w:after="0"/>
+            </w:pPr>
+            <w:r>
+              <w:rPr>
+                <w:rFonts w:ascii="Arial" w:hAnsi="Arial"/>
+                <w:b/>
+                <w:sz w:val="14"/>
+              </w:rPr>
+              <w:t xml:space="preserve">Field Name</w:t>
+            </w:r>
+          </w:p>
+        </w:tc>
+        <w:tc>
+          <w:tcPr>
+            <w:tcW w:w="3816" w:type="dxa"/>
+            <w:shd w:fill="D9E2F3"/>
+          </w:tcPr>
+          <w:p>
+            <w:pPr>
+              <w:spacing w:before="0" w:after="0"/>
+            </w:pPr>
+            <w:r>
+              <w:rPr>
+                <w:rFonts w:ascii="Arial" w:hAnsi="Arial"/>
+                <w:b/>
+                <w:sz w:val="14"/>
+              </w:rPr>
+              <w:t xml:space="preserve">Description</w:t>
+            </w:r>
+          </w:p>
+        </w:tc>
+        <w:tc>
+          <w:tcPr>
+            <w:tcW w:w="1512" w:type="dxa"/>
+            <w:shd w:fill="D9E2F3"/>
+          </w:tcPr>
+          <w:p>
+            <w:pPr>
+              <w:spacing w:before="0" w:after="0"/>
+            </w:pPr>
+            <w:r>
+              <w:rPr>
+                <w:rFonts w:ascii="Arial" w:hAnsi="Arial"/>
+                <w:b/>
+                <w:sz w:val="14"/>
+              </w:rPr>
+              <w:t xml:space="preserve">Data Type</w:t>
+            </w:r>
+          </w:p>
+        </w:tc>
+        <w:tc>
+          <w:tcPr>
+            <w:tcW w:w="2232" w:type="dxa"/>
+            <w:shd w:fill="D9E2F3"/>
+          </w:tcPr>
+          <w:p>
+            <w:pPr>
+              <w:spacing w:before="0" w:after="0"/>
+            </w:pPr>
+            <w:r>
+              <w:rPr>
+                <w:rFonts w:ascii="Arial" w:hAnsi="Arial"/>
+                <w:b/>
+                <w:sz w:val="14"/>
+              </w:rPr>
+              <w:t xml:space="preserve">Key</w:t>
+            </w:r>
+          </w:p>
+        </w:tc>
+        <w:tc>
+          <w:tcPr>
+            <w:tcW w:w="936" w:type="dxa"/>
+            <w:shd w:fill="D9E2F3"/>
+          </w:tcPr>
+          <w:p>
+            <w:pPr>
+              <w:spacing w:before="0" w:after="0"/>
+            </w:pPr>
+            <w:r>
+              <w:rPr>
+                <w:rFonts w:ascii="Arial" w:hAnsi="Arial"/>
+                <w:b/>
+                <w:sz w:val="14"/>
+              </w:rPr>
+              <w:t xml:space="preserve">Required</w:t>
+            </w:r>
+          </w:p>
+        </w:tc>
+        <w:tc>
+          <w:tcPr>
+            <w:tcW w:w="3600" w:type="dxa"/>
+            <w:shd w:fill="D9E2F3"/>
+          </w:tcPr>
+          <w:p>
+            <w:pPr>
+              <w:spacing w:before="0" w:after="0"/>
+            </w:pPr>
+            <w:r>
+              <w:rPr>
+                <w:rFonts w:ascii="Arial" w:hAnsi="Arial"/>
+                <w:b/>
+                <w:sz w:val="14"/>
+              </w:rPr>
+              <w:t xml:space="preserve">Allowed Values / Constraints</w:t>
+            </w:r>
+          </w:p>
+        </w:tc>
+      </w:tr>
+      <w:tr>
+        <w:tc>
+          <w:tcPr>
+            <w:tcW w:w="1800" w:type="dxa"/>
+          </w:tcPr>
+          <w:p>
+            <w:pPr>
+              <w:spacing w:before="0" w:after="0"/>
+            </w:pPr>
+            <w:r>
+              <w:rPr>
+                <w:rFonts w:ascii="Arial" w:hAnsi="Arial"/>
+                <w:b w:val="0"/>
+                <w:sz w:val="14"/>
+              </w:rPr>
+              <w:t xml:space="preserve">restriction_id</w:t>
+            </w:r>
+          </w:p>
+        </w:tc>
+        <w:tc>
+          <w:tcPr>
+            <w:tcW w:w="3816" w:type="dxa"/>
+          </w:tcPr>
+          <w:p>
+            <w:pPr>
+              <w:spacing w:before="0" w:after="0"/>
+            </w:pPr>
+            <w:r>
+              <w:rPr>
+                <w:rFonts w:ascii="Arial" w:hAnsi="Arial"/>
+                <w:b w:val="0"/>
+                <w:sz w:val="14"/>
+              </w:rPr>
+              <w:t xml:space="preserve">Unique restriction identifier.</w:t>
+            </w:r>
+          </w:p>
+        </w:tc>
+        <w:tc>
+          <w:tcPr>
+            <w:tcW w:w="1512" w:type="dxa"/>
+          </w:tcPr>
+          <w:p>
+            <w:pPr>
+              <w:spacing w:before="0" w:after="0"/>
+            </w:pPr>
+            <w:r>
+              <w:rPr>
+                <w:rFonts w:ascii="Arial" w:hAnsi="Arial"/>
+                <w:b w:val="0"/>
+                <w:sz w:val="14"/>
+              </w:rPr>
+              <w:t xml:space="preserve">INT UNSIGNED</w:t>
+            </w:r>
+          </w:p>
+        </w:tc>
+        <w:tc>
+          <w:tcPr>
+            <w:tcW w:w="2232" w:type="dxa"/>
+          </w:tcPr>
+          <w:p>
+            <w:pPr>
+              <w:spacing w:before="0" w:after="0"/>
+            </w:pPr>
+            <w:r>
+              <w:rPr>
+                <w:rFonts w:ascii="Arial" w:hAnsi="Arial"/>
+                <w:b w:val="0"/>
+                <w:sz w:val="14"/>
+              </w:rPr>
+              <w:t xml:space="preserve">PK</w:t>
+            </w:r>
+          </w:p>
+        </w:tc>
+        <w:tc>
+          <w:tcPr>
+            <w:tcW w:w="936" w:type="dxa"/>
+          </w:tcPr>
+          <w:p>
+            <w:pPr>
+              <w:spacing w:before="0" w:after="0"/>
+            </w:pPr>
+            <w:r>
+              <w:rPr>
+                <w:rFonts w:ascii="Arial" w:hAnsi="Arial"/>
+                <w:b w:val="0"/>
+                <w:sz w:val="14"/>
+              </w:rPr>
+              <w:t xml:space="preserve">Yes</w:t>
+            </w:r>
+          </w:p>
+        </w:tc>
+        <w:tc>
+          <w:tcPr>
+            <w:tcW w:w="3600" w:type="dxa"/>
+          </w:tcPr>
+          <w:p>
+            <w:pPr>
+              <w:spacing w:before="0" w:after="0"/>
+            </w:pPr>
+            <w:r>
+              <w:rPr>
+                <w:rFonts w:ascii="Arial" w:hAnsi="Arial"/>
+                <w:b w:val="0"/>
+                <w:sz w:val="14"/>
+              </w:rPr>
+              <w:t xml:space="preserve">Auto-increment</w:t>
+            </w:r>
+          </w:p>
+        </w:tc>
+      </w:tr>
+      <w:tr>
+        <w:tc>
+          <w:tcPr>
+            <w:tcW w:w="1800" w:type="dxa"/>
+          </w:tcPr>
+          <w:p>
+            <w:pPr>
+              <w:spacing w:before="0" w:after="0"/>
+            </w:pPr>
+            <w:r>
+              <w:rPr>
+                <w:rFonts w:ascii="Arial" w:hAnsi="Arial"/>
+                <w:b w:val="0"/>
+                <w:sz w:val="14"/>
+              </w:rPr>
+              <w:t xml:space="preserve">user_id</w:t>
+            </w:r>
+          </w:p>
+        </w:tc>
+        <w:tc>
+          <w:tcPr>
+            <w:tcW w:w="3816" w:type="dxa"/>
+          </w:tcPr>
+          <w:p>
+            <w:pPr>
+              <w:spacing w:before="0" w:after="0"/>
+            </w:pPr>
+            <w:r>
+              <w:rPr>
+                <w:rFonts w:ascii="Arial" w:hAnsi="Arial"/>
+                <w:b w:val="0"/>
+                <w:sz w:val="14"/>
+              </w:rPr>
+              <w:t xml:space="preserve">User who is restricted.</w:t>
+            </w:r>
+          </w:p>
+        </w:tc>
+        <w:tc>
+          <w:tcPr>
+            <w:tcW w:w="1512" w:type="dxa"/>
+          </w:tcPr>
+          <w:p>
+            <w:pPr>
+              <w:spacing w:before="0" w:after="0"/>
+            </w:pPr>
+            <w:r>
+              <w:rPr>
+                <w:rFonts w:ascii="Arial" w:hAnsi="Arial"/>
+                <w:b w:val="0"/>
+                <w:sz w:val="14"/>
+              </w:rPr>
+              <w:t xml:space="preserve">INT UNSIGNED</w:t>
+            </w:r>
+          </w:p>
+        </w:tc>
+        <w:tc>
+          <w:tcPr>
+            <w:tcW w:w="2232" w:type="dxa"/>
+          </w:tcPr>
+          <w:p>
+            <w:pPr>
+              <w:spacing w:before="0" w:after="0"/>
+            </w:pPr>
+            <w:r>
+              <w:rPr>
+                <w:rFonts w:ascii="Arial" w:hAnsi="Arial"/>
+                <w:b w:val="0"/>
+                <w:sz w:val="14"/>
+              </w:rPr>
+              <w:t xml:space="preserve">FK → USER.user_id</w:t>
+            </w:r>
+          </w:p>
+        </w:tc>
+        <w:tc>
+          <w:tcPr>
+            <w:tcW w:w="936" w:type="dxa"/>
+          </w:tcPr>
+          <w:p>
+            <w:pPr>
+              <w:spacing w:before="0" w:after="0"/>
+            </w:pPr>
+            <w:r>
+              <w:rPr>
+                <w:rFonts w:ascii="Arial" w:hAnsi="Arial"/>
+                <w:b w:val="0"/>
+                <w:sz w:val="14"/>
+              </w:rPr>
+              <w:t xml:space="preserve">Yes</w:t>
+            </w:r>
+          </w:p>
+        </w:tc>
+        <w:tc>
+          <w:tcPr>
+            <w:tcW w:w="3600" w:type="dxa"/>
+          </w:tcPr>
+          <w:p>
+            <w:pPr>
+              <w:spacing w:before="0" w:after="0"/>
+            </w:pPr>
+            <w:r>
+              <w:rPr>
+                <w:rFonts w:ascii="Arial" w:hAnsi="Arial"/>
+                <w:b w:val="0"/>
+                <w:sz w:val="14"/>
+              </w:rPr>
+              <w:t xml:space="preserve">Existing user</w:t>
+            </w:r>
+          </w:p>
+        </w:tc>
+      </w:tr>
+      <w:tr>
+        <w:tc>
+          <w:tcPr>
+            <w:tcW w:w="1800" w:type="dxa"/>
+          </w:tcPr>
+          <w:p>
+            <w:pPr>
+              <w:spacing w:before="0" w:after="0"/>
+            </w:pPr>
+            <w:r>
+              <w:rPr>
+                <w:rFonts w:ascii="Arial" w:hAnsi="Arial"/>
+                <w:b w:val="0"/>
+                <w:sz w:val="14"/>
+              </w:rPr>
+              <w:t xml:space="preserve">action_id</w:t>
+            </w:r>
+          </w:p>
+        </w:tc>
+        <w:tc>
+          <w:tcPr>
+            <w:tcW w:w="3816" w:type="dxa"/>
+          </w:tcPr>
+          <w:p>
+            <w:pPr>
+              <w:spacing w:before="0" w:after="0"/>
+            </w:pPr>
+            <w:r>
+              <w:rPr>
+                <w:rFonts w:ascii="Arial" w:hAnsi="Arial"/>
+                <w:b w:val="0"/>
+                <w:sz w:val="14"/>
+              </w:rPr>
+              <w:t xml:space="preserve">Moderation action that created the restriction.</w:t>
+            </w:r>
+          </w:p>
+        </w:tc>
+        <w:tc>
+          <w:tcPr>
+            <w:tcW w:w="1512" w:type="dxa"/>
+          </w:tcPr>
+          <w:p>
+            <w:pPr>
+              <w:spacing w:before="0" w:after="0"/>
+            </w:pPr>
+            <w:r>
+              <w:rPr>
+                <w:rFonts w:ascii="Arial" w:hAnsi="Arial"/>
+                <w:b w:val="0"/>
+                <w:sz w:val="14"/>
+              </w:rPr>
+              <w:t xml:space="preserve">INT UNSIGNED</w:t>
+            </w:r>
+          </w:p>
+        </w:tc>
+        <w:tc>
+          <w:tcPr>
+            <w:tcW w:w="2232" w:type="dxa"/>
+          </w:tcPr>
+          <w:p>
+            <w:pPr>
+              <w:spacing w:before="0" w:after="0"/>
+            </w:pPr>
+            <w:r>
+              <w:rPr>
+                <w:rFonts w:ascii="Arial" w:hAnsi="Arial"/>
+                <w:b w:val="0"/>
+                <w:sz w:val="14"/>
+              </w:rPr>
+              <w:t xml:space="preserve">FK → MODERATION_ACTION.action_id</w:t>
+            </w:r>
+          </w:p>
+        </w:tc>
+        <w:tc>
+          <w:tcPr>
+            <w:tcW w:w="936" w:type="dxa"/>
+          </w:tcPr>
+          <w:p>
+            <w:pPr>
+              <w:spacing w:before="0" w:after="0"/>
+            </w:pPr>
+            <w:r>
+              <w:rPr>
+                <w:rFonts w:ascii="Arial" w:hAnsi="Arial"/>
+                <w:b w:val="0"/>
+                <w:sz w:val="14"/>
+              </w:rPr>
+              <w:t xml:space="preserve">Yes</w:t>
+            </w:r>
+          </w:p>
+        </w:tc>
+        <w:tc>
+          <w:tcPr>
+            <w:tcW w:w="3600" w:type="dxa"/>
+          </w:tcPr>
+          <w:p>
+            <w:pPr>
+              <w:spacing w:before="0" w:after="0"/>
+            </w:pPr>
+            <w:r>
+              <w:rPr>
+                <w:rFonts w:ascii="Arial" w:hAnsi="Arial"/>
+                <w:b w:val="0"/>
+                <w:sz w:val="14"/>
+              </w:rPr>
+              <w:t xml:space="preserve">Existing moderation action</w:t>
+            </w:r>
+          </w:p>
+        </w:tc>
+      </w:tr>
+      <w:tr>
+        <w:tc>
+          <w:tcPr>
+            <w:tcW w:w="1800" w:type="dxa"/>
+          </w:tcPr>
+          <w:p>
+            <w:pPr>
+              <w:spacing w:before="0" w:after="0"/>
+            </w:pPr>
+            <w:r>
+              <w:rPr>
+                <w:rFonts w:ascii="Arial" w:hAnsi="Arial"/>
+                <w:b w:val="0"/>
+                <w:sz w:val="14"/>
+              </w:rPr>
+              <w:t xml:space="preserve">starts_at</w:t>
+            </w:r>
+          </w:p>
+        </w:tc>
+        <w:tc>
+          <w:tcPr>
+            <w:tcW w:w="3816" w:type="dxa"/>
+          </w:tcPr>
+          <w:p>
+            <w:pPr>
+              <w:spacing w:before="0" w:after="0"/>
+            </w:pPr>
+            <w:r>
+              <w:rPr>
+                <w:rFonts w:ascii="Arial" w:hAnsi="Arial"/>
+                <w:b w:val="0"/>
+                <w:sz w:val="14"/>
+              </w:rPr>
+              <w:t xml:space="preserve">Date and time the restriction begins.</w:t>
+            </w:r>
+          </w:p>
+        </w:tc>
+        <w:tc>
+          <w:tcPr>
+            <w:tcW w:w="1512" w:type="dxa"/>
+          </w:tcPr>
+          <w:p>
+            <w:pPr>
+              <w:spacing w:before="0" w:after="0"/>
+            </w:pPr>
+            <w:r>
+              <w:rPr>
+                <w:rFonts w:ascii="Arial" w:hAnsi="Arial"/>
+                <w:b w:val="0"/>
+                <w:sz w:val="14"/>
+              </w:rPr>
+              <w:t xml:space="preserve">DATETIME</w:t>
+            </w:r>
+          </w:p>
+        </w:tc>
+        <w:tc>
+          <w:tcPr>
+            <w:tcW w:w="2232" w:type="dxa"/>
+          </w:tcPr>
+          <w:p>
+            <w:pPr>
+              <w:spacing w:before="0" w:after="0"/>
+            </w:pPr>
+            <w:r>
+              <w:rPr>
+                <w:rFonts w:ascii="Arial" w:hAnsi="Arial"/>
+                <w:b w:val="0"/>
+                <w:sz w:val="14"/>
+              </w:rPr>
+              <w:t xml:space="preserve">None</w:t>
+            </w:r>
+          </w:p>
+        </w:tc>
+        <w:tc>
+          <w:tcPr>
+            <w:tcW w:w="936" w:type="dxa"/>
+          </w:tcPr>
+          <w:p>
+            <w:pPr>
+              <w:spacing w:before="0" w:after="0"/>
+            </w:pPr>
+            <w:r>
+              <w:rPr>
+                <w:rFonts w:ascii="Arial" w:hAnsi="Arial"/>
+                <w:b w:val="0"/>
+                <w:sz w:val="14"/>
+              </w:rPr>
+              <w:t xml:space="preserve">Yes</w:t>
+            </w:r>
+          </w:p>
+        </w:tc>
+        <w:tc>
+          <w:tcPr>
+            <w:tcW w:w="3600" w:type="dxa"/>
+          </w:tcPr>
+          <w:p>
+            <w:pPr>
+              <w:spacing w:before="0" w:after="0"/>
+            </w:pPr>
+            <w:r>
+              <w:rPr>
+                <w:rFonts w:ascii="Arial" w:hAnsi="Arial"/>
+                <w:b w:val="0"/>
+                <w:sz w:val="14"/>
+              </w:rPr>
+              <w:t xml:space="preserve">Valid date/time</w:t>
+            </w:r>
+          </w:p>
+        </w:tc>
+      </w:tr>
+      <w:tr>
+        <w:tc>
+          <w:tcPr>
+            <w:tcW w:w="1800" w:type="dxa"/>
+          </w:tcPr>
+          <w:p>
+            <w:pPr>
+              <w:spacing w:before="0" w:after="0"/>
+            </w:pPr>
+            <w:r>
+              <w:rPr>
+                <w:rFonts w:ascii="Arial" w:hAnsi="Arial"/>
+                <w:b w:val="0"/>
+                <w:sz w:val="14"/>
+              </w:rPr>
+              <w:t xml:space="preserve">ends_at</w:t>
+            </w:r>
+          </w:p>
+        </w:tc>
+        <w:tc>
+          <w:tcPr>
+            <w:tcW w:w="3816" w:type="dxa"/>
+          </w:tcPr>
+          <w:p>
+            <w:pPr>
+              <w:spacing w:before="0" w:after="0"/>
+            </w:pPr>
+            <w:r>
+              <w:rPr>
+                <w:rFonts w:ascii="Arial" w:hAnsi="Arial"/>
+                <w:b w:val="0"/>
+                <w:sz w:val="14"/>
+              </w:rPr>
+              <w:t xml:space="preserve">Date and time the restriction ends.</w:t>
+            </w:r>
+          </w:p>
+        </w:tc>
+        <w:tc>
+          <w:tcPr>
+            <w:tcW w:w="1512" w:type="dxa"/>
+          </w:tcPr>
+          <w:p>
+            <w:pPr>
+              <w:spacing w:before="0" w:after="0"/>
+            </w:pPr>
+            <w:r>
+              <w:rPr>
+                <w:rFonts w:ascii="Arial" w:hAnsi="Arial"/>
+                <w:b w:val="0"/>
+                <w:sz w:val="14"/>
+              </w:rPr>
+              <w:t xml:space="preserve">DATETIME</w:t>
+            </w:r>
+          </w:p>
+        </w:tc>
+        <w:tc>
+          <w:tcPr>
+            <w:tcW w:w="2232" w:type="dxa"/>
+          </w:tcPr>
+          <w:p>
+            <w:pPr>
+              <w:spacing w:before="0" w:after="0"/>
+            </w:pPr>
+            <w:r>
+              <w:rPr>
+                <w:rFonts w:ascii="Arial" w:hAnsi="Arial"/>
+                <w:b w:val="0"/>
+                <w:sz w:val="14"/>
+              </w:rPr>
+              <w:t xml:space="preserve">None</w:t>
+            </w:r>
+          </w:p>
+        </w:tc>
+        <w:tc>
+          <w:tcPr>
+            <w:tcW w:w="936" w:type="dxa"/>
+          </w:tcPr>
+          <w:p>
+            <w:pPr>
+              <w:spacing w:before="0" w:after="0"/>
+            </w:pPr>
+            <w:r>
+              <w:rPr>
+                <w:rFonts w:ascii="Arial" w:hAnsi="Arial"/>
+                <w:b w:val="0"/>
+                <w:sz w:val="14"/>
+              </w:rPr>
+              <w:t xml:space="preserve">No</w:t>
+            </w:r>
+          </w:p>
+        </w:tc>
+        <w:tc>
+          <w:tcPr>
+            <w:tcW w:w="3600" w:type="dxa"/>
+          </w:tcPr>
+          <w:p>
+            <w:pPr>
+              <w:spacing w:before="0" w:after="0"/>
+            </w:pPr>
+            <w:r>
+              <w:rPr>
+                <w:rFonts w:ascii="Arial" w:hAnsi="Arial"/>
+                <w:b w:val="0"/>
+                <w:sz w:val="14"/>
+              </w:rPr>
+              <w:t xml:space="preserve">Later than starts_at; null for an indefinite restriction</w:t>
+            </w:r>
+          </w:p>
+        </w:tc>
+      </w:tr>
+      <w:tr>
+        <w:tc>
+          <w:tcPr>
+            <w:tcW w:w="1800" w:type="dxa"/>
+          </w:tcPr>
+          <w:p>
+            <w:pPr>
+              <w:spacing w:before="0" w:after="0"/>
+            </w:pPr>
+            <w:r>
+              <w:rPr>
+                <w:rFonts w:ascii="Arial" w:hAnsi="Arial"/>
+                <w:b w:val="0"/>
+                <w:sz w:val="14"/>
+              </w:rPr>
+              <w:t xml:space="preserve">status</w:t>
+            </w:r>
+          </w:p>
+        </w:tc>
+        <w:tc>
+          <w:tcPr>
+            <w:tcW w:w="3816" w:type="dxa"/>
+          </w:tcPr>
+          <w:p>
+            <w:pPr>
+              <w:spacing w:before="0" w:after="0"/>
+            </w:pPr>
+            <w:r>
+              <w:rPr>
+                <w:rFonts w:ascii="Arial" w:hAnsi="Arial"/>
+                <w:b w:val="0"/>
+                <w:sz w:val="14"/>
+              </w:rPr>
+              <w:t xml:space="preserve">Current restriction state.</w:t>
+            </w:r>
+          </w:p>
+        </w:tc>
+        <w:tc>
+          <w:tcPr>
+            <w:tcW w:w="1512" w:type="dxa"/>
+          </w:tcPr>
+          <w:p>
+            <w:pPr>
+              <w:spacing w:before="0" w:after="0"/>
+            </w:pPr>
+            <w:r>
+              <w:rPr>
+                <w:rFonts w:ascii="Arial" w:hAnsi="Arial"/>
+                <w:b w:val="0"/>
+                <w:sz w:val="14"/>
+              </w:rPr>
+              <w:t xml:space="preserve">VARCHAR(20)</w:t>
+            </w:r>
+          </w:p>
+        </w:tc>
+        <w:tc>
+          <w:tcPr>
+            <w:tcW w:w="2232" w:type="dxa"/>
+          </w:tcPr>
+          <w:p>
+            <w:pPr>
+              <w:spacing w:before="0" w:after="0"/>
+            </w:pPr>
+            <w:r>
+              <w:rPr>
+                <w:rFonts w:ascii="Arial" w:hAnsi="Arial"/>
+                <w:b w:val="0"/>
+                <w:sz w:val="14"/>
+              </w:rPr>
+              <w:t xml:space="preserve">None</w:t>
+            </w:r>
+          </w:p>
+        </w:tc>
+        <w:tc>
+          <w:tcPr>
+            <w:tcW w:w="936" w:type="dxa"/>
+          </w:tcPr>
+          <w:p>
+            <w:pPr>
+              <w:spacing w:before="0" w:after="0"/>
+            </w:pPr>
+            <w:r>
+              <w:rPr>
+                <w:rFonts w:ascii="Arial" w:hAnsi="Arial"/>
+                <w:b w:val="0"/>
+                <w:sz w:val="14"/>
+              </w:rPr>
+              <w:t xml:space="preserve">Yes</w:t>
+            </w:r>
+          </w:p>
+        </w:tc>
+        <w:tc>
+          <w:tcPr>
+            <w:tcW w:w="3600" w:type="dxa"/>
+          </w:tcPr>
+          <w:p>
+            <w:pPr>
+              <w:spacing w:before="0" w:after="0"/>
+            </w:pPr>
+            <w:r>
+              <w:rPr>
+                <w:rFonts w:ascii="Arial" w:hAnsi="Arial"/>
+                <w:b w:val="0"/>
+                <w:sz w:val="14"/>
+              </w:rPr>
+              <w:t xml:space="preserve">active, expired, lifted (confirm with team)</w:t>
+            </w:r>
+          </w:p>
+        </w:tc>
+      </w:tr>
+    </w:tbl>
+    <w:p>
+      <w:pPr>
+        <w:spacing w:after="20"/>
+      </w:pPr>
+    </w:p>
+    <w:p>
+      <w:pPr>
+        <w:pStyle w:val="Heading1"/>
+      </w:pPr>
+      <w:r>
+        <w:t>38. ADVICE_REVIEW</w:t>
+      </w:r>
+    </w:p>
+    <w:p>
+      <w:pPr>
+        <w:spacing w:after="80"/>
+      </w:pPr>
+      <w:r>
+        <w:rPr>
+          <w:b/>
+        </w:rPr>
+        <w:t xml:space="preserve">Description: </w:t>
+      </w:r>
+      <w:r>
+        <w:t>Stores a user's rating and feedback on an advice response.</w:t>
+      </w:r>
+    </w:p>
+    <w:tbl>
+      <w:tblPr>
+        <w:tblStyle w:val="TableGrid"/>
+        <w:tblW w:w="0" w:type="auto"/>
+        <w:tblLook w:val="04A0" w:firstRow="1" w:lastRow="0" w:firstColumn="1" w:lastColumn="0" w:noHBand="0" w:noVBand="1"/>
+      </w:tblPr>
+      <w:tblGrid>
+        <w:gridCol w:w="1800"/>
+        <w:gridCol w:w="3816"/>
+        <w:gridCol w:w="1512"/>
+        <w:gridCol w:w="2232"/>
+        <w:gridCol w:w="936"/>
+        <w:gridCol w:w="3600"/>
+      </w:tblGrid>
+      <w:tr>
+        <w:tc>
+          <w:tcPr>
+            <w:tcW w:w="1800" w:type="dxa"/>
+            <w:shd w:fill="D9E2F3"/>
+          </w:tcPr>
+          <w:p>
+            <w:pPr>
+              <w:spacing w:before="0" w:after="0"/>
+            </w:pPr>
+            <w:r>
+              <w:rPr>
+                <w:rFonts w:ascii="Arial" w:hAnsi="Arial"/>
+                <w:b/>
+                <w:sz w:val="14"/>
+              </w:rPr>
+              <w:t xml:space="preserve">Field Name</w:t>
+            </w:r>
+          </w:p>
+        </w:tc>
+        <w:tc>
+          <w:tcPr>
+            <w:tcW w:w="3816" w:type="dxa"/>
+            <w:shd w:fill="D9E2F3"/>
+          </w:tcPr>
+          <w:p>
+            <w:pPr>
+              <w:spacing w:before="0" w:after="0"/>
+            </w:pPr>
+            <w:r>
+              <w:rPr>
+                <w:rFonts w:ascii="Arial" w:hAnsi="Arial"/>
+                <w:b/>
+                <w:sz w:val="14"/>
+              </w:rPr>
+              <w:t xml:space="preserve">Description</w:t>
+            </w:r>
+          </w:p>
+        </w:tc>
+        <w:tc>
+          <w:tcPr>
+            <w:tcW w:w="1512" w:type="dxa"/>
+            <w:shd w:fill="D9E2F3"/>
+          </w:tcPr>
+          <w:p>
+            <w:pPr>
+              <w:spacing w:before="0" w:after="0"/>
+            </w:pPr>
+            <w:r>
+              <w:rPr>
+                <w:rFonts w:ascii="Arial" w:hAnsi="Arial"/>
+                <w:b/>
+                <w:sz w:val="14"/>
+              </w:rPr>
+              <w:t xml:space="preserve">Data Type</w:t>
+            </w:r>
+          </w:p>
+        </w:tc>
+        <w:tc>
+          <w:tcPr>
+            <w:tcW w:w="2232" w:type="dxa"/>
+            <w:shd w:fill="D9E2F3"/>
+          </w:tcPr>
+          <w:p>
+            <w:pPr>
+              <w:spacing w:before="0" w:after="0"/>
+            </w:pPr>
+            <w:r>
+              <w:rPr>
+                <w:rFonts w:ascii="Arial" w:hAnsi="Arial"/>
+                <w:b/>
+                <w:sz w:val="14"/>
+              </w:rPr>
+              <w:t xml:space="preserve">Key</w:t>
+            </w:r>
+          </w:p>
+        </w:tc>
+        <w:tc>
+          <w:tcPr>
+            <w:tcW w:w="936" w:type="dxa"/>
+            <w:shd w:fill="D9E2F3"/>
+          </w:tcPr>
+          <w:p>
+            <w:pPr>
+              <w:spacing w:before="0" w:after="0"/>
+            </w:pPr>
+            <w:r>
+              <w:rPr>
+                <w:rFonts w:ascii="Arial" w:hAnsi="Arial"/>
+                <w:b/>
+                <w:sz w:val="14"/>
+              </w:rPr>
+              <w:t xml:space="preserve">Required</w:t>
+            </w:r>
+          </w:p>
+        </w:tc>
+        <w:tc>
+          <w:tcPr>
+            <w:tcW w:w="3600" w:type="dxa"/>
+            <w:shd w:fill="D9E2F3"/>
+          </w:tcPr>
+          <w:p>
+            <w:pPr>
+              <w:spacing w:before="0" w:after="0"/>
+            </w:pPr>
+            <w:r>
+              <w:rPr>
+                <w:rFonts w:ascii="Arial" w:hAnsi="Arial"/>
+                <w:b/>
+                <w:sz w:val="14"/>
+              </w:rPr>
+              <w:t xml:space="preserve">Allowed Values / Constraints</w:t>
+            </w:r>
+          </w:p>
+        </w:tc>
+      </w:tr>
+      <w:tr>
+        <w:tc>
+          <w:tcPr>
+            <w:tcW w:w="1800" w:type="dxa"/>
+          </w:tcPr>
+          <w:p>
+            <w:pPr>
+              <w:spacing w:before="0" w:after="0"/>
+            </w:pPr>
+            <w:r>
+              <w:rPr>
+                <w:rFonts w:ascii="Arial" w:hAnsi="Arial"/>
+                <w:b w:val="0"/>
+                <w:sz w:val="14"/>
+              </w:rPr>
+              <w:t xml:space="preserve">review_id</w:t>
+            </w:r>
+          </w:p>
+        </w:tc>
+        <w:tc>
+          <w:tcPr>
+            <w:tcW w:w="3816" w:type="dxa"/>
+          </w:tcPr>
+          <w:p>
+            <w:pPr>
+              <w:spacing w:before="0" w:after="0"/>
+            </w:pPr>
+            <w:r>
+              <w:rPr>
+                <w:rFonts w:ascii="Arial" w:hAnsi="Arial"/>
+                <w:b w:val="0"/>
+                <w:sz w:val="14"/>
+              </w:rPr>
+              <w:t xml:space="preserve">Unique advice review identifier.</w:t>
+            </w:r>
+          </w:p>
+        </w:tc>
+        <w:tc>
+          <w:tcPr>
+            <w:tcW w:w="1512" w:type="dxa"/>
+          </w:tcPr>
+          <w:p>
+            <w:pPr>
+              <w:spacing w:before="0" w:after="0"/>
+            </w:pPr>
+            <w:r>
+              <w:rPr>
+                <w:rFonts w:ascii="Arial" w:hAnsi="Arial"/>
+                <w:b w:val="0"/>
+                <w:sz w:val="14"/>
+              </w:rPr>
+              <w:t xml:space="preserve">INT UNSIGNED</w:t>
+            </w:r>
+          </w:p>
+        </w:tc>
+        <w:tc>
+          <w:tcPr>
+            <w:tcW w:w="2232" w:type="dxa"/>
+          </w:tcPr>
+          <w:p>
+            <w:pPr>
+              <w:spacing w:before="0" w:after="0"/>
+            </w:pPr>
+            <w:r>
+              <w:rPr>
+                <w:rFonts w:ascii="Arial" w:hAnsi="Arial"/>
+                <w:b w:val="0"/>
+                <w:sz w:val="14"/>
+              </w:rPr>
+              <w:t xml:space="preserve">PK</w:t>
+            </w:r>
+          </w:p>
+        </w:tc>
+        <w:tc>
+          <w:tcPr>
+            <w:tcW w:w="936" w:type="dxa"/>
+          </w:tcPr>
+          <w:p>
+            <w:pPr>
+              <w:spacing w:before="0" w:after="0"/>
+            </w:pPr>
+            <w:r>
+              <w:rPr>
+                <w:rFonts w:ascii="Arial" w:hAnsi="Arial"/>
+                <w:b w:val="0"/>
+                <w:sz w:val="14"/>
+              </w:rPr>
+              <w:t xml:space="preserve">Yes</w:t>
+            </w:r>
+          </w:p>
+        </w:tc>
+        <w:tc>
+          <w:tcPr>
+            <w:tcW w:w="3600" w:type="dxa"/>
+          </w:tcPr>
+          <w:p>
+            <w:pPr>
+              <w:spacing w:before="0" w:after="0"/>
+            </w:pPr>
+            <w:r>
+              <w:rPr>
+                <w:rFonts w:ascii="Arial" w:hAnsi="Arial"/>
+                <w:b w:val="0"/>
+                <w:sz w:val="14"/>
+              </w:rPr>
+              <w:t xml:space="preserve">Auto-increment</w:t>
+            </w:r>
+          </w:p>
+        </w:tc>
+      </w:tr>
+      <w:tr>
+        <w:tc>
+          <w:tcPr>
+            <w:tcW w:w="1800" w:type="dxa"/>
+          </w:tcPr>
+          <w:p>
+            <w:pPr>
+              <w:spacing w:before="0" w:after="0"/>
+            </w:pPr>
+            <w:r>
+              <w:rPr>
+                <w:rFonts w:ascii="Arial" w:hAnsi="Arial"/>
+                <w:b w:val="0"/>
+                <w:sz w:val="14"/>
+              </w:rPr>
+              <w:t xml:space="preserve">response_id</w:t>
+            </w:r>
+          </w:p>
+        </w:tc>
+        <w:tc>
+          <w:tcPr>
+            <w:tcW w:w="3816" w:type="dxa"/>
+          </w:tcPr>
+          <w:p>
+            <w:pPr>
+              <w:spacing w:before="0" w:after="0"/>
+            </w:pPr>
+            <w:r>
+              <w:rPr>
+                <w:rFonts w:ascii="Arial" w:hAnsi="Arial"/>
+                <w:b w:val="0"/>
+                <w:sz w:val="14"/>
+              </w:rPr>
+              <w:t xml:space="preserve">Advice response being reviewed.</w:t>
+            </w:r>
+          </w:p>
+        </w:tc>
+        <w:tc>
+          <w:tcPr>
+            <w:tcW w:w="1512" w:type="dxa"/>
+          </w:tcPr>
+          <w:p>
+            <w:pPr>
+              <w:spacing w:before="0" w:after="0"/>
+            </w:pPr>
+            <w:r>
+              <w:rPr>
+                <w:rFonts w:ascii="Arial" w:hAnsi="Arial"/>
+                <w:b w:val="0"/>
+                <w:sz w:val="14"/>
+              </w:rPr>
+              <w:t xml:space="preserve">INT UNSIGNED</w:t>
+            </w:r>
+          </w:p>
+        </w:tc>
+        <w:tc>
+          <w:tcPr>
+            <w:tcW w:w="2232" w:type="dxa"/>
+          </w:tcPr>
+          <w:p>
+            <w:pPr>
+              <w:spacing w:before="0" w:after="0"/>
+            </w:pPr>
+            <w:r>
+              <w:rPr>
+                <w:rFonts w:ascii="Arial" w:hAnsi="Arial"/>
+                <w:b w:val="0"/>
+                <w:sz w:val="14"/>
+              </w:rPr>
+              <w:t xml:space="preserve">FK → ADVICE_RESPONSE.response_id</w:t>
+            </w:r>
+          </w:p>
+        </w:tc>
+        <w:tc>
+          <w:tcPr>
+            <w:tcW w:w="936" w:type="dxa"/>
+          </w:tcPr>
+          <w:p>
+            <w:pPr>
+              <w:spacing w:before="0" w:after="0"/>
+            </w:pPr>
+            <w:r>
+              <w:rPr>
+                <w:rFonts w:ascii="Arial" w:hAnsi="Arial"/>
+                <w:b w:val="0"/>
+                <w:sz w:val="14"/>
+              </w:rPr>
+              <w:t xml:space="preserve">Yes</w:t>
+            </w:r>
+          </w:p>
+        </w:tc>
+        <w:tc>
+          <w:tcPr>
+            <w:tcW w:w="3600" w:type="dxa"/>
+          </w:tcPr>
+          <w:p>
+            <w:pPr>
+              <w:spacing w:before="0" w:after="0"/>
+            </w:pPr>
+            <w:r>
+              <w:rPr>
+                <w:rFonts w:ascii="Arial" w:hAnsi="Arial"/>
+                <w:b w:val="0"/>
+                <w:sz w:val="14"/>
+              </w:rPr>
+              <w:t xml:space="preserve">Existing advice response</w:t>
+            </w:r>
+          </w:p>
+        </w:tc>
+      </w:tr>
+      <w:tr>
+        <w:tc>
+          <w:tcPr>
+            <w:tcW w:w="1800" w:type="dxa"/>
+          </w:tcPr>
+          <w:p>
+            <w:pPr>
+              <w:spacing w:before="0" w:after="0"/>
+            </w:pPr>
+            <w:r>
+              <w:rPr>
+                <w:rFonts w:ascii="Arial" w:hAnsi="Arial"/>
+                <w:b w:val="0"/>
+                <w:sz w:val="14"/>
+              </w:rPr>
+              <w:t xml:space="preserve">reviewer_user_id</w:t>
+            </w:r>
+          </w:p>
+        </w:tc>
+        <w:tc>
+          <w:tcPr>
+            <w:tcW w:w="3816" w:type="dxa"/>
+          </w:tcPr>
+          <w:p>
+            <w:pPr>
+              <w:spacing w:before="0" w:after="0"/>
+            </w:pPr>
+            <w:r>
+              <w:rPr>
+                <w:rFonts w:ascii="Arial" w:hAnsi="Arial"/>
+                <w:b w:val="0"/>
+                <w:sz w:val="14"/>
+              </w:rPr>
+              <w:t xml:space="preserve">User who wrote the review.</w:t>
+            </w:r>
+          </w:p>
+        </w:tc>
+        <w:tc>
+          <w:tcPr>
+            <w:tcW w:w="1512" w:type="dxa"/>
+          </w:tcPr>
+          <w:p>
+            <w:pPr>
+              <w:spacing w:before="0" w:after="0"/>
+            </w:pPr>
+            <w:r>
+              <w:rPr>
+                <w:rFonts w:ascii="Arial" w:hAnsi="Arial"/>
+                <w:b w:val="0"/>
+                <w:sz w:val="14"/>
+              </w:rPr>
+              <w:t xml:space="preserve">INT UNSIGNED</w:t>
+            </w:r>
+          </w:p>
+        </w:tc>
+        <w:tc>
+          <w:tcPr>
+            <w:tcW w:w="2232" w:type="dxa"/>
+          </w:tcPr>
+          <w:p>
+            <w:pPr>
+              <w:spacing w:before="0" w:after="0"/>
+            </w:pPr>
+            <w:r>
+              <w:rPr>
+                <w:rFonts w:ascii="Arial" w:hAnsi="Arial"/>
+                <w:b w:val="0"/>
+                <w:sz w:val="14"/>
+              </w:rPr>
+              <w:t xml:space="preserve">FK → USER.user_id</w:t>
+            </w:r>
+          </w:p>
+        </w:tc>
+        <w:tc>
+          <w:tcPr>
+            <w:tcW w:w="936" w:type="dxa"/>
+          </w:tcPr>
+          <w:p>
+            <w:pPr>
+              <w:spacing w:before="0" w:after="0"/>
+            </w:pPr>
+            <w:r>
+              <w:rPr>
+                <w:rFonts w:ascii="Arial" w:hAnsi="Arial"/>
+                <w:b w:val="0"/>
+                <w:sz w:val="14"/>
+              </w:rPr>
+              <w:t xml:space="preserve">Yes</w:t>
+            </w:r>
+          </w:p>
+        </w:tc>
+        <w:tc>
+          <w:tcPr>
+            <w:tcW w:w="3600" w:type="dxa"/>
+          </w:tcPr>
+          <w:p>
+            <w:pPr>
+              <w:spacing w:before="0" w:after="0"/>
+            </w:pPr>
+            <w:r>
+              <w:rPr>
+                <w:rFonts w:ascii="Arial" w:hAnsi="Arial"/>
+                <w:b w:val="0"/>
+                <w:sz w:val="14"/>
+              </w:rPr>
+              <w:t xml:space="preserve">Existing user; one review per user per response</w:t>
+            </w:r>
+          </w:p>
+        </w:tc>
+      </w:tr>
+      <w:tr>
+        <w:tc>
+          <w:tcPr>
+            <w:tcW w:w="1800" w:type="dxa"/>
+          </w:tcPr>
+          <w:p>
+            <w:pPr>
+              <w:spacing w:before="0" w:after="0"/>
+            </w:pPr>
+            <w:r>
+              <w:rPr>
+                <w:rFonts w:ascii="Arial" w:hAnsi="Arial"/>
+                <w:b w:val="0"/>
+                <w:sz w:val="14"/>
+              </w:rPr>
+              <w:t xml:space="preserve">rating</w:t>
+            </w:r>
+          </w:p>
+        </w:tc>
+        <w:tc>
+          <w:tcPr>
+            <w:tcW w:w="3816" w:type="dxa"/>
+          </w:tcPr>
+          <w:p>
+            <w:pPr>
+              <w:spacing w:before="0" w:after="0"/>
+            </w:pPr>
+            <w:r>
+              <w:rPr>
+                <w:rFonts w:ascii="Arial" w:hAnsi="Arial"/>
+                <w:b w:val="0"/>
+                <w:sz w:val="14"/>
+              </w:rPr>
+              <w:t xml:space="preserve">Rating given to the advice.</w:t>
+            </w:r>
+          </w:p>
+        </w:tc>
+        <w:tc>
+          <w:tcPr>
+            <w:tcW w:w="1512" w:type="dxa"/>
+          </w:tcPr>
+          <w:p>
+            <w:pPr>
+              <w:spacing w:before="0" w:after="0"/>
+            </w:pPr>
+            <w:r>
+              <w:rPr>
+                <w:rFonts w:ascii="Arial" w:hAnsi="Arial"/>
+                <w:b w:val="0"/>
+                <w:sz w:val="14"/>
+              </w:rPr>
+              <w:t xml:space="preserve">TINYINT</w:t>
+            </w:r>
+          </w:p>
+        </w:tc>
+        <w:tc>
+          <w:tcPr>
+            <w:tcW w:w="2232" w:type="dxa"/>
+          </w:tcPr>
+          <w:p>
+            <w:pPr>
+              <w:spacing w:before="0" w:after="0"/>
+            </w:pPr>
+            <w:r>
+              <w:rPr>
+                <w:rFonts w:ascii="Arial" w:hAnsi="Arial"/>
+                <w:b w:val="0"/>
+                <w:sz w:val="14"/>
+              </w:rPr>
+              <w:t xml:space="preserve">None</w:t>
+            </w:r>
+          </w:p>
+        </w:tc>
+        <w:tc>
+          <w:tcPr>
+            <w:tcW w:w="936" w:type="dxa"/>
+          </w:tcPr>
+          <w:p>
+            <w:pPr>
+              <w:spacing w:before="0" w:after="0"/>
+            </w:pPr>
+            <w:r>
+              <w:rPr>
+                <w:rFonts w:ascii="Arial" w:hAnsi="Arial"/>
+                <w:b w:val="0"/>
+                <w:sz w:val="14"/>
+              </w:rPr>
+              <w:t xml:space="preserve">Yes</w:t>
+            </w:r>
+          </w:p>
+        </w:tc>
+        <w:tc>
+          <w:tcPr>
+            <w:tcW w:w="3600" w:type="dxa"/>
+          </w:tcPr>
+          <w:p>
+            <w:pPr>
+              <w:spacing w:before="0" w:after="0"/>
+            </w:pPr>
+            <w:r>
+              <w:rPr>
+                <w:rFonts w:ascii="Arial" w:hAnsi="Arial"/>
+                <w:b w:val="0"/>
+                <w:sz w:val="14"/>
+              </w:rPr>
+              <w:t xml:space="preserve">Whole number from 1 to 5</w:t>
+            </w:r>
+          </w:p>
+        </w:tc>
+      </w:tr>
+      <w:tr>
+        <w:tc>
+          <w:tcPr>
+            <w:tcW w:w="1800" w:type="dxa"/>
+          </w:tcPr>
+          <w:p>
+            <w:pPr>
+              <w:spacing w:before="0" w:after="0"/>
+            </w:pPr>
+            <w:r>
+              <w:rPr>
+                <w:rFonts w:ascii="Arial" w:hAnsi="Arial"/>
+                <w:b w:val="0"/>
+                <w:sz w:val="14"/>
+              </w:rPr>
+              <w:t xml:space="preserve">feedback</w:t>
+            </w:r>
+          </w:p>
+        </w:tc>
+        <w:tc>
+          <w:tcPr>
+            <w:tcW w:w="3816" w:type="dxa"/>
+          </w:tcPr>
+          <w:p>
+            <w:pPr>
+              <w:spacing w:before="0" w:after="0"/>
+            </w:pPr>
+            <w:r>
+              <w:rPr>
+                <w:rFonts w:ascii="Arial" w:hAnsi="Arial"/>
+                <w:b w:val="0"/>
+                <w:sz w:val="14"/>
+              </w:rPr>
+              <w:t xml:space="preserve">Written feedback on the advice.</w:t>
+            </w:r>
+          </w:p>
+        </w:tc>
+        <w:tc>
+          <w:tcPr>
+            <w:tcW w:w="1512" w:type="dxa"/>
+          </w:tcPr>
+          <w:p>
+            <w:pPr>
+              <w:spacing w:before="0" w:after="0"/>
+            </w:pPr>
+            <w:r>
+              <w:rPr>
+                <w:rFonts w:ascii="Arial" w:hAnsi="Arial"/>
+                <w:b w:val="0"/>
+                <w:sz w:val="14"/>
+              </w:rPr>
+              <w:t xml:space="preserve">TEXT</w:t>
+            </w:r>
+          </w:p>
+        </w:tc>
+        <w:tc>
+          <w:tcPr>
+            <w:tcW w:w="2232" w:type="dxa"/>
+          </w:tcPr>
+          <w:p>
+            <w:pPr>
+              <w:spacing w:before="0" w:after="0"/>
+            </w:pPr>
+            <w:r>
+              <w:rPr>
+                <w:rFonts w:ascii="Arial" w:hAnsi="Arial"/>
+                <w:b w:val="0"/>
+                <w:sz w:val="14"/>
+              </w:rPr>
+              <w:t xml:space="preserve">None</w:t>
+            </w:r>
+          </w:p>
+        </w:tc>
+        <w:tc>
+          <w:tcPr>
+            <w:tcW w:w="936" w:type="dxa"/>
+          </w:tcPr>
+          <w:p>
+            <w:pPr>
+              <w:spacing w:before="0" w:after="0"/>
+            </w:pPr>
+            <w:r>
+              <w:rPr>
+                <w:rFonts w:ascii="Arial" w:hAnsi="Arial"/>
+                <w:b w:val="0"/>
+                <w:sz w:val="14"/>
+              </w:rPr>
+              <w:t xml:space="preserve">No</w:t>
+            </w:r>
+          </w:p>
+        </w:tc>
+        <w:tc>
+          <w:tcPr>
+            <w:tcW w:w="3600" w:type="dxa"/>
+          </w:tcPr>
+          <w:p>
+            <w:pPr>
+              <w:spacing w:before="0" w:after="0"/>
+            </w:pPr>
+            <w:r>
+              <w:rPr>
+                <w:rFonts w:ascii="Arial" w:hAnsi="Arial"/>
+                <w:b w:val="0"/>
+                <w:sz w:val="14"/>
+              </w:rPr>
+              <w:t xml:space="preserve">Text</w:t>
+            </w:r>
+          </w:p>
+        </w:tc>
+      </w:tr>
+    </w:tbl>
+    <w:p>
+      <w:pPr>
+        <w:spacing w:after="20"/>
+      </w:pPr>
+    </w:p>
+    <w:p>
+      <w:pPr>
+        <w:pStyle w:val="Heading1"/>
+      </w:pPr>
+      <w:r>
+        <w:t>39. POST_SHARE</w:t>
+      </w:r>
+    </w:p>
+    <w:p>
+      <w:pPr>
+        <w:spacing w:after="80"/>
+      </w:pPr>
+      <w:r>
+        <w:rPr>
+          <w:b/>
+        </w:rPr>
+        <w:t xml:space="preserve">Description: </w:t>
+      </w:r>
+      <w:r>
+        <w:t>Records each time a user shares a community post.</w:t>
+      </w:r>
+    </w:p>
+    <w:tbl>
+      <w:tblPr>
+        <w:tblStyle w:val="TableGrid"/>
+        <w:tblW w:w="0" w:type="auto"/>
+        <w:tblLook w:val="04A0" w:firstRow="1" w:lastRow="0" w:firstColumn="1" w:lastColumn="0" w:noHBand="0" w:noVBand="1"/>
+      </w:tblPr>
+      <w:tblGrid>
+        <w:gridCol w:w="1800"/>
+        <w:gridCol w:w="3816"/>
+        <w:gridCol w:w="1512"/>
+        <w:gridCol w:w="2232"/>
+        <w:gridCol w:w="936"/>
+        <w:gridCol w:w="3600"/>
+      </w:tblGrid>
+      <w:tr>
+        <w:tc>
+          <w:tcPr>
+            <w:tcW w:w="1800" w:type="dxa"/>
+            <w:shd w:fill="D9E2F3"/>
+          </w:tcPr>
+          <w:p>
+            <w:pPr>
+              <w:spacing w:before="0" w:after="0"/>
+            </w:pPr>
+            <w:r>
+              <w:rPr>
+                <w:rFonts w:ascii="Arial" w:hAnsi="Arial"/>
+                <w:b/>
+                <w:sz w:val="14"/>
+              </w:rPr>
+              <w:t xml:space="preserve">Field Name</w:t>
+            </w:r>
+          </w:p>
+        </w:tc>
+        <w:tc>
+          <w:tcPr>
+            <w:tcW w:w="3816" w:type="dxa"/>
+            <w:shd w:fill="D9E2F3"/>
+          </w:tcPr>
+          <w:p>
+            <w:pPr>
+              <w:spacing w:before="0" w:after="0"/>
+            </w:pPr>
+            <w:r>
+              <w:rPr>
+                <w:rFonts w:ascii="Arial" w:hAnsi="Arial"/>
+                <w:b/>
+                <w:sz w:val="14"/>
+              </w:rPr>
+              <w:t xml:space="preserve">Description</w:t>
+            </w:r>
+          </w:p>
+        </w:tc>
+        <w:tc>
+          <w:tcPr>
+            <w:tcW w:w="1512" w:type="dxa"/>
+            <w:shd w:fill="D9E2F3"/>
+          </w:tcPr>
+          <w:p>
+            <w:pPr>
+              <w:spacing w:before="0" w:after="0"/>
+            </w:pPr>
+            <w:r>
+              <w:rPr>
+                <w:rFonts w:ascii="Arial" w:hAnsi="Arial"/>
+                <w:b/>
+                <w:sz w:val="14"/>
+              </w:rPr>
+              <w:t xml:space="preserve">Data Type</w:t>
+            </w:r>
+          </w:p>
+        </w:tc>
+        <w:tc>
+          <w:tcPr>
+            <w:tcW w:w="2232" w:type="dxa"/>
+            <w:shd w:fill="D9E2F3"/>
+          </w:tcPr>
+          <w:p>
+            <w:pPr>
+              <w:spacing w:before="0" w:after="0"/>
+            </w:pPr>
+            <w:r>
+              <w:rPr>
+                <w:rFonts w:ascii="Arial" w:hAnsi="Arial"/>
+                <w:b/>
+                <w:sz w:val="14"/>
+              </w:rPr>
+              <w:t xml:space="preserve">Key</w:t>
+            </w:r>
+          </w:p>
+        </w:tc>
+        <w:tc>
+          <w:tcPr>
+            <w:tcW w:w="936" w:type="dxa"/>
+            <w:shd w:fill="D9E2F3"/>
+          </w:tcPr>
+          <w:p>
+            <w:pPr>
+              <w:spacing w:before="0" w:after="0"/>
+            </w:pPr>
+            <w:r>
+              <w:rPr>
+                <w:rFonts w:ascii="Arial" w:hAnsi="Arial"/>
+                <w:b/>
+                <w:sz w:val="14"/>
+              </w:rPr>
+              <w:t xml:space="preserve">Required</w:t>
+            </w:r>
+          </w:p>
+        </w:tc>
+        <w:tc>
+          <w:tcPr>
+            <w:tcW w:w="3600" w:type="dxa"/>
+            <w:shd w:fill="D9E2F3"/>
+          </w:tcPr>
+          <w:p>
+            <w:pPr>
+              <w:spacing w:before="0" w:after="0"/>
+            </w:pPr>
+            <w:r>
+              <w:rPr>
+                <w:rFonts w:ascii="Arial" w:hAnsi="Arial"/>
+                <w:b/>
+                <w:sz w:val="14"/>
+              </w:rPr>
+              <w:t xml:space="preserve">Allowed Values / Constraints</w:t>
+            </w:r>
+          </w:p>
+        </w:tc>
+      </w:tr>
+      <w:tr>
+        <w:tc>
+          <w:tcPr>
+            <w:tcW w:w="1800" w:type="dxa"/>
+          </w:tcPr>
+          <w:p>
+            <w:pPr>
+              <w:spacing w:before="0" w:after="0"/>
+            </w:pPr>
+            <w:r>
+              <w:rPr>
+                <w:rFonts w:ascii="Arial" w:hAnsi="Arial"/>
+                <w:b w:val="0"/>
+                <w:sz w:val="14"/>
+              </w:rPr>
+              <w:t xml:space="preserve">share_id</w:t>
+            </w:r>
+          </w:p>
+        </w:tc>
+        <w:tc>
+          <w:tcPr>
+            <w:tcW w:w="3816" w:type="dxa"/>
+          </w:tcPr>
+          <w:p>
+            <w:pPr>
+              <w:spacing w:before="0" w:after="0"/>
+            </w:pPr>
+            <w:r>
+              <w:rPr>
+                <w:rFonts w:ascii="Arial" w:hAnsi="Arial"/>
+                <w:b w:val="0"/>
+                <w:sz w:val="14"/>
+              </w:rPr>
+              <w:t xml:space="preserve">Unique share identifier.</w:t>
+            </w:r>
+          </w:p>
+        </w:tc>
+        <w:tc>
+          <w:tcPr>
+            <w:tcW w:w="1512" w:type="dxa"/>
+          </w:tcPr>
+          <w:p>
+            <w:pPr>
+              <w:spacing w:before="0" w:after="0"/>
+            </w:pPr>
+            <w:r>
+              <w:rPr>
+                <w:rFonts w:ascii="Arial" w:hAnsi="Arial"/>
+                <w:b w:val="0"/>
+                <w:sz w:val="14"/>
+              </w:rPr>
+              <w:t xml:space="preserve">INT UNSIGNED</w:t>
+            </w:r>
+          </w:p>
+        </w:tc>
+        <w:tc>
+          <w:tcPr>
+            <w:tcW w:w="2232" w:type="dxa"/>
+          </w:tcPr>
+          <w:p>
+            <w:pPr>
+              <w:spacing w:before="0" w:after="0"/>
+            </w:pPr>
+            <w:r>
+              <w:rPr>
+                <w:rFonts w:ascii="Arial" w:hAnsi="Arial"/>
+                <w:b w:val="0"/>
+                <w:sz w:val="14"/>
+              </w:rPr>
+              <w:t xml:space="preserve">PK</w:t>
+            </w:r>
+          </w:p>
+        </w:tc>
+        <w:tc>
+          <w:tcPr>
+            <w:tcW w:w="936" w:type="dxa"/>
+          </w:tcPr>
+          <w:p>
+            <w:pPr>
+              <w:spacing w:before="0" w:after="0"/>
+            </w:pPr>
+            <w:r>
+              <w:rPr>
+                <w:rFonts w:ascii="Arial" w:hAnsi="Arial"/>
+                <w:b w:val="0"/>
+                <w:sz w:val="14"/>
+              </w:rPr>
+              <w:t xml:space="preserve">Yes</w:t>
+            </w:r>
+          </w:p>
+        </w:tc>
+        <w:tc>
+          <w:tcPr>
+            <w:tcW w:w="3600" w:type="dxa"/>
+          </w:tcPr>
+          <w:p>
+            <w:pPr>
+              <w:spacing w:before="0" w:after="0"/>
+            </w:pPr>
+            <w:r>
+              <w:rPr>
+                <w:rFonts w:ascii="Arial" w:hAnsi="Arial"/>
+                <w:b w:val="0"/>
+                <w:sz w:val="14"/>
+              </w:rPr>
+              <w:t xml:space="preserve">Auto-increment</w:t>
+            </w:r>
+          </w:p>
+        </w:tc>
+      </w:tr>
+      <w:tr>
+        <w:tc>
+          <w:tcPr>
+            <w:tcW w:w="1800" w:type="dxa"/>
+          </w:tcPr>
+          <w:p>
+            <w:pPr>
+              <w:spacing w:before="0" w:after="0"/>
+            </w:pPr>
+            <w:r>
+              <w:rPr>
+                <w:rFonts w:ascii="Arial" w:hAnsi="Arial"/>
+                <w:b w:val="0"/>
+                <w:sz w:val="14"/>
+              </w:rPr>
+              <w:t xml:space="preserve">post_id</w:t>
+            </w:r>
+          </w:p>
+        </w:tc>
+        <w:tc>
+          <w:tcPr>
+            <w:tcW w:w="3816" w:type="dxa"/>
+          </w:tcPr>
+          <w:p>
+            <w:pPr>
+              <w:spacing w:before="0" w:after="0"/>
+            </w:pPr>
+            <w:r>
+              <w:rPr>
+                <w:rFonts w:ascii="Arial" w:hAnsi="Arial"/>
+                <w:b w:val="0"/>
+                <w:sz w:val="14"/>
+              </w:rPr>
+              <w:t xml:space="preserve">Post that was shared.</w:t>
+            </w:r>
+          </w:p>
+        </w:tc>
+        <w:tc>
+          <w:tcPr>
+            <w:tcW w:w="1512" w:type="dxa"/>
+          </w:tcPr>
+          <w:p>
+            <w:pPr>
+              <w:spacing w:before="0" w:after="0"/>
+            </w:pPr>
+            <w:r>
+              <w:rPr>
+                <w:rFonts w:ascii="Arial" w:hAnsi="Arial"/>
+                <w:b w:val="0"/>
+                <w:sz w:val="14"/>
+              </w:rPr>
+              <w:t xml:space="preserve">INT UNSIGNED</w:t>
+            </w:r>
+          </w:p>
+        </w:tc>
+        <w:tc>
+          <w:tcPr>
+            <w:tcW w:w="2232" w:type="dxa"/>
+          </w:tcPr>
+          <w:p>
+            <w:pPr>
+              <w:spacing w:before="0" w:after="0"/>
+            </w:pPr>
+            <w:r>
+              <w:rPr>
+                <w:rFonts w:ascii="Arial" w:hAnsi="Arial"/>
+                <w:b w:val="0"/>
+                <w:sz w:val="14"/>
+              </w:rPr>
+              <w:t xml:space="preserve">FK → POST.post_id</w:t>
+            </w:r>
+          </w:p>
+        </w:tc>
+        <w:tc>
+          <w:tcPr>
+            <w:tcW w:w="936" w:type="dxa"/>
+          </w:tcPr>
+          <w:p>
+            <w:pPr>
+              <w:spacing w:before="0" w:after="0"/>
+            </w:pPr>
+            <w:r>
+              <w:rPr>
+                <w:rFonts w:ascii="Arial" w:hAnsi="Arial"/>
+                <w:b w:val="0"/>
+                <w:sz w:val="14"/>
+              </w:rPr>
+              <w:t xml:space="preserve">Yes</w:t>
+            </w:r>
+          </w:p>
+        </w:tc>
+        <w:tc>
+          <w:tcPr>
+            <w:tcW w:w="3600" w:type="dxa"/>
+          </w:tcPr>
+          <w:p>
+            <w:pPr>
+              <w:spacing w:before="0" w:after="0"/>
+            </w:pPr>
+            <w:r>
+              <w:rPr>
+                <w:rFonts w:ascii="Arial" w:hAnsi="Arial"/>
+                <w:b w:val="0"/>
+                <w:sz w:val="14"/>
+              </w:rPr>
+              <w:t xml:space="preserve">Existing post</w:t>
+            </w:r>
+          </w:p>
+        </w:tc>
+      </w:tr>
+      <w:tr>
+        <w:tc>
+          <w:tcPr>
+            <w:tcW w:w="1800" w:type="dxa"/>
+          </w:tcPr>
+          <w:p>
+            <w:pPr>
+              <w:spacing w:before="0" w:after="0"/>
+            </w:pPr>
+            <w:r>
+              <w:rPr>
+                <w:rFonts w:ascii="Arial" w:hAnsi="Arial"/>
+                <w:b w:val="0"/>
+                <w:sz w:val="14"/>
+              </w:rPr>
+              <w:t xml:space="preserve">user_id</w:t>
+            </w:r>
+          </w:p>
+        </w:tc>
+        <w:tc>
+          <w:tcPr>
+            <w:tcW w:w="3816" w:type="dxa"/>
+          </w:tcPr>
+          <w:p>
+            <w:pPr>
+              <w:spacing w:before="0" w:after="0"/>
+            </w:pPr>
+            <w:r>
+              <w:rPr>
+                <w:rFonts w:ascii="Arial" w:hAnsi="Arial"/>
+                <w:b w:val="0"/>
+                <w:sz w:val="14"/>
+              </w:rPr>
+              <w:t xml:space="preserve">User who shared the post.</w:t>
+            </w:r>
+          </w:p>
+        </w:tc>
+        <w:tc>
+          <w:tcPr>
+            <w:tcW w:w="1512" w:type="dxa"/>
+          </w:tcPr>
+          <w:p>
+            <w:pPr>
+              <w:spacing w:before="0" w:after="0"/>
+            </w:pPr>
+            <w:r>
+              <w:rPr>
+                <w:rFonts w:ascii="Arial" w:hAnsi="Arial"/>
+                <w:b w:val="0"/>
+                <w:sz w:val="14"/>
+              </w:rPr>
+              <w:t xml:space="preserve">INT UNSIGNED</w:t>
+            </w:r>
+          </w:p>
+        </w:tc>
+        <w:tc>
+          <w:tcPr>
+            <w:tcW w:w="2232" w:type="dxa"/>
+          </w:tcPr>
+          <w:p>
+            <w:pPr>
+              <w:spacing w:before="0" w:after="0"/>
+            </w:pPr>
+            <w:r>
+              <w:rPr>
+                <w:rFonts w:ascii="Arial" w:hAnsi="Arial"/>
+                <w:b w:val="0"/>
+                <w:sz w:val="14"/>
+              </w:rPr>
+              <w:t xml:space="preserve">FK → USER.user_id</w:t>
+            </w:r>
+          </w:p>
+        </w:tc>
+        <w:tc>
+          <w:tcPr>
+            <w:tcW w:w="936" w:type="dxa"/>
+          </w:tcPr>
+          <w:p>
+            <w:pPr>
+              <w:spacing w:before="0" w:after="0"/>
+            </w:pPr>
+            <w:r>
+              <w:rPr>
+                <w:rFonts w:ascii="Arial" w:hAnsi="Arial"/>
+                <w:b w:val="0"/>
+                <w:sz w:val="14"/>
+              </w:rPr>
+              <w:t xml:space="preserve">Yes</w:t>
+            </w:r>
+          </w:p>
+        </w:tc>
+        <w:tc>
+          <w:tcPr>
+            <w:tcW w:w="3600" w:type="dxa"/>
+          </w:tcPr>
+          <w:p>
+            <w:pPr>
+              <w:spacing w:before="0" w:after="0"/>
+            </w:pPr>
+            <w:r>
+              <w:rPr>
+                <w:rFonts w:ascii="Arial" w:hAnsi="Arial"/>
+                <w:b w:val="0"/>
+                <w:sz w:val="14"/>
+              </w:rPr>
+              <w:t xml:space="preserve">Existing user</w:t>
+            </w:r>
+          </w:p>
+        </w:tc>
+      </w:tr>
+      <w:tr>
+        <w:tc>
+          <w:tcPr>
+            <w:tcW w:w="1800" w:type="dxa"/>
+          </w:tcPr>
+          <w:p>
+            <w:pPr>
+              <w:spacing w:before="0" w:after="0"/>
+            </w:pPr>
+            <w:r>
+              <w:rPr>
+                <w:rFonts w:ascii="Arial" w:hAnsi="Arial"/>
+                <w:b w:val="0"/>
+                <w:sz w:val="14"/>
+              </w:rPr>
+              <w:t xml:space="preserve">shared_at</w:t>
+            </w:r>
+          </w:p>
+        </w:tc>
+        <w:tc>
+          <w:tcPr>
+            <w:tcW w:w="3816" w:type="dxa"/>
+          </w:tcPr>
+          <w:p>
+            <w:pPr>
+              <w:spacing w:before="0" w:after="0"/>
+            </w:pPr>
+            <w:r>
+              <w:rPr>
+                <w:rFonts w:ascii="Arial" w:hAnsi="Arial"/>
+                <w:b w:val="0"/>
+                <w:sz w:val="14"/>
+              </w:rPr>
+              <w:t xml:space="preserve">Date and time the post was shared.</w:t>
+            </w:r>
+          </w:p>
+        </w:tc>
+        <w:tc>
+          <w:tcPr>
+            <w:tcW w:w="1512" w:type="dxa"/>
+          </w:tcPr>
+          <w:p>
+            <w:pPr>
+              <w:spacing w:before="0" w:after="0"/>
+            </w:pPr>
+            <w:r>
+              <w:rPr>
+                <w:rFonts w:ascii="Arial" w:hAnsi="Arial"/>
+                <w:b w:val="0"/>
+                <w:sz w:val="14"/>
+              </w:rPr>
+              <w:t xml:space="preserve">DATETIME</w:t>
+            </w:r>
+          </w:p>
+        </w:tc>
+        <w:tc>
+          <w:tcPr>
+            <w:tcW w:w="2232" w:type="dxa"/>
+          </w:tcPr>
+          <w:p>
+            <w:pPr>
+              <w:spacing w:before="0" w:after="0"/>
+            </w:pPr>
+            <w:r>
+              <w:rPr>
+                <w:rFonts w:ascii="Arial" w:hAnsi="Arial"/>
+                <w:b w:val="0"/>
+                <w:sz w:val="14"/>
+              </w:rPr>
+              <w:t xml:space="preserve">None</w:t>
+            </w:r>
+          </w:p>
+        </w:tc>
+        <w:tc>
+          <w:tcPr>
+            <w:tcW w:w="936" w:type="dxa"/>
+          </w:tcPr>
+          <w:p>
+            <w:pPr>
+              <w:spacing w:before="0" w:after="0"/>
+            </w:pPr>
+            <w:r>
+              <w:rPr>
+                <w:rFonts w:ascii="Arial" w:hAnsi="Arial"/>
+                <w:b w:val="0"/>
+                <w:sz w:val="14"/>
+              </w:rPr>
+              <w:t xml:space="preserve">Yes</w:t>
+            </w:r>
+          </w:p>
+        </w:tc>
+        <w:tc>
+          <w:tcPr>
+            <w:tcW w:w="3600" w:type="dxa"/>
+          </w:tcPr>
+          <w:p>
+            <w:pPr>
+              <w:spacing w:before="0" w:after="0"/>
+            </w:pPr>
+            <w:r>
+              <w:rPr>
+                <w:rFonts w:ascii="Arial" w:hAnsi="Arial"/>
+                <w:b w:val="0"/>
+                <w:sz w:val="14"/>
+              </w:rPr>
+              <w:t xml:space="preserve">Valid date/time; default CURRENT_TIMESTAMP recommended</w:t>
+            </w:r>
+          </w:p>
+        </w:tc>
+      </w:tr>
+    </w:tbl>
+    <w:p>
+      <w:pPr>
+        <w:spacing w:after="20"/>
+      </w:pPr>
+    </w:p>
+    <w:p>
+      <w:pPr>
+        <w:pStyle w:val="Heading1"/>
+      </w:pPr>
+      <w:r>
+        <w:t>40. AUDIT_EVENT</w:t>
+      </w:r>
+    </w:p>
+    <w:p>
+      <w:pPr>
+        <w:spacing w:after="80"/>
+      </w:pPr>
+      <w:r>
+        <w:rPr>
+          <w:b/>
+        </w:rPr>
+        <w:t xml:space="preserve">Description: </w:t>
+      </w:r>
+      <w:r>
+        <w:t>Keeps a permanent log of important system actions for accountability.</w:t>
+      </w:r>
+    </w:p>
+    <w:tbl>
+      <w:tblPr>
+        <w:tblStyle w:val="TableGrid"/>
+        <w:tblW w:w="0" w:type="auto"/>
+        <w:tblLook w:val="04A0" w:firstRow="1" w:lastRow="0" w:firstColumn="1" w:lastColumn="0" w:noHBand="0" w:noVBand="1"/>
+      </w:tblPr>
+      <w:tblGrid>
+        <w:gridCol w:w="1800"/>
+        <w:gridCol w:w="3816"/>
+        <w:gridCol w:w="1512"/>
+        <w:gridCol w:w="2232"/>
+        <w:gridCol w:w="936"/>
+        <w:gridCol w:w="3600"/>
+      </w:tblGrid>
+      <w:tr>
+        <w:tc>
+          <w:tcPr>
+            <w:tcW w:w="1800" w:type="dxa"/>
+            <w:shd w:fill="D9E2F3"/>
+          </w:tcPr>
+          <w:p>
+            <w:pPr>
+              <w:spacing w:before="0" w:after="0"/>
+            </w:pPr>
+            <w:r>
+              <w:rPr>
+                <w:rFonts w:ascii="Arial" w:hAnsi="Arial"/>
+                <w:b/>
+                <w:sz w:val="14"/>
+              </w:rPr>
+              <w:t xml:space="preserve">Field Name</w:t>
+            </w:r>
+          </w:p>
+        </w:tc>
+        <w:tc>
+          <w:tcPr>
+            <w:tcW w:w="3816" w:type="dxa"/>
+            <w:shd w:fill="D9E2F3"/>
+          </w:tcPr>
+          <w:p>
+            <w:pPr>
+              <w:spacing w:before="0" w:after="0"/>
+            </w:pPr>
+            <w:r>
+              <w:rPr>
+                <w:rFonts w:ascii="Arial" w:hAnsi="Arial"/>
+                <w:b/>
+                <w:sz w:val="14"/>
+              </w:rPr>
+              <w:t xml:space="preserve">Description</w:t>
+            </w:r>
+          </w:p>
+        </w:tc>
+        <w:tc>
+          <w:tcPr>
+            <w:tcW w:w="1512" w:type="dxa"/>
+            <w:shd w:fill="D9E2F3"/>
+          </w:tcPr>
+          <w:p>
+            <w:pPr>
+              <w:spacing w:before="0" w:after="0"/>
+            </w:pPr>
+            <w:r>
+              <w:rPr>
+                <w:rFonts w:ascii="Arial" w:hAnsi="Arial"/>
+                <w:b/>
+                <w:sz w:val="14"/>
+              </w:rPr>
+              <w:t xml:space="preserve">Data Type</w:t>
+            </w:r>
+          </w:p>
+        </w:tc>
+        <w:tc>
+          <w:tcPr>
+            <w:tcW w:w="2232" w:type="dxa"/>
+            <w:shd w:fill="D9E2F3"/>
+          </w:tcPr>
+          <w:p>
+            <w:pPr>
+              <w:spacing w:before="0" w:after="0"/>
+            </w:pPr>
+            <w:r>
+              <w:rPr>
+                <w:rFonts w:ascii="Arial" w:hAnsi="Arial"/>
+                <w:b/>
+                <w:sz w:val="14"/>
+              </w:rPr>
+              <w:t xml:space="preserve">Key</w:t>
+            </w:r>
+          </w:p>
+        </w:tc>
+        <w:tc>
+          <w:tcPr>
+            <w:tcW w:w="936" w:type="dxa"/>
+            <w:shd w:fill="D9E2F3"/>
+          </w:tcPr>
+          <w:p>
+            <w:pPr>
+              <w:spacing w:before="0" w:after="0"/>
+            </w:pPr>
+            <w:r>
+              <w:rPr>
+                <w:rFonts w:ascii="Arial" w:hAnsi="Arial"/>
+                <w:b/>
+                <w:sz w:val="14"/>
+              </w:rPr>
+              <w:t xml:space="preserve">Required</w:t>
+            </w:r>
+          </w:p>
+        </w:tc>
+        <w:tc>
+          <w:tcPr>
+            <w:tcW w:w="3600" w:type="dxa"/>
+            <w:shd w:fill="D9E2F3"/>
+          </w:tcPr>
+          <w:p>
+            <w:pPr>
+              <w:spacing w:before="0" w:after="0"/>
+            </w:pPr>
+            <w:r>
+              <w:rPr>
+                <w:rFonts w:ascii="Arial" w:hAnsi="Arial"/>
+                <w:b/>
+                <w:sz w:val="14"/>
+              </w:rPr>
+              <w:t xml:space="preserve">Allowed Values / Constraints</w:t>
+            </w:r>
+          </w:p>
+        </w:tc>
+      </w:tr>
+      <w:tr>
+        <w:tc>
+          <w:tcPr>
+            <w:tcW w:w="1800" w:type="dxa"/>
+          </w:tcPr>
+          <w:p>
+            <w:pPr>
+              <w:spacing w:before="0" w:after="0"/>
+            </w:pPr>
+            <w:r>
+              <w:rPr>
+                <w:rFonts w:ascii="Arial" w:hAnsi="Arial"/>
+                <w:b w:val="0"/>
+                <w:sz w:val="14"/>
+              </w:rPr>
+              <w:t xml:space="preserve">audit_id</w:t>
+            </w:r>
+          </w:p>
+        </w:tc>
+        <w:tc>
+          <w:tcPr>
+            <w:tcW w:w="3816" w:type="dxa"/>
+          </w:tcPr>
+          <w:p>
+            <w:pPr>
+              <w:spacing w:before="0" w:after="0"/>
+            </w:pPr>
+            <w:r>
+              <w:rPr>
+                <w:rFonts w:ascii="Arial" w:hAnsi="Arial"/>
+                <w:b w:val="0"/>
+                <w:sz w:val="14"/>
+              </w:rPr>
+              <w:t xml:space="preserve">Unique audit event identifier.</w:t>
+            </w:r>
+          </w:p>
+        </w:tc>
+        <w:tc>
+          <w:tcPr>
+            <w:tcW w:w="1512" w:type="dxa"/>
+          </w:tcPr>
+          <w:p>
+            <w:pPr>
+              <w:spacing w:before="0" w:after="0"/>
+            </w:pPr>
+            <w:r>
+              <w:rPr>
+                <w:rFonts w:ascii="Arial" w:hAnsi="Arial"/>
+                <w:b w:val="0"/>
+                <w:sz w:val="14"/>
+              </w:rPr>
+              <w:t xml:space="preserve">INT UNSIGNED</w:t>
+            </w:r>
+          </w:p>
+        </w:tc>
+        <w:tc>
+          <w:tcPr>
+            <w:tcW w:w="2232" w:type="dxa"/>
+          </w:tcPr>
+          <w:p>
+            <w:pPr>
+              <w:spacing w:before="0" w:after="0"/>
+            </w:pPr>
+            <w:r>
+              <w:rPr>
+                <w:rFonts w:ascii="Arial" w:hAnsi="Arial"/>
+                <w:b w:val="0"/>
+                <w:sz w:val="14"/>
+              </w:rPr>
+              <w:t xml:space="preserve">PK</w:t>
+            </w:r>
+          </w:p>
+        </w:tc>
+        <w:tc>
+          <w:tcPr>
+            <w:tcW w:w="936" w:type="dxa"/>
+          </w:tcPr>
+          <w:p>
+            <w:pPr>
+              <w:spacing w:before="0" w:after="0"/>
+            </w:pPr>
+            <w:r>
+              <w:rPr>
+                <w:rFonts w:ascii="Arial" w:hAnsi="Arial"/>
+                <w:b w:val="0"/>
+                <w:sz w:val="14"/>
+              </w:rPr>
+              <w:t xml:space="preserve">Yes</w:t>
+            </w:r>
+          </w:p>
+        </w:tc>
+        <w:tc>
+          <w:tcPr>
+            <w:tcW w:w="3600" w:type="dxa"/>
+          </w:tcPr>
+          <w:p>
+            <w:pPr>
+              <w:spacing w:before="0" w:after="0"/>
+            </w:pPr>
+            <w:r>
+              <w:rPr>
+                <w:rFonts w:ascii="Arial" w:hAnsi="Arial"/>
+                <w:b w:val="0"/>
+                <w:sz w:val="14"/>
+              </w:rPr>
+              <w:t xml:space="preserve">Auto-increment</w:t>
+            </w:r>
+          </w:p>
+        </w:tc>
+      </w:tr>
+      <w:tr>
+        <w:tc>
+          <w:tcPr>
+            <w:tcW w:w="1800" w:type="dxa"/>
+          </w:tcPr>
+          <w:p>
+            <w:pPr>
+              <w:spacing w:before="0" w:after="0"/>
+            </w:pPr>
+            <w:r>
+              <w:rPr>
+                <w:rFonts w:ascii="Arial" w:hAnsi="Arial"/>
+                <w:b w:val="0"/>
+                <w:sz w:val="14"/>
+              </w:rPr>
+              <w:t xml:space="preserve">actor_user_id</w:t>
+            </w:r>
+          </w:p>
+        </w:tc>
+        <w:tc>
+          <w:tcPr>
+            <w:tcW w:w="3816" w:type="dxa"/>
+          </w:tcPr>
+          <w:p>
+            <w:pPr>
+              <w:spacing w:before="0" w:after="0"/>
+            </w:pPr>
+            <w:r>
+              <w:rPr>
+                <w:rFonts w:ascii="Arial" w:hAnsi="Arial"/>
+                <w:b w:val="0"/>
+                <w:sz w:val="14"/>
+              </w:rPr>
+              <w:t xml:space="preserve">User who performed the action.</w:t>
+            </w:r>
+          </w:p>
+        </w:tc>
+        <w:tc>
+          <w:tcPr>
+            <w:tcW w:w="1512" w:type="dxa"/>
+          </w:tcPr>
+          <w:p>
+            <w:pPr>
+              <w:spacing w:before="0" w:after="0"/>
+            </w:pPr>
+            <w:r>
+              <w:rPr>
+                <w:rFonts w:ascii="Arial" w:hAnsi="Arial"/>
+                <w:b w:val="0"/>
+                <w:sz w:val="14"/>
+              </w:rPr>
+              <w:t xml:space="preserve">INT UNSIGNED</w:t>
+            </w:r>
+          </w:p>
+        </w:tc>
+        <w:tc>
+          <w:tcPr>
+            <w:tcW w:w="2232" w:type="dxa"/>
+          </w:tcPr>
+          <w:p>
+            <w:pPr>
+              <w:spacing w:before="0" w:after="0"/>
+            </w:pPr>
+            <w:r>
+              <w:rPr>
+                <w:rFonts w:ascii="Arial" w:hAnsi="Arial"/>
+                <w:b w:val="0"/>
+                <w:sz w:val="14"/>
+              </w:rPr>
+              <w:t xml:space="preserve">FK → USER.user_id</w:t>
+            </w:r>
+          </w:p>
+        </w:tc>
+        <w:tc>
+          <w:tcPr>
+            <w:tcW w:w="936" w:type="dxa"/>
+          </w:tcPr>
+          <w:p>
+            <w:pPr>
+              <w:spacing w:before="0" w:after="0"/>
+            </w:pPr>
+            <w:r>
+              <w:rPr>
+                <w:rFonts w:ascii="Arial" w:hAnsi="Arial"/>
+                <w:b w:val="0"/>
+                <w:sz w:val="14"/>
+              </w:rPr>
+              <w:t xml:space="preserve">Yes</w:t>
+            </w:r>
+          </w:p>
+        </w:tc>
+        <w:tc>
+          <w:tcPr>
+            <w:tcW w:w="3600" w:type="dxa"/>
+          </w:tcPr>
+          <w:p>
+            <w:pPr>
+              <w:spacing w:before="0" w:after="0"/>
+            </w:pPr>
+            <w:r>
+              <w:rPr>
+                <w:rFonts w:ascii="Arial" w:hAnsi="Arial"/>
+                <w:b w:val="0"/>
+                <w:sz w:val="14"/>
+              </w:rPr>
+              <w:t xml:space="preserve">Existing user</w:t>
+            </w:r>
+          </w:p>
+        </w:tc>
+      </w:tr>
+      <w:tr>
+        <w:tc>
+          <w:tcPr>
+            <w:tcW w:w="1800" w:type="dxa"/>
+          </w:tcPr>
+          <w:p>
+            <w:pPr>
+              <w:spacing w:before="0" w:after="0"/>
+            </w:pPr>
+            <w:r>
+              <w:rPr>
+                <w:rFonts w:ascii="Arial" w:hAnsi="Arial"/>
+                <w:b w:val="0"/>
+                <w:sz w:val="14"/>
+              </w:rPr>
+              <w:t xml:space="preserve">event_type</w:t>
+            </w:r>
+          </w:p>
+        </w:tc>
+        <w:tc>
+          <w:tcPr>
+            <w:tcW w:w="3816" w:type="dxa"/>
+          </w:tcPr>
+          <w:p>
+            <w:pPr>
+              <w:spacing w:before="0" w:after="0"/>
+            </w:pPr>
+            <w:r>
+              <w:rPr>
+                <w:rFonts w:ascii="Arial" w:hAnsi="Arial"/>
+                <w:b w:val="0"/>
+                <w:sz w:val="14"/>
+              </w:rPr>
+              <w:t xml:space="preserve">Type of action performed.</w:t>
+            </w:r>
+          </w:p>
+        </w:tc>
+        <w:tc>
+          <w:tcPr>
+            <w:tcW w:w="1512" w:type="dxa"/>
+          </w:tcPr>
+          <w:p>
+            <w:pPr>
+              <w:spacing w:before="0" w:after="0"/>
+            </w:pPr>
+            <w:r>
+              <w:rPr>
+                <w:rFonts w:ascii="Arial" w:hAnsi="Arial"/>
+                <w:b w:val="0"/>
+                <w:sz w:val="14"/>
+              </w:rPr>
+              <w:t xml:space="preserve">VARCHAR(50)</w:t>
+            </w:r>
+          </w:p>
+        </w:tc>
+        <w:tc>
+          <w:tcPr>
+            <w:tcW w:w="2232" w:type="dxa"/>
+          </w:tcPr>
+          <w:p>
+            <w:pPr>
+              <w:spacing w:before="0" w:after="0"/>
+            </w:pPr>
+            <w:r>
+              <w:rPr>
+                <w:rFonts w:ascii="Arial" w:hAnsi="Arial"/>
+                <w:b w:val="0"/>
+                <w:sz w:val="14"/>
+              </w:rPr>
+              <w:t xml:space="preserve">None</w:t>
+            </w:r>
+          </w:p>
+        </w:tc>
+        <w:tc>
+          <w:tcPr>
+            <w:tcW w:w="936" w:type="dxa"/>
+          </w:tcPr>
+          <w:p>
+            <w:pPr>
+              <w:spacing w:before="0" w:after="0"/>
+            </w:pPr>
+            <w:r>
+              <w:rPr>
+                <w:rFonts w:ascii="Arial" w:hAnsi="Arial"/>
+                <w:b w:val="0"/>
+                <w:sz w:val="14"/>
+              </w:rPr>
+              <w:t xml:space="preserve">Yes</w:t>
+            </w:r>
+          </w:p>
+        </w:tc>
+        <w:tc>
+          <w:tcPr>
+            <w:tcW w:w="3600" w:type="dxa"/>
+          </w:tcPr>
+          <w:p>
+            <w:pPr>
+              <w:spacing w:before="0" w:after="0"/>
+            </w:pPr>
+            <w:r>
+              <w:rPr>
+                <w:rFonts w:ascii="Arial" w:hAnsi="Arial"/>
+                <w:b w:val="0"/>
+                <w:sz w:val="14"/>
+              </w:rPr>
+              <w:t xml:space="preserve">e.g. create, update, delete, login, role_change</w:t>
+            </w:r>
+          </w:p>
+        </w:tc>
+      </w:tr>
+      <w:tr>
+        <w:tc>
+          <w:tcPr>
+            <w:tcW w:w="1800" w:type="dxa"/>
+          </w:tcPr>
+          <w:p>
+            <w:pPr>
+              <w:spacing w:before="0" w:after="0"/>
+            </w:pPr>
+            <w:r>
+              <w:rPr>
+                <w:rFonts w:ascii="Arial" w:hAnsi="Arial"/>
+                <w:b w:val="0"/>
+                <w:sz w:val="14"/>
+              </w:rPr>
+              <w:t xml:space="preserve">entity_name</w:t>
+            </w:r>
+          </w:p>
+        </w:tc>
+        <w:tc>
+          <w:tcPr>
+            <w:tcW w:w="3816" w:type="dxa"/>
+          </w:tcPr>
+          <w:p>
+            <w:pPr>
+              <w:spacing w:before="0" w:after="0"/>
+            </w:pPr>
+            <w:r>
+              <w:rPr>
+                <w:rFonts w:ascii="Arial" w:hAnsi="Arial"/>
+                <w:b w:val="0"/>
+                <w:sz w:val="14"/>
+              </w:rPr>
+              <w:t xml:space="preserve">Table affected by the action.</w:t>
+            </w:r>
+          </w:p>
+        </w:tc>
+        <w:tc>
+          <w:tcPr>
+            <w:tcW w:w="1512" w:type="dxa"/>
+          </w:tcPr>
+          <w:p>
+            <w:pPr>
+              <w:spacing w:before="0" w:after="0"/>
+            </w:pPr>
+            <w:r>
+              <w:rPr>
+                <w:rFonts w:ascii="Arial" w:hAnsi="Arial"/>
+                <w:b w:val="0"/>
+                <w:sz w:val="14"/>
+              </w:rPr>
+              <w:t xml:space="preserve">VARCHAR(50)</w:t>
+            </w:r>
+          </w:p>
+        </w:tc>
+        <w:tc>
+          <w:tcPr>
+            <w:tcW w:w="2232" w:type="dxa"/>
+          </w:tcPr>
+          <w:p>
+            <w:pPr>
+              <w:spacing w:before="0" w:after="0"/>
+            </w:pPr>
+            <w:r>
+              <w:rPr>
+                <w:rFonts w:ascii="Arial" w:hAnsi="Arial"/>
+                <w:b w:val="0"/>
+                <w:sz w:val="14"/>
+              </w:rPr>
+              <w:t xml:space="preserve">None</w:t>
+            </w:r>
+          </w:p>
+        </w:tc>
+        <w:tc>
+          <w:tcPr>
+            <w:tcW w:w="936" w:type="dxa"/>
+          </w:tcPr>
+          <w:p>
+            <w:pPr>
+              <w:spacing w:before="0" w:after="0"/>
+            </w:pPr>
+            <w:r>
+              <w:rPr>
+                <w:rFonts w:ascii="Arial" w:hAnsi="Arial"/>
+                <w:b w:val="0"/>
+                <w:sz w:val="14"/>
+              </w:rPr>
+              <w:t xml:space="preserve">Yes</w:t>
+            </w:r>
+          </w:p>
+        </w:tc>
+        <w:tc>
+          <w:tcPr>
+            <w:tcW w:w="3600" w:type="dxa"/>
+          </w:tcPr>
+          <w:p>
+            <w:pPr>
+              <w:spacing w:before="0" w:after="0"/>
+            </w:pPr>
+            <w:r>
+              <w:rPr>
+                <w:rFonts w:ascii="Arial" w:hAnsi="Arial"/>
+                <w:b w:val="0"/>
+                <w:sz w:val="14"/>
+              </w:rPr>
+              <w:t xml:space="preserve">Name of an existing table</w:t>
+            </w:r>
+          </w:p>
+        </w:tc>
+      </w:tr>
+      <w:tr>
+        <w:tc>
+          <w:tcPr>
+            <w:tcW w:w="1800" w:type="dxa"/>
+          </w:tcPr>
+          <w:p>
+            <w:pPr>
+              <w:spacing w:before="0" w:after="0"/>
+            </w:pPr>
+            <w:r>
+              <w:rPr>
+                <w:rFonts w:ascii="Arial" w:hAnsi="Arial"/>
+                <w:b w:val="0"/>
+                <w:sz w:val="14"/>
+              </w:rPr>
+              <w:t xml:space="preserve">entity_id</w:t>
+            </w:r>
+          </w:p>
+        </w:tc>
+        <w:tc>
+          <w:tcPr>
+            <w:tcW w:w="3816" w:type="dxa"/>
+          </w:tcPr>
+          <w:p>
+            <w:pPr>
+              <w:spacing w:before="0" w:after="0"/>
+            </w:pPr>
+            <w:r>
+              <w:rPr>
+                <w:rFonts w:ascii="Arial" w:hAnsi="Arial"/>
+                <w:b w:val="0"/>
+                <w:sz w:val="14"/>
+              </w:rPr>
+              <w:t xml:space="preserve">Identifier of the affected record.</w:t>
+            </w:r>
+          </w:p>
+        </w:tc>
+        <w:tc>
+          <w:tcPr>
+            <w:tcW w:w="1512" w:type="dxa"/>
+          </w:tcPr>
+          <w:p>
+            <w:pPr>
+              <w:spacing w:before="0" w:after="0"/>
+            </w:pPr>
+            <w:r>
+              <w:rPr>
+                <w:rFonts w:ascii="Arial" w:hAnsi="Arial"/>
+                <w:b w:val="0"/>
+                <w:sz w:val="14"/>
+              </w:rPr>
+              <w:t xml:space="preserve">INT UNSIGNED</w:t>
+            </w:r>
+          </w:p>
+        </w:tc>
+        <w:tc>
+          <w:tcPr>
+            <w:tcW w:w="2232" w:type="dxa"/>
+          </w:tcPr>
+          <w:p>
+            <w:pPr>
+              <w:spacing w:before="0" w:after="0"/>
+            </w:pPr>
+            <w:r>
+              <w:rPr>
+                <w:rFonts w:ascii="Arial" w:hAnsi="Arial"/>
+                <w:b w:val="0"/>
+                <w:sz w:val="14"/>
+              </w:rPr>
+              <w:t xml:space="preserve">None</w:t>
+            </w:r>
+          </w:p>
+        </w:tc>
+        <w:tc>
+          <w:tcPr>
+            <w:tcW w:w="936" w:type="dxa"/>
+          </w:tcPr>
+          <w:p>
+            <w:pPr>
+              <w:spacing w:before="0" w:after="0"/>
+            </w:pPr>
+            <w:r>
+              <w:rPr>
+                <w:rFonts w:ascii="Arial" w:hAnsi="Arial"/>
+                <w:b w:val="0"/>
+                <w:sz w:val="14"/>
+              </w:rPr>
+              <w:t xml:space="preserve">Yes</w:t>
+            </w:r>
+          </w:p>
+        </w:tc>
+        <w:tc>
+          <w:tcPr>
+            <w:tcW w:w="3600" w:type="dxa"/>
+          </w:tcPr>
+          <w:p>
+            <w:pPr>
+              <w:spacing w:before="0" w:after="0"/>
+            </w:pPr>
+            <w:r>
+              <w:rPr>
+                <w:rFonts w:ascii="Arial" w:hAnsi="Arial"/>
+                <w:b w:val="0"/>
+                <w:sz w:val="14"/>
+              </w:rPr>
+              <w:t xml:space="preserve">Not a foreign key because it can refer to any table</w:t>
+            </w:r>
+          </w:p>
+        </w:tc>
+      </w:tr>
+      <w:tr>
+        <w:tc>
+          <w:tcPr>
+            <w:tcW w:w="1800" w:type="dxa"/>
+          </w:tcPr>
+          <w:p>
+            <w:pPr>
+              <w:spacing w:before="0" w:after="0"/>
+            </w:pPr>
+            <w:r>
+              <w:rPr>
+                <w:rFonts w:ascii="Arial" w:hAnsi="Arial"/>
+                <w:b w:val="0"/>
+                <w:sz w:val="14"/>
+              </w:rPr>
+              <w:t xml:space="preserve">occurred_at</w:t>
+            </w:r>
+          </w:p>
+        </w:tc>
+        <w:tc>
+          <w:tcPr>
+            <w:tcW w:w="3816" w:type="dxa"/>
+          </w:tcPr>
+          <w:p>
+            <w:pPr>
+              <w:spacing w:before="0" w:after="0"/>
+            </w:pPr>
+            <w:r>
+              <w:rPr>
+                <w:rFonts w:ascii="Arial" w:hAnsi="Arial"/>
+                <w:b w:val="0"/>
+                <w:sz w:val="14"/>
+              </w:rPr>
+              <w:t xml:space="preserve">Date and time the action occurred.</w:t>
+            </w:r>
+          </w:p>
+        </w:tc>
+        <w:tc>
+          <w:tcPr>
+            <w:tcW w:w="1512" w:type="dxa"/>
+          </w:tcPr>
+          <w:p>
+            <w:pPr>
+              <w:spacing w:before="0" w:after="0"/>
+            </w:pPr>
+            <w:r>
+              <w:rPr>
+                <w:rFonts w:ascii="Arial" w:hAnsi="Arial"/>
+                <w:b w:val="0"/>
+                <w:sz w:val="14"/>
+              </w:rPr>
+              <w:t xml:space="preserve">DATETIME</w:t>
+            </w:r>
+          </w:p>
+        </w:tc>
+        <w:tc>
+          <w:tcPr>
+            <w:tcW w:w="2232" w:type="dxa"/>
+          </w:tcPr>
+          <w:p>
+            <w:pPr>
+              <w:spacing w:before="0" w:after="0"/>
+            </w:pPr>
+            <w:r>
+              <w:rPr>
+                <w:rFonts w:ascii="Arial" w:hAnsi="Arial"/>
+                <w:b w:val="0"/>
+                <w:sz w:val="14"/>
+              </w:rPr>
+              <w:t xml:space="preserve">None</w:t>
+            </w:r>
+          </w:p>
+        </w:tc>
+        <w:tc>
+          <w:tcPr>
+            <w:tcW w:w="936" w:type="dxa"/>
+          </w:tcPr>
+          <w:p>
+            <w:pPr>
+              <w:spacing w:before="0" w:after="0"/>
+            </w:pPr>
+            <w:r>
+              <w:rPr>
+                <w:rFonts w:ascii="Arial" w:hAnsi="Arial"/>
+                <w:b w:val="0"/>
+                <w:sz w:val="14"/>
+              </w:rPr>
+              <w:t xml:space="preserve">Yes</w:t>
+            </w:r>
+          </w:p>
+        </w:tc>
+        <w:tc>
+          <w:tcPr>
+            <w:tcW w:w="3600" w:type="dxa"/>
+          </w:tcPr>
+          <w:p>
+            <w:pPr>
+              <w:spacing w:before="0" w:after="0"/>
+            </w:pPr>
+            <w:r>
+              <w:rPr>
+                <w:rFonts w:ascii="Arial" w:hAnsi="Arial"/>
+                <w:b w:val="0"/>
+                <w:sz w:val="14"/>
+              </w:rPr>
+              <w:t xml:space="preserve">Valid date/time; records are never updated or deleted</w:t>
+            </w:r>
+          </w:p>
+        </w:tc>
+      </w:tr>
+    </w:tbl>
+    <w:p>
+      <w:pPr>
+        <w:spacing w:after="20"/>
+      </w:pPr>
+    </w:p>
+    <w:p>
+      <w:pPr>
+        <w:pStyle w:val="Heading1"/>
+      </w:pPr>
+      <w:r>
+        <w:t>41. HEALTH_RESOURCE</w:t>
+      </w:r>
+    </w:p>
+    <w:p>
+      <w:pPr>
+        <w:spacing w:after="80"/>
+      </w:pPr>
+      <w:r>
+        <w:rPr>
+          <w:b/>
+        </w:rPr>
+        <w:t xml:space="preserve">Description: </w:t>
+      </w:r>
+      <w:r>
+        <w:t>Stores searchable pet-health reference material such as guides, FAQs, and condition overviews.</w:t>
+      </w:r>
+    </w:p>
+    <w:tbl>
+      <w:tblPr>
+        <w:tblStyle w:val="TableGrid"/>
+        <w:tblW w:w="0" w:type="auto"/>
+        <w:tblLook w:val="04A0" w:firstRow="1" w:lastRow="0" w:firstColumn="1" w:lastColumn="0" w:noHBand="0" w:noVBand="1"/>
+      </w:tblPr>
+      <w:tblGrid>
+        <w:gridCol w:w="1800"/>
+        <w:gridCol w:w="3816"/>
+        <w:gridCol w:w="1512"/>
+        <w:gridCol w:w="2232"/>
+        <w:gridCol w:w="936"/>
+        <w:gridCol w:w="3600"/>
+      </w:tblGrid>
+      <w:tr>
+        <w:tc>
+          <w:tcPr>
+            <w:tcW w:w="1800" w:type="dxa"/>
+            <w:shd w:fill="D9E2F3"/>
+          </w:tcPr>
+          <w:p>
+            <w:pPr>
+              <w:spacing w:before="0" w:after="0"/>
+            </w:pPr>
+            <w:r>
+              <w:rPr>
+                <w:rFonts w:ascii="Arial" w:hAnsi="Arial"/>
+                <w:b/>
+                <w:sz w:val="14"/>
+              </w:rPr>
+              <w:t xml:space="preserve">Field Name</w:t>
+            </w:r>
+          </w:p>
+        </w:tc>
+        <w:tc>
+          <w:tcPr>
+            <w:tcW w:w="3816" w:type="dxa"/>
+            <w:shd w:fill="D9E2F3"/>
+          </w:tcPr>
+          <w:p>
+            <w:pPr>
+              <w:spacing w:before="0" w:after="0"/>
+            </w:pPr>
+            <w:r>
+              <w:rPr>
+                <w:rFonts w:ascii="Arial" w:hAnsi="Arial"/>
+                <w:b/>
+                <w:sz w:val="14"/>
+              </w:rPr>
+              <w:t xml:space="preserve">Description</w:t>
+            </w:r>
+          </w:p>
+        </w:tc>
+        <w:tc>
+          <w:tcPr>
+            <w:tcW w:w="1512" w:type="dxa"/>
+            <w:shd w:fill="D9E2F3"/>
+          </w:tcPr>
+          <w:p>
+            <w:pPr>
+              <w:spacing w:before="0" w:after="0"/>
+            </w:pPr>
+            <w:r>
+              <w:rPr>
+                <w:rFonts w:ascii="Arial" w:hAnsi="Arial"/>
+                <w:b/>
+                <w:sz w:val="14"/>
+              </w:rPr>
+              <w:t xml:space="preserve">Data Type</w:t>
+            </w:r>
+          </w:p>
+        </w:tc>
+        <w:tc>
+          <w:tcPr>
+            <w:tcW w:w="2232" w:type="dxa"/>
+            <w:shd w:fill="D9E2F3"/>
+          </w:tcPr>
+          <w:p>
+            <w:pPr>
+              <w:spacing w:before="0" w:after="0"/>
+            </w:pPr>
+            <w:r>
+              <w:rPr>
+                <w:rFonts w:ascii="Arial" w:hAnsi="Arial"/>
+                <w:b/>
+                <w:sz w:val="14"/>
+              </w:rPr>
+              <w:t xml:space="preserve">Key</w:t>
+            </w:r>
+          </w:p>
+        </w:tc>
+        <w:tc>
+          <w:tcPr>
+            <w:tcW w:w="936" w:type="dxa"/>
+            <w:shd w:fill="D9E2F3"/>
+          </w:tcPr>
+          <w:p>
+            <w:pPr>
+              <w:spacing w:before="0" w:after="0"/>
+            </w:pPr>
+            <w:r>
+              <w:rPr>
+                <w:rFonts w:ascii="Arial" w:hAnsi="Arial"/>
+                <w:b/>
+                <w:sz w:val="14"/>
+              </w:rPr>
+              <w:t xml:space="preserve">Required</w:t>
+            </w:r>
+          </w:p>
+        </w:tc>
+        <w:tc>
+          <w:tcPr>
+            <w:tcW w:w="3600" w:type="dxa"/>
+            <w:shd w:fill="D9E2F3"/>
+          </w:tcPr>
+          <w:p>
+            <w:pPr>
+              <w:spacing w:before="0" w:after="0"/>
+            </w:pPr>
+            <w:r>
+              <w:rPr>
+                <w:rFonts w:ascii="Arial" w:hAnsi="Arial"/>
+                <w:b/>
+                <w:sz w:val="14"/>
+              </w:rPr>
+              <w:t xml:space="preserve">Allowed Values / Constraints</w:t>
+            </w:r>
+          </w:p>
+        </w:tc>
+      </w:tr>
+      <w:tr>
+        <w:tc>
+          <w:tcPr>
+            <w:tcW w:w="1800" w:type="dxa"/>
+          </w:tcPr>
+          <w:p>
+            <w:pPr>
+              <w:spacing w:before="0" w:after="0"/>
+            </w:pPr>
+            <w:r>
+              <w:rPr>
+                <w:rFonts w:ascii="Arial" w:hAnsi="Arial"/>
+                <w:b w:val="0"/>
+                <w:sz w:val="14"/>
+              </w:rPr>
+              <w:t xml:space="preserve">resource_id</w:t>
+            </w:r>
+          </w:p>
+        </w:tc>
+        <w:tc>
+          <w:tcPr>
+            <w:tcW w:w="3816" w:type="dxa"/>
+          </w:tcPr>
+          <w:p>
+            <w:pPr>
+              <w:spacing w:before="0" w:after="0"/>
+            </w:pPr>
+            <w:r>
+              <w:rPr>
+                <w:rFonts w:ascii="Arial" w:hAnsi="Arial"/>
+                <w:b w:val="0"/>
+                <w:sz w:val="14"/>
+              </w:rPr>
+              <w:t xml:space="preserve">Unique health resource identifier.</w:t>
+            </w:r>
+          </w:p>
+        </w:tc>
+        <w:tc>
+          <w:tcPr>
+            <w:tcW w:w="1512" w:type="dxa"/>
+          </w:tcPr>
+          <w:p>
+            <w:pPr>
+              <w:spacing w:before="0" w:after="0"/>
+            </w:pPr>
+            <w:r>
+              <w:rPr>
+                <w:rFonts w:ascii="Arial" w:hAnsi="Arial"/>
+                <w:b w:val="0"/>
+                <w:sz w:val="14"/>
+              </w:rPr>
+              <w:t xml:space="preserve">INT UNSIGNED</w:t>
+            </w:r>
+          </w:p>
+        </w:tc>
+        <w:tc>
+          <w:tcPr>
+            <w:tcW w:w="2232" w:type="dxa"/>
+          </w:tcPr>
+          <w:p>
+            <w:pPr>
+              <w:spacing w:before="0" w:after="0"/>
+            </w:pPr>
+            <w:r>
+              <w:rPr>
+                <w:rFonts w:ascii="Arial" w:hAnsi="Arial"/>
+                <w:b w:val="0"/>
+                <w:sz w:val="14"/>
+              </w:rPr>
+              <w:t xml:space="preserve">PK</w:t>
+            </w:r>
+          </w:p>
+        </w:tc>
+        <w:tc>
+          <w:tcPr>
+            <w:tcW w:w="936" w:type="dxa"/>
+          </w:tcPr>
+          <w:p>
+            <w:pPr>
+              <w:spacing w:before="0" w:after="0"/>
+            </w:pPr>
+            <w:r>
+              <w:rPr>
+                <w:rFonts w:ascii="Arial" w:hAnsi="Arial"/>
+                <w:b w:val="0"/>
+                <w:sz w:val="14"/>
+              </w:rPr>
+              <w:t xml:space="preserve">Yes</w:t>
+            </w:r>
+          </w:p>
+        </w:tc>
+        <w:tc>
+          <w:tcPr>
+            <w:tcW w:w="3600" w:type="dxa"/>
+          </w:tcPr>
+          <w:p>
+            <w:pPr>
+              <w:spacing w:before="0" w:after="0"/>
+            </w:pPr>
+            <w:r>
+              <w:rPr>
+                <w:rFonts w:ascii="Arial" w:hAnsi="Arial"/>
+                <w:b w:val="0"/>
+                <w:sz w:val="14"/>
+              </w:rPr>
+              <w:t xml:space="preserve">Auto-increment</w:t>
+            </w:r>
+          </w:p>
+        </w:tc>
+      </w:tr>
+      <w:tr>
+        <w:tc>
+          <w:tcPr>
+            <w:tcW w:w="1800" w:type="dxa"/>
+          </w:tcPr>
+          <w:p>
+            <w:pPr>
+              <w:spacing w:before="0" w:after="0"/>
+            </w:pPr>
+            <w:r>
+              <w:rPr>
+                <w:rFonts w:ascii="Arial" w:hAnsi="Arial"/>
+                <w:b w:val="0"/>
+                <w:sz w:val="14"/>
+              </w:rPr>
+              <w:t xml:space="preserve">author_user_id</w:t>
+            </w:r>
+          </w:p>
+        </w:tc>
+        <w:tc>
+          <w:tcPr>
+            <w:tcW w:w="3816" w:type="dxa"/>
+          </w:tcPr>
+          <w:p>
+            <w:pPr>
+              <w:spacing w:before="0" w:after="0"/>
+            </w:pPr>
+            <w:r>
+              <w:rPr>
+                <w:rFonts w:ascii="Arial" w:hAnsi="Arial"/>
+                <w:b w:val="0"/>
+                <w:sz w:val="14"/>
+              </w:rPr>
+              <w:t xml:space="preserve">User who wrote the resource, if any.</w:t>
+            </w:r>
+          </w:p>
+        </w:tc>
+        <w:tc>
+          <w:tcPr>
+            <w:tcW w:w="1512" w:type="dxa"/>
+          </w:tcPr>
+          <w:p>
+            <w:pPr>
+              <w:spacing w:before="0" w:after="0"/>
+            </w:pPr>
+            <w:r>
+              <w:rPr>
+                <w:rFonts w:ascii="Arial" w:hAnsi="Arial"/>
+                <w:b w:val="0"/>
+                <w:sz w:val="14"/>
+              </w:rPr>
+              <w:t xml:space="preserve">INT UNSIGNED</w:t>
+            </w:r>
+          </w:p>
+        </w:tc>
+        <w:tc>
+          <w:tcPr>
+            <w:tcW w:w="2232" w:type="dxa"/>
+          </w:tcPr>
+          <w:p>
+            <w:pPr>
+              <w:spacing w:before="0" w:after="0"/>
+            </w:pPr>
+            <w:r>
+              <w:rPr>
+                <w:rFonts w:ascii="Arial" w:hAnsi="Arial"/>
+                <w:b w:val="0"/>
+                <w:sz w:val="14"/>
+              </w:rPr>
+              <w:t xml:space="preserve">FK → USER.user_id</w:t>
+            </w:r>
+          </w:p>
+        </w:tc>
+        <w:tc>
+          <w:tcPr>
+            <w:tcW w:w="936" w:type="dxa"/>
+          </w:tcPr>
+          <w:p>
+            <w:pPr>
+              <w:spacing w:before="0" w:after="0"/>
+            </w:pPr>
+            <w:r>
+              <w:rPr>
+                <w:rFonts w:ascii="Arial" w:hAnsi="Arial"/>
+                <w:b w:val="0"/>
+                <w:sz w:val="14"/>
+              </w:rPr>
+              <w:t xml:space="preserve">No</w:t>
+            </w:r>
+          </w:p>
+        </w:tc>
+        <w:tc>
+          <w:tcPr>
+            <w:tcW w:w="3600" w:type="dxa"/>
+          </w:tcPr>
+          <w:p>
+            <w:pPr>
+              <w:spacing w:before="0" w:after="0"/>
+            </w:pPr>
+            <w:r>
+              <w:rPr>
+                <w:rFonts w:ascii="Arial" w:hAnsi="Arial"/>
+                <w:b w:val="0"/>
+                <w:sz w:val="14"/>
+              </w:rPr>
+              <w:t xml:space="preserve">Existing user; null for system-provided content</w:t>
+            </w:r>
+          </w:p>
+        </w:tc>
+      </w:tr>
+      <w:tr>
+        <w:tc>
+          <w:tcPr>
+            <w:tcW w:w="1800" w:type="dxa"/>
+          </w:tcPr>
+          <w:p>
+            <w:pPr>
+              <w:spacing w:before="0" w:after="0"/>
+            </w:pPr>
+            <w:r>
+              <w:rPr>
+                <w:rFonts w:ascii="Arial" w:hAnsi="Arial"/>
+                <w:b w:val="0"/>
+                <w:sz w:val="14"/>
+              </w:rPr>
+              <w:t xml:space="preserve">title</w:t>
+            </w:r>
+          </w:p>
+        </w:tc>
+        <w:tc>
+          <w:tcPr>
+            <w:tcW w:w="3816" w:type="dxa"/>
+          </w:tcPr>
+          <w:p>
+            <w:pPr>
+              <w:spacing w:before="0" w:after="0"/>
+            </w:pPr>
+            <w:r>
+              <w:rPr>
+                <w:rFonts w:ascii="Arial" w:hAnsi="Arial"/>
+                <w:b w:val="0"/>
+                <w:sz w:val="14"/>
+              </w:rPr>
+              <w:t xml:space="preserve">Resource title.</w:t>
+            </w:r>
+          </w:p>
+        </w:tc>
+        <w:tc>
+          <w:tcPr>
+            <w:tcW w:w="1512" w:type="dxa"/>
+          </w:tcPr>
+          <w:p>
+            <w:pPr>
+              <w:spacing w:before="0" w:after="0"/>
+            </w:pPr>
+            <w:r>
+              <w:rPr>
+                <w:rFonts w:ascii="Arial" w:hAnsi="Arial"/>
+                <w:b w:val="0"/>
+                <w:sz w:val="14"/>
+              </w:rPr>
+              <w:t xml:space="preserve">VARCHAR(200)</w:t>
+            </w:r>
+          </w:p>
+        </w:tc>
+        <w:tc>
+          <w:tcPr>
+            <w:tcW w:w="2232" w:type="dxa"/>
+          </w:tcPr>
+          <w:p>
+            <w:pPr>
+              <w:spacing w:before="0" w:after="0"/>
+            </w:pPr>
+            <w:r>
+              <w:rPr>
+                <w:rFonts w:ascii="Arial" w:hAnsi="Arial"/>
+                <w:b w:val="0"/>
+                <w:sz w:val="14"/>
+              </w:rPr>
+              <w:t xml:space="preserve">None</w:t>
+            </w:r>
+          </w:p>
+        </w:tc>
+        <w:tc>
+          <w:tcPr>
+            <w:tcW w:w="936" w:type="dxa"/>
+          </w:tcPr>
+          <w:p>
+            <w:pPr>
+              <w:spacing w:before="0" w:after="0"/>
+            </w:pPr>
+            <w:r>
+              <w:rPr>
+                <w:rFonts w:ascii="Arial" w:hAnsi="Arial"/>
+                <w:b w:val="0"/>
+                <w:sz w:val="14"/>
+              </w:rPr>
+              <w:t xml:space="preserve">Yes</w:t>
+            </w:r>
+          </w:p>
+        </w:tc>
+        <w:tc>
+          <w:tcPr>
+            <w:tcW w:w="3600" w:type="dxa"/>
+          </w:tcPr>
+          <w:p>
+            <w:pPr>
+              <w:spacing w:before="0" w:after="0"/>
+            </w:pPr>
+            <w:r>
+              <w:rPr>
+                <w:rFonts w:ascii="Arial" w:hAnsi="Arial"/>
+                <w:b w:val="0"/>
+                <w:sz w:val="14"/>
+              </w:rPr>
+              <w:t xml:space="preserve">Non-empty text</w:t>
+            </w:r>
+          </w:p>
+        </w:tc>
+      </w:tr>
+      <w:tr>
+        <w:tc>
+          <w:tcPr>
+            <w:tcW w:w="1800" w:type="dxa"/>
+          </w:tcPr>
+          <w:p>
+            <w:pPr>
+              <w:spacing w:before="0" w:after="0"/>
+            </w:pPr>
+            <w:r>
+              <w:rPr>
+                <w:rFonts w:ascii="Arial" w:hAnsi="Arial"/>
+                <w:b w:val="0"/>
+                <w:sz w:val="14"/>
+              </w:rPr>
+              <w:t xml:space="preserve">resource_type</w:t>
+            </w:r>
+          </w:p>
+        </w:tc>
+        <w:tc>
+          <w:tcPr>
+            <w:tcW w:w="3816" w:type="dxa"/>
+          </w:tcPr>
+          <w:p>
+            <w:pPr>
+              <w:spacing w:before="0" w:after="0"/>
+            </w:pPr>
+            <w:r>
+              <w:rPr>
+                <w:rFonts w:ascii="Arial" w:hAnsi="Arial"/>
+                <w:b w:val="0"/>
+                <w:sz w:val="14"/>
+              </w:rPr>
+              <w:t xml:space="preserve">Category of resource.</w:t>
+            </w:r>
+          </w:p>
+        </w:tc>
+        <w:tc>
+          <w:tcPr>
+            <w:tcW w:w="1512" w:type="dxa"/>
+          </w:tcPr>
+          <w:p>
+            <w:pPr>
+              <w:spacing w:before="0" w:after="0"/>
+            </w:pPr>
+            <w:r>
+              <w:rPr>
+                <w:rFonts w:ascii="Arial" w:hAnsi="Arial"/>
+                <w:b w:val="0"/>
+                <w:sz w:val="14"/>
+              </w:rPr>
+              <w:t xml:space="preserve">VARCHAR(30)</w:t>
+            </w:r>
+          </w:p>
+        </w:tc>
+        <w:tc>
+          <w:tcPr>
+            <w:tcW w:w="2232" w:type="dxa"/>
+          </w:tcPr>
+          <w:p>
+            <w:pPr>
+              <w:spacing w:before="0" w:after="0"/>
+            </w:pPr>
+            <w:r>
+              <w:rPr>
+                <w:rFonts w:ascii="Arial" w:hAnsi="Arial"/>
+                <w:b w:val="0"/>
+                <w:sz w:val="14"/>
+              </w:rPr>
+              <w:t xml:space="preserve">None</w:t>
+            </w:r>
+          </w:p>
+        </w:tc>
+        <w:tc>
+          <w:tcPr>
+            <w:tcW w:w="936" w:type="dxa"/>
+          </w:tcPr>
+          <w:p>
+            <w:pPr>
+              <w:spacing w:before="0" w:after="0"/>
+            </w:pPr>
+            <w:r>
+              <w:rPr>
+                <w:rFonts w:ascii="Arial" w:hAnsi="Arial"/>
+                <w:b w:val="0"/>
+                <w:sz w:val="14"/>
+              </w:rPr>
+              <w:t xml:space="preserve">Yes</w:t>
+            </w:r>
+          </w:p>
+        </w:tc>
+        <w:tc>
+          <w:tcPr>
+            <w:tcW w:w="3600" w:type="dxa"/>
+          </w:tcPr>
+          <w:p>
+            <w:pPr>
+              <w:spacing w:before="0" w:after="0"/>
+            </w:pPr>
+            <w:r>
+              <w:rPr>
+                <w:rFonts w:ascii="Arial" w:hAnsi="Arial"/>
+                <w:b w:val="0"/>
+                <w:sz w:val="14"/>
+              </w:rPr>
+              <w:t xml:space="preserve">guide, faq, condition, symptom, medication (confirm with team)</w:t>
+            </w:r>
+          </w:p>
+        </w:tc>
+      </w:tr>
+      <w:tr>
+        <w:tc>
+          <w:tcPr>
+            <w:tcW w:w="1800" w:type="dxa"/>
+          </w:tcPr>
+          <w:p>
+            <w:pPr>
+              <w:spacing w:before="0" w:after="0"/>
+            </w:pPr>
+            <w:r>
+              <w:rPr>
+                <w:rFonts w:ascii="Arial" w:hAnsi="Arial"/>
+                <w:b w:val="0"/>
+                <w:sz w:val="14"/>
+              </w:rPr>
+              <w:t xml:space="preserve">body</w:t>
+            </w:r>
+          </w:p>
+        </w:tc>
+        <w:tc>
+          <w:tcPr>
+            <w:tcW w:w="3816" w:type="dxa"/>
+          </w:tcPr>
+          <w:p>
+            <w:pPr>
+              <w:spacing w:before="0" w:after="0"/>
+            </w:pPr>
+            <w:r>
+              <w:rPr>
+                <w:rFonts w:ascii="Arial" w:hAnsi="Arial"/>
+                <w:b w:val="0"/>
+                <w:sz w:val="14"/>
+              </w:rPr>
+              <w:t xml:space="preserve">Main content of the resource.</w:t>
+            </w:r>
+          </w:p>
+        </w:tc>
+        <w:tc>
+          <w:tcPr>
+            <w:tcW w:w="1512" w:type="dxa"/>
+          </w:tcPr>
+          <w:p>
+            <w:pPr>
+              <w:spacing w:before="0" w:after="0"/>
+            </w:pPr>
+            <w:r>
+              <w:rPr>
+                <w:rFonts w:ascii="Arial" w:hAnsi="Arial"/>
+                <w:b w:val="0"/>
+                <w:sz w:val="14"/>
+              </w:rPr>
+              <w:t xml:space="preserve">TEXT</w:t>
+            </w:r>
+          </w:p>
+        </w:tc>
+        <w:tc>
+          <w:tcPr>
+            <w:tcW w:w="2232" w:type="dxa"/>
+          </w:tcPr>
+          <w:p>
+            <w:pPr>
+              <w:spacing w:before="0" w:after="0"/>
+            </w:pPr>
+            <w:r>
+              <w:rPr>
+                <w:rFonts w:ascii="Arial" w:hAnsi="Arial"/>
+                <w:b w:val="0"/>
+                <w:sz w:val="14"/>
+              </w:rPr>
+              <w:t xml:space="preserve">None</w:t>
+            </w:r>
+          </w:p>
+        </w:tc>
+        <w:tc>
+          <w:tcPr>
+            <w:tcW w:w="936" w:type="dxa"/>
+          </w:tcPr>
+          <w:p>
+            <w:pPr>
+              <w:spacing w:before="0" w:after="0"/>
+            </w:pPr>
+            <w:r>
+              <w:rPr>
+                <w:rFonts w:ascii="Arial" w:hAnsi="Arial"/>
+                <w:b w:val="0"/>
+                <w:sz w:val="14"/>
+              </w:rPr>
+              <w:t xml:space="preserve">Yes</w:t>
+            </w:r>
+          </w:p>
+        </w:tc>
+        <w:tc>
+          <w:tcPr>
+            <w:tcW w:w="3600" w:type="dxa"/>
+          </w:tcPr>
+          <w:p>
+            <w:pPr>
+              <w:spacing w:before="0" w:after="0"/>
+            </w:pPr>
+            <w:r>
+              <w:rPr>
+                <w:rFonts w:ascii="Arial" w:hAnsi="Arial"/>
+                <w:b w:val="0"/>
+                <w:sz w:val="14"/>
+              </w:rPr>
+              <w:t xml:space="preserve">Non-empty text</w:t>
+            </w:r>
+          </w:p>
+        </w:tc>
+      </w:tr>
+      <w:tr>
+        <w:tc>
+          <w:tcPr>
+            <w:tcW w:w="1800" w:type="dxa"/>
+          </w:tcPr>
+          <w:p>
+            <w:pPr>
+              <w:spacing w:before="0" w:after="0"/>
+            </w:pPr>
+            <w:r>
+              <w:rPr>
+                <w:rFonts w:ascii="Arial" w:hAnsi="Arial"/>
+                <w:b w:val="0"/>
+                <w:sz w:val="14"/>
+              </w:rPr>
+              <w:t xml:space="preserve">keywords</w:t>
+            </w:r>
+          </w:p>
+        </w:tc>
+        <w:tc>
+          <w:tcPr>
+            <w:tcW w:w="3816" w:type="dxa"/>
+          </w:tcPr>
+          <w:p>
+            <w:pPr>
+              <w:spacing w:before="0" w:after="0"/>
+            </w:pPr>
+            <w:r>
+              <w:rPr>
+                <w:rFonts w:ascii="Arial" w:hAnsi="Arial"/>
+                <w:b w:val="0"/>
+                <w:sz w:val="14"/>
+              </w:rPr>
+              <w:t xml:space="preserve">Search terms for the resource.</w:t>
+            </w:r>
+          </w:p>
+        </w:tc>
+        <w:tc>
+          <w:tcPr>
+            <w:tcW w:w="1512" w:type="dxa"/>
+          </w:tcPr>
+          <w:p>
+            <w:pPr>
+              <w:spacing w:before="0" w:after="0"/>
+            </w:pPr>
+            <w:r>
+              <w:rPr>
+                <w:rFonts w:ascii="Arial" w:hAnsi="Arial"/>
+                <w:b w:val="0"/>
+                <w:sz w:val="14"/>
+              </w:rPr>
+              <w:t xml:space="preserve">VARCHAR(500)</w:t>
+            </w:r>
+          </w:p>
+        </w:tc>
+        <w:tc>
+          <w:tcPr>
+            <w:tcW w:w="2232" w:type="dxa"/>
+          </w:tcPr>
+          <w:p>
+            <w:pPr>
+              <w:spacing w:before="0" w:after="0"/>
+            </w:pPr>
+            <w:r>
+              <w:rPr>
+                <w:rFonts w:ascii="Arial" w:hAnsi="Arial"/>
+                <w:b w:val="0"/>
+                <w:sz w:val="14"/>
+              </w:rPr>
+              <w:t xml:space="preserve">None</w:t>
+            </w:r>
+          </w:p>
+        </w:tc>
+        <w:tc>
+          <w:tcPr>
+            <w:tcW w:w="936" w:type="dxa"/>
+          </w:tcPr>
+          <w:p>
+            <w:pPr>
+              <w:spacing w:before="0" w:after="0"/>
+            </w:pPr>
+            <w:r>
+              <w:rPr>
+                <w:rFonts w:ascii="Arial" w:hAnsi="Arial"/>
+                <w:b w:val="0"/>
+                <w:sz w:val="14"/>
+              </w:rPr>
+              <w:t xml:space="preserve">No</w:t>
+            </w:r>
+          </w:p>
+        </w:tc>
+        <w:tc>
+          <w:tcPr>
+            <w:tcW w:w="3600" w:type="dxa"/>
+          </w:tcPr>
+          <w:p>
+            <w:pPr>
+              <w:spacing w:before="0" w:after="0"/>
+            </w:pPr>
+            <w:r>
+              <w:rPr>
+                <w:rFonts w:ascii="Arial" w:hAnsi="Arial"/>
+                <w:b w:val="0"/>
+                <w:sz w:val="14"/>
+              </w:rPr>
+              <w:t xml:space="preserve">Comma-separated text</w:t>
+            </w:r>
+          </w:p>
+        </w:tc>
+      </w:tr>
+      <w:tr>
+        <w:tc>
+          <w:tcPr>
+            <w:tcW w:w="1800" w:type="dxa"/>
+          </w:tcPr>
+          <w:p>
+            <w:pPr>
+              <w:spacing w:before="0" w:after="0"/>
+            </w:pPr>
+            <w:r>
+              <w:rPr>
+                <w:rFonts w:ascii="Arial" w:hAnsi="Arial"/>
+                <w:b w:val="0"/>
+                <w:sz w:val="14"/>
+              </w:rPr>
+              <w:t xml:space="preserve">is_active</w:t>
+            </w:r>
+          </w:p>
+        </w:tc>
+        <w:tc>
+          <w:tcPr>
+            <w:tcW w:w="3816" w:type="dxa"/>
+          </w:tcPr>
+          <w:p>
+            <w:pPr>
+              <w:spacing w:before="0" w:after="0"/>
+            </w:pPr>
+            <w:r>
+              <w:rPr>
+                <w:rFonts w:ascii="Arial" w:hAnsi="Arial"/>
+                <w:b w:val="0"/>
+                <w:sz w:val="14"/>
+              </w:rPr>
+              <w:t xml:space="preserve">Whether the resource is visible.</w:t>
+            </w:r>
+          </w:p>
+        </w:tc>
+        <w:tc>
+          <w:tcPr>
+            <w:tcW w:w="1512" w:type="dxa"/>
+          </w:tcPr>
+          <w:p>
+            <w:pPr>
+              <w:spacing w:before="0" w:after="0"/>
+            </w:pPr>
+            <w:r>
+              <w:rPr>
+                <w:rFonts w:ascii="Arial" w:hAnsi="Arial"/>
+                <w:b w:val="0"/>
+                <w:sz w:val="14"/>
+              </w:rPr>
+              <w:t xml:space="preserve">BOOLEAN</w:t>
+            </w:r>
+          </w:p>
+        </w:tc>
+        <w:tc>
+          <w:tcPr>
+            <w:tcW w:w="2232" w:type="dxa"/>
+          </w:tcPr>
+          <w:p>
+            <w:pPr>
+              <w:spacing w:before="0" w:after="0"/>
+            </w:pPr>
+            <w:r>
+              <w:rPr>
+                <w:rFonts w:ascii="Arial" w:hAnsi="Arial"/>
+                <w:b w:val="0"/>
+                <w:sz w:val="14"/>
+              </w:rPr>
+              <w:t xml:space="preserve">None</w:t>
+            </w:r>
+          </w:p>
+        </w:tc>
+        <w:tc>
+          <w:tcPr>
+            <w:tcW w:w="936" w:type="dxa"/>
+          </w:tcPr>
+          <w:p>
+            <w:pPr>
+              <w:spacing w:before="0" w:after="0"/>
+            </w:pPr>
+            <w:r>
+              <w:rPr>
+                <w:rFonts w:ascii="Arial" w:hAnsi="Arial"/>
+                <w:b w:val="0"/>
+                <w:sz w:val="14"/>
+              </w:rPr>
+              <w:t xml:space="preserve">Yes</w:t>
+            </w:r>
+          </w:p>
+        </w:tc>
+        <w:tc>
+          <w:tcPr>
+            <w:tcW w:w="3600" w:type="dxa"/>
+          </w:tcPr>
+          <w:p>
+            <w:pPr>
+              <w:spacing w:before="0" w:after="0"/>
+            </w:pPr>
+            <w:r>
+              <w:rPr>
+                <w:rFonts w:ascii="Arial" w:hAnsi="Arial"/>
+                <w:b w:val="0"/>
+                <w:sz w:val="14"/>
+              </w:rPr>
+              <w:t xml:space="preserve">TRUE/FALSE; default TRUE recommended</w:t>
+            </w:r>
+          </w:p>
+        </w:tc>
+      </w:tr>
+    </w:tbl>
+    <w:p>
+      <w:pPr>
+        <w:spacing w:after="20"/>
+      </w:pPr>
+    </w:p>
     <w:p xmlns:wp14="http://schemas.microsoft.com/office/word/2010/wordml" wp14:textId="77777777">
       <w:pPr>
         <w:pStyle w:val="Heading1"/>
